--- a/transcripts/Oilfield 360/OF360 Transcript Files/OF360-03-26-Neal Lux.docx
+++ b/transcripts/Oilfield 360/OF360 Transcript Files/OF360-03-26-Neal Lux.docx
@@ -1,7 +1,6 @@
 
 <file path=word/document.xml><?xml version="1.0" encoding="utf-8"?>
-<w:document xmlns:wpc="http://schemas.microsoft.com/office/word/2010/wordprocessingCanvas" xmlns:mc="http://schemas.openxmlformats.org/markup-compatibility/2006" xmlns:o="urn:schemas-microsoft-com:office:office" xmlns:r="http://schemas.openxmlformats.org/officeDocument/2006/relationships" xmlns:m="http://schemas.openxmlformats.org/officeDocument/2006/math" xmlns:v="urn:schemas-microsoft-com:vml" xmlns:wp14="http://schemas.microsoft.com/office/word/2010/wordprocessingDrawing" xmlns:wp="http://schemas.openxmlformats.org/drawingml/2006/wordprocessingDrawing" xmlns:w10="urn:schemas-microsoft-com:office:word" xmlns:w="http://schemas.openxmlformats.org/wordprocessingml/2006/main" xmlns:w14="http://schemas.microsoft.com/office/word/2010/wordml" xmlns:w15="http://schemas.microsoft.com/office/word/2012/wordml" xmlns:wpg="http://schemas.microsoft.com/office/word/2010/wordprocessingGroup" xmlns:wpi="http://schemas.microsoft.com/office/word/2010/wordprocessingInk" xmlns:wne="http://schemas.microsoft.com/office/word/2006/wordml" xmlns:wps="http://schemas.microsoft.com/office/word/2010/wordprocessingShape" mc:Ignorable="w14 w15 wp14">
-  <w:background w:color="FFFFFF"/>
+<w:document xmlns:wpc="http://schemas.microsoft.com/office/word/2010/wordprocessingCanvas" xmlns:mc="http://schemas.openxmlformats.org/markup-compatibility/2006" xmlns:o="urn:schemas-microsoft-com:office:office" xmlns:r="http://schemas.openxmlformats.org/officeDocument/2006/relationships" xmlns:m="http://schemas.openxmlformats.org/officeDocument/2006/math" xmlns:v="urn:schemas-microsoft-com:vml" xmlns:wp14="http://schemas.microsoft.com/office/word/2010/wordprocessingDrawing" xmlns:wp="http://schemas.openxmlformats.org/drawingml/2006/wordprocessingDrawing" xmlns:w10="urn:schemas-microsoft-com:office:word" xmlns:w="http://schemas.openxmlformats.org/wordprocessingml/2006/main" xmlns:w14="http://schemas.microsoft.com/office/word/2010/wordml" xmlns:w15="http://schemas.microsoft.com/office/word/2012/wordml" xmlns:wpg="http://schemas.microsoft.com/office/word/2010/wordprocessingGroup" xmlns:wpi="http://schemas.microsoft.com/office/word/2010/wordprocessingInk" xmlns:wne="http://schemas.microsoft.com/office/word/2006/wordml" xmlns:wps="http://schemas.microsoft.com/office/word/2010/wordprocessingShape" xmlns:cx="http://schemas.microsoft.com/office/drawing/2014/chartex" xmlns:cx1="http://schemas.microsoft.com/office/drawing/2015/9/8/chartex" xmlns:cx2="http://schemas.microsoft.com/office/drawing/2015/10/21/chartex" xmlns:cx3="http://schemas.microsoft.com/office/drawing/2016/5/9/chartex" xmlns:cx4="http://schemas.microsoft.com/office/drawing/2016/5/10/chartex" xmlns:cx5="http://schemas.microsoft.com/office/drawing/2016/5/11/chartex" xmlns:cx6="http://schemas.microsoft.com/office/drawing/2016/5/12/chartex" xmlns:cx7="http://schemas.microsoft.com/office/drawing/2016/5/13/chartex" xmlns:cx8="http://schemas.microsoft.com/office/drawing/2016/5/14/chartex" xmlns:aink="http://schemas.microsoft.com/office/drawing/2016/ink" xmlns:am3d="http://schemas.microsoft.com/office/drawing/2017/model3d" xmlns:w16cex="http://schemas.microsoft.com/office/word/2018/wordml/cex" xmlns:w16cid="http://schemas.microsoft.com/office/word/2016/wordml/cid" xmlns:w16="http://schemas.microsoft.com/office/word/2018/wordml" xmlns:w16sdtdh="http://schemas.microsoft.com/office/word/2020/wordml/sdtdatahash" xmlns:w16se="http://schemas.microsoft.com/office/word/2015/wordml/symex" mc:Ignorable="w14 w15 wp14">
   <w:body>
     <w:p>
       <w:pPr>
@@ -26,8 +25,8 @@
       </w:r>
       <w:r>
         <w:rPr>
-          <w:b w:val="true"/>
-          <w:bCs w:val="true"/>
+          <w:b/>
+          <w:bCs/>
           <w:color w:val="489872"/>
         </w:rPr>
         <w:t xml:space="preserve">AI:</w:t>
@@ -51,8 +50,8 @@
       </w:r>
       <w:r>
         <w:rPr>
-          <w:b w:val="true"/>
-          <w:bCs w:val="true"/>
+          <w:b/>
+          <w:bCs/>
           <w:color w:val="489872"/>
         </w:rPr>
         <w:t xml:space="preserve">AI:</w:t>
@@ -76,8 +75,8 @@
       </w:r>
       <w:r>
         <w:rPr>
-          <w:b w:val="true"/>
-          <w:bCs w:val="true"/>
+          <w:b/>
+          <w:bCs/>
           <w:color w:val="489872"/>
         </w:rPr>
         <w:t xml:space="preserve">AI:</w:t>
@@ -110,8 +109,8 @@
       </w:r>
       <w:r>
         <w:rPr>
-          <w:b w:val="true"/>
-          <w:bCs w:val="true"/>
+          <w:b/>
+          <w:bCs/>
           <w:color w:val="489872"/>
         </w:rPr>
         <w:t xml:space="preserve">AI:</w:t>
@@ -135,8 +134,8 @@
       </w:r>
       <w:r>
         <w:rPr>
-          <w:b w:val="true"/>
-          <w:bCs w:val="true"/>
+          <w:b/>
+          <w:bCs/>
           <w:color w:val="9C5DE1"/>
         </w:rPr>
         <w:t xml:space="preserve">David de Roode:</w:t>
@@ -169,8 +168,8 @@
       </w:r>
       <w:r>
         <w:rPr>
-          <w:b w:val="true"/>
-          <w:bCs w:val="true"/>
+          <w:b/>
+          <w:bCs/>
           <w:color w:val="DC7D3E"/>
         </w:rPr>
         <w:t xml:space="preserve">Victoria Beard Queen:</w:t>
@@ -194,8 +193,8 @@
       </w:r>
       <w:r>
         <w:rPr>
-          <w:b w:val="true"/>
-          <w:bCs w:val="true"/>
+          <w:b/>
+          <w:bCs/>
           <w:color w:val="9C5DE1"/>
         </w:rPr>
         <w:t xml:space="preserve">David de Roode:</w:t>
@@ -219,8 +218,8 @@
       </w:r>
       <w:r>
         <w:rPr>
-          <w:b w:val="true"/>
-          <w:bCs w:val="true"/>
+          <w:b/>
+          <w:bCs/>
           <w:color w:val="DC7D3E"/>
         </w:rPr>
         <w:t xml:space="preserve">Victoria Beard Queen:</w:t>
@@ -244,8 +243,8 @@
       </w:r>
       <w:r>
         <w:rPr>
-          <w:b w:val="true"/>
-          <w:bCs w:val="true"/>
+          <w:b/>
+          <w:bCs/>
           <w:color w:val="9C5DE1"/>
         </w:rPr>
         <w:t xml:space="preserve">David de Roode:</w:t>
@@ -269,8 +268,8 @@
       </w:r>
       <w:r>
         <w:rPr>
-          <w:b w:val="true"/>
-          <w:bCs w:val="true"/>
+          <w:b/>
+          <w:bCs/>
           <w:color w:val="DC7D3E"/>
         </w:rPr>
         <w:t xml:space="preserve">Victoria Beard Queen:</w:t>
@@ -294,8 +293,8 @@
       </w:r>
       <w:r>
         <w:rPr>
-          <w:b w:val="true"/>
-          <w:bCs w:val="true"/>
+          <w:b/>
+          <w:bCs/>
           <w:color w:val="9C5DE1"/>
         </w:rPr>
         <w:t xml:space="preserve">David de Roode:</w:t>
@@ -319,8 +318,8 @@
       </w:r>
       <w:r>
         <w:rPr>
-          <w:b w:val="true"/>
-          <w:bCs w:val="true"/>
+          <w:b/>
+          <w:bCs/>
           <w:color w:val="DC7D3E"/>
         </w:rPr>
         <w:t xml:space="preserve">Victoria Beard Queen:</w:t>
@@ -344,8 +343,8 @@
       </w:r>
       <w:r>
         <w:rPr>
-          <w:b w:val="true"/>
-          <w:bCs w:val="true"/>
+          <w:b/>
+          <w:bCs/>
           <w:color w:val="9C5DE1"/>
         </w:rPr>
         <w:t xml:space="preserve">David de Roode:</w:t>
@@ -369,8 +368,8 @@
       </w:r>
       <w:r>
         <w:rPr>
-          <w:b w:val="true"/>
-          <w:bCs w:val="true"/>
+          <w:b/>
+          <w:bCs/>
           <w:color w:val="DC7D3E"/>
         </w:rPr>
         <w:t xml:space="preserve">Victoria Beard Queen:</w:t>
@@ -394,8 +393,8 @@
       </w:r>
       <w:r>
         <w:rPr>
-          <w:b w:val="true"/>
-          <w:bCs w:val="true"/>
+          <w:b/>
+          <w:bCs/>
           <w:color w:val="9C5DE1"/>
         </w:rPr>
         <w:t xml:space="preserve">David de Roode:</w:t>
@@ -419,8 +418,8 @@
       </w:r>
       <w:r>
         <w:rPr>
-          <w:b w:val="true"/>
-          <w:bCs w:val="true"/>
+          <w:b/>
+          <w:bCs/>
           <w:color w:val="DC7D3E"/>
         </w:rPr>
         <w:t xml:space="preserve">Victoria Beard Queen:</w:t>
@@ -444,8 +443,8 @@
       </w:r>
       <w:r>
         <w:rPr>
-          <w:b w:val="true"/>
-          <w:bCs w:val="true"/>
+          <w:b/>
+          <w:bCs/>
           <w:color w:val="9C5DE1"/>
         </w:rPr>
         <w:t xml:space="preserve">David de Roode:</w:t>
@@ -469,8 +468,8 @@
       </w:r>
       <w:r>
         <w:rPr>
-          <w:b w:val="true"/>
-          <w:bCs w:val="true"/>
+          <w:b/>
+          <w:bCs/>
           <w:color w:val="DC7D3E"/>
         </w:rPr>
         <w:t xml:space="preserve">Victoria Beard Queen:</w:t>
@@ -494,8 +493,8 @@
       </w:r>
       <w:r>
         <w:rPr>
-          <w:b w:val="true"/>
-          <w:bCs w:val="true"/>
+          <w:b/>
+          <w:bCs/>
           <w:color w:val="9C5DE1"/>
         </w:rPr>
         <w:t xml:space="preserve">David de Roode:</w:t>
@@ -519,8 +518,8 @@
       </w:r>
       <w:r>
         <w:rPr>
-          <w:b w:val="true"/>
-          <w:bCs w:val="true"/>
+          <w:b/>
+          <w:bCs/>
           <w:color w:val="DC7D3E"/>
         </w:rPr>
         <w:t xml:space="preserve">Victoria Beard Queen:</w:t>
@@ -544,8 +543,8 @@
       </w:r>
       <w:r>
         <w:rPr>
-          <w:b w:val="true"/>
-          <w:bCs w:val="true"/>
+          <w:b/>
+          <w:bCs/>
           <w:color w:val="9C5DE1"/>
         </w:rPr>
         <w:t xml:space="preserve">David de Roode:</w:t>
@@ -569,8 +568,8 @@
       </w:r>
       <w:r>
         <w:rPr>
-          <w:b w:val="true"/>
-          <w:bCs w:val="true"/>
+          <w:b/>
+          <w:bCs/>
           <w:color w:val="DC7D3E"/>
         </w:rPr>
         <w:t xml:space="preserve">Victoria Beard Queen:</w:t>
@@ -603,8 +602,8 @@
       </w:r>
       <w:r>
         <w:rPr>
-          <w:b w:val="true"/>
-          <w:bCs w:val="true"/>
+          <w:b/>
+          <w:bCs/>
           <w:color w:val="9C5DE1"/>
         </w:rPr>
         <w:t xml:space="preserve">David de Roode:</w:t>
@@ -628,8 +627,8 @@
       </w:r>
       <w:r>
         <w:rPr>
-          <w:b w:val="true"/>
-          <w:bCs w:val="true"/>
+          <w:b/>
+          <w:bCs/>
           <w:color w:val="DC7D3E"/>
         </w:rPr>
         <w:t xml:space="preserve">Victoria Beard Queen:</w:t>
@@ -653,8 +652,8 @@
       </w:r>
       <w:r>
         <w:rPr>
-          <w:b w:val="true"/>
-          <w:bCs w:val="true"/>
+          <w:b/>
+          <w:bCs/>
           <w:color w:val="9C5DE1"/>
         </w:rPr>
         <w:t xml:space="preserve">David de Roode:</w:t>
@@ -678,8 +677,8 @@
       </w:r>
       <w:r>
         <w:rPr>
-          <w:b w:val="true"/>
-          <w:bCs w:val="true"/>
+          <w:b/>
+          <w:bCs/>
           <w:color w:val="DC7D3E"/>
         </w:rPr>
         <w:t xml:space="preserve">Victoria Beard Queen:</w:t>
@@ -703,8 +702,8 @@
       </w:r>
       <w:r>
         <w:rPr>
-          <w:b w:val="true"/>
-          <w:bCs w:val="true"/>
+          <w:b/>
+          <w:bCs/>
           <w:color w:val="DC7D3E"/>
         </w:rPr>
         <w:t xml:space="preserve">Victoria Beard Queen:</w:t>
@@ -728,8 +727,8 @@
       </w:r>
       <w:r>
         <w:rPr>
-          <w:b w:val="true"/>
-          <w:bCs w:val="true"/>
+          <w:b/>
+          <w:bCs/>
           <w:color w:val="9C5DE1"/>
         </w:rPr>
         <w:t xml:space="preserve">David de Roode:</w:t>
@@ -753,8 +752,8 @@
       </w:r>
       <w:r>
         <w:rPr>
-          <w:b w:val="true"/>
-          <w:bCs w:val="true"/>
+          <w:b/>
+          <w:bCs/>
           <w:color w:val="DC7D3E"/>
         </w:rPr>
         <w:t xml:space="preserve">Victoria Beard Queen:</w:t>
@@ -778,8 +777,8 @@
       </w:r>
       <w:r>
         <w:rPr>
-          <w:b w:val="true"/>
-          <w:bCs w:val="true"/>
+          <w:b/>
+          <w:bCs/>
           <w:color w:val="9C5DE1"/>
         </w:rPr>
         <w:t xml:space="preserve">David de Roode:</w:t>
@@ -803,8 +802,8 @@
       </w:r>
       <w:r>
         <w:rPr>
-          <w:b w:val="true"/>
-          <w:bCs w:val="true"/>
+          <w:b/>
+          <w:bCs/>
           <w:color w:val="9C5DE1"/>
         </w:rPr>
         <w:t xml:space="preserve">David de Roode:</w:t>
@@ -828,8 +827,8 @@
       </w:r>
       <w:r>
         <w:rPr>
-          <w:b w:val="true"/>
-          <w:bCs w:val="true"/>
+          <w:b/>
+          <w:bCs/>
           <w:color w:val="DC7D3E"/>
         </w:rPr>
         <w:t xml:space="preserve">Victoria Beard Queen:</w:t>
@@ -853,8 +852,8 @@
       </w:r>
       <w:r>
         <w:rPr>
-          <w:b w:val="true"/>
-          <w:bCs w:val="true"/>
+          <w:b/>
+          <w:bCs/>
           <w:color w:val="9C5DE1"/>
         </w:rPr>
         <w:t xml:space="preserve">David de Roode:</w:t>
@@ -878,8 +877,8 @@
       </w:r>
       <w:r>
         <w:rPr>
-          <w:b w:val="true"/>
-          <w:bCs w:val="true"/>
+          <w:b/>
+          <w:bCs/>
           <w:color w:val="DC7D3E"/>
         </w:rPr>
         <w:t xml:space="preserve">Victoria Beard Queen:</w:t>
@@ -903,8 +902,8 @@
       </w:r>
       <w:r>
         <w:rPr>
-          <w:b w:val="true"/>
-          <w:bCs w:val="true"/>
+          <w:b/>
+          <w:bCs/>
           <w:color w:val="9C5DE1"/>
         </w:rPr>
         <w:t xml:space="preserve">David de Roode:</w:t>
@@ -928,8 +927,8 @@
       </w:r>
       <w:r>
         <w:rPr>
-          <w:b w:val="true"/>
-          <w:bCs w:val="true"/>
+          <w:b/>
+          <w:bCs/>
           <w:color w:val="DC7D3E"/>
         </w:rPr>
         <w:t xml:space="preserve">Victoria Beard Queen:</w:t>
@@ -953,8 +952,8 @@
       </w:r>
       <w:r>
         <w:rPr>
-          <w:b w:val="true"/>
-          <w:bCs w:val="true"/>
+          <w:b/>
+          <w:bCs/>
           <w:color w:val="9C5DE1"/>
         </w:rPr>
         <w:t xml:space="preserve">David de Roode:</w:t>
@@ -978,8 +977,8 @@
       </w:r>
       <w:r>
         <w:rPr>
-          <w:b w:val="true"/>
-          <w:bCs w:val="true"/>
+          <w:b/>
+          <w:bCs/>
           <w:color w:val="DC7D3E"/>
         </w:rPr>
         <w:t xml:space="preserve">Victoria Beard Queen:</w:t>
@@ -1003,8 +1002,8 @@
       </w:r>
       <w:r>
         <w:rPr>
-          <w:b w:val="true"/>
-          <w:bCs w:val="true"/>
+          <w:b/>
+          <w:bCs/>
           <w:color w:val="9C5DE1"/>
         </w:rPr>
         <w:t xml:space="preserve">David de Roode:</w:t>
@@ -1037,8 +1036,8 @@
       </w:r>
       <w:r>
         <w:rPr>
-          <w:b w:val="true"/>
-          <w:bCs w:val="true"/>
+          <w:b/>
+          <w:bCs/>
           <w:color w:val="DC7D3E"/>
         </w:rPr>
         <w:t xml:space="preserve">Victoria Beard Queen:</w:t>
@@ -1062,8 +1061,8 @@
       </w:r>
       <w:r>
         <w:rPr>
-          <w:b w:val="true"/>
-          <w:bCs w:val="true"/>
+          <w:b/>
+          <w:bCs/>
           <w:color w:val="9C5DE1"/>
         </w:rPr>
         <w:t xml:space="preserve">David de Roode:</w:t>
@@ -1087,8 +1086,8 @@
       </w:r>
       <w:r>
         <w:rPr>
-          <w:b w:val="true"/>
-          <w:bCs w:val="true"/>
+          <w:b/>
+          <w:bCs/>
           <w:color w:val="DC7D3E"/>
         </w:rPr>
         <w:t xml:space="preserve">Victoria Beard Queen:</w:t>
@@ -1112,8 +1111,8 @@
       </w:r>
       <w:r>
         <w:rPr>
-          <w:b w:val="true"/>
-          <w:bCs w:val="true"/>
+          <w:b/>
+          <w:bCs/>
           <w:color w:val="9C5DE1"/>
         </w:rPr>
         <w:t xml:space="preserve">David de Roode:</w:t>
@@ -1137,8 +1136,8 @@
       </w:r>
       <w:r>
         <w:rPr>
-          <w:b w:val="true"/>
-          <w:bCs w:val="true"/>
+          <w:b/>
+          <w:bCs/>
           <w:color w:val="583E31"/>
         </w:rPr>
         <w:t xml:space="preserve">Neal Lux:</w:t>
@@ -1162,8 +1161,8 @@
       </w:r>
       <w:r>
         <w:rPr>
-          <w:b w:val="true"/>
-          <w:bCs w:val="true"/>
+          <w:b/>
+          <w:bCs/>
           <w:color w:val="9C5DE1"/>
         </w:rPr>
         <w:t xml:space="preserve">David de Roode:</w:t>
@@ -1187,8 +1186,8 @@
       </w:r>
       <w:r>
         <w:rPr>
-          <w:b w:val="true"/>
-          <w:bCs w:val="true"/>
+          <w:b/>
+          <w:bCs/>
           <w:color w:val="9C5DE1"/>
         </w:rPr>
         <w:t xml:space="preserve">David de Roode:</w:t>
@@ -1212,8 +1211,8 @@
       </w:r>
       <w:r>
         <w:rPr>
-          <w:b w:val="true"/>
-          <w:bCs w:val="true"/>
+          <w:b/>
+          <w:bCs/>
           <w:color w:val="583E31"/>
         </w:rPr>
         <w:t xml:space="preserve">Neal Lux:</w:t>
@@ -1246,8 +1245,8 @@
       </w:r>
       <w:r>
         <w:rPr>
-          <w:b w:val="true"/>
-          <w:bCs w:val="true"/>
+          <w:b/>
+          <w:bCs/>
           <w:color w:val="583E31"/>
         </w:rPr>
         <w:t xml:space="preserve">Neal Lux:</w:t>
@@ -1271,8 +1270,8 @@
       </w:r>
       <w:r>
         <w:rPr>
-          <w:b w:val="true"/>
-          <w:bCs w:val="true"/>
+          <w:b/>
+          <w:bCs/>
           <w:color w:val="9C5DE1"/>
         </w:rPr>
         <w:t xml:space="preserve">David de Roode:</w:t>
@@ -1296,8 +1295,8 @@
       </w:r>
       <w:r>
         <w:rPr>
-          <w:b w:val="true"/>
-          <w:bCs w:val="true"/>
+          <w:b/>
+          <w:bCs/>
           <w:color w:val="583E31"/>
         </w:rPr>
         <w:t xml:space="preserve">Neal Lux:</w:t>
@@ -1321,8 +1320,8 @@
       </w:r>
       <w:r>
         <w:rPr>
-          <w:b w:val="true"/>
-          <w:bCs w:val="true"/>
+          <w:b/>
+          <w:bCs/>
           <w:color w:val="583E31"/>
         </w:rPr>
         <w:t xml:space="preserve">Neal Lux:</w:t>
@@ -1346,8 +1345,8 @@
       </w:r>
       <w:r>
         <w:rPr>
-          <w:b w:val="true"/>
-          <w:bCs w:val="true"/>
+          <w:b/>
+          <w:bCs/>
           <w:color w:val="583E31"/>
         </w:rPr>
         <w:t xml:space="preserve">Neal Lux:</w:t>
@@ -1380,8 +1379,8 @@
       </w:r>
       <w:r>
         <w:rPr>
-          <w:b w:val="true"/>
-          <w:bCs w:val="true"/>
+          <w:b/>
+          <w:bCs/>
           <w:color w:val="583E31"/>
         </w:rPr>
         <w:t xml:space="preserve">Neal Lux:</w:t>
@@ -1405,8 +1404,8 @@
       </w:r>
       <w:r>
         <w:rPr>
-          <w:b w:val="true"/>
-          <w:bCs w:val="true"/>
+          <w:b/>
+          <w:bCs/>
           <w:color w:val="583E31"/>
         </w:rPr>
         <w:t xml:space="preserve">Neal Lux:</w:t>
@@ -1430,8 +1429,8 @@
       </w:r>
       <w:r>
         <w:rPr>
-          <w:b w:val="true"/>
-          <w:bCs w:val="true"/>
+          <w:b/>
+          <w:bCs/>
           <w:color w:val="583E31"/>
         </w:rPr>
         <w:t xml:space="preserve">Neal Lux:</w:t>
@@ -1455,8 +1454,8 @@
       </w:r>
       <w:r>
         <w:rPr>
-          <w:b w:val="true"/>
-          <w:bCs w:val="true"/>
+          <w:b/>
+          <w:bCs/>
           <w:color w:val="583E31"/>
         </w:rPr>
         <w:t xml:space="preserve">Neal Lux:</w:t>
@@ -1489,8 +1488,8 @@
       </w:r>
       <w:r>
         <w:rPr>
-          <w:b w:val="true"/>
-          <w:bCs w:val="true"/>
+          <w:b/>
+          <w:bCs/>
           <w:color w:val="583E31"/>
         </w:rPr>
         <w:t xml:space="preserve">Neal Lux:</w:t>
@@ -1514,8 +1513,8 @@
       </w:r>
       <w:r>
         <w:rPr>
-          <w:b w:val="true"/>
-          <w:bCs w:val="true"/>
+          <w:b/>
+          <w:bCs/>
           <w:color w:val="9C5DE1"/>
         </w:rPr>
         <w:t xml:space="preserve">David de Roode:</w:t>
@@ -1539,8 +1538,8 @@
       </w:r>
       <w:r>
         <w:rPr>
-          <w:b w:val="true"/>
-          <w:bCs w:val="true"/>
+          <w:b/>
+          <w:bCs/>
           <w:color w:val="583E31"/>
         </w:rPr>
         <w:t xml:space="preserve">Neal Lux:</w:t>
@@ -1564,8 +1563,8 @@
       </w:r>
       <w:r>
         <w:rPr>
-          <w:b w:val="true"/>
-          <w:bCs w:val="true"/>
+          <w:b/>
+          <w:bCs/>
           <w:color w:val="9C5DE1"/>
         </w:rPr>
         <w:t xml:space="preserve">David de Roode:</w:t>
@@ -1589,8 +1588,8 @@
       </w:r>
       <w:r>
         <w:rPr>
-          <w:b w:val="true"/>
-          <w:bCs w:val="true"/>
+          <w:b/>
+          <w:bCs/>
           <w:color w:val="583E31"/>
         </w:rPr>
         <w:t xml:space="preserve">Neal Lux:</w:t>
@@ -1614,8 +1613,8 @@
       </w:r>
       <w:r>
         <w:rPr>
-          <w:b w:val="true"/>
-          <w:bCs w:val="true"/>
+          <w:b/>
+          <w:bCs/>
           <w:color w:val="583E31"/>
         </w:rPr>
         <w:t xml:space="preserve">Neal Lux:</w:t>
@@ -1648,8 +1647,8 @@
       </w:r>
       <w:r>
         <w:rPr>
-          <w:b w:val="true"/>
-          <w:bCs w:val="true"/>
+          <w:b/>
+          <w:bCs/>
           <w:color w:val="583E31"/>
         </w:rPr>
         <w:t xml:space="preserve">Neal Lux:</w:t>
@@ -1673,8 +1672,8 @@
       </w:r>
       <w:r>
         <w:rPr>
-          <w:b w:val="true"/>
-          <w:bCs w:val="true"/>
+          <w:b/>
+          <w:bCs/>
           <w:color w:val="583E31"/>
         </w:rPr>
         <w:t xml:space="preserve">Neal Lux:</w:t>
@@ -1698,8 +1697,8 @@
       </w:r>
       <w:r>
         <w:rPr>
-          <w:b w:val="true"/>
-          <w:bCs w:val="true"/>
+          <w:b/>
+          <w:bCs/>
           <w:color w:val="583E31"/>
         </w:rPr>
         <w:t xml:space="preserve">Neal Lux:</w:t>
@@ -1732,8 +1731,8 @@
       </w:r>
       <w:r>
         <w:rPr>
-          <w:b w:val="true"/>
-          <w:bCs w:val="true"/>
+          <w:b/>
+          <w:bCs/>
           <w:color w:val="583E31"/>
         </w:rPr>
         <w:t xml:space="preserve">Neal Lux:</w:t>
@@ -1757,8 +1756,8 @@
       </w:r>
       <w:r>
         <w:rPr>
-          <w:b w:val="true"/>
-          <w:bCs w:val="true"/>
+          <w:b/>
+          <w:bCs/>
           <w:color w:val="583E31"/>
         </w:rPr>
         <w:t xml:space="preserve">Neal Lux:</w:t>
@@ -1782,8 +1781,8 @@
       </w:r>
       <w:r>
         <w:rPr>
-          <w:b w:val="true"/>
-          <w:bCs w:val="true"/>
+          <w:b/>
+          <w:bCs/>
           <w:color w:val="583E31"/>
         </w:rPr>
         <w:t xml:space="preserve">Neal Lux:</w:t>
@@ -1816,8 +1815,8 @@
       </w:r>
       <w:r>
         <w:rPr>
-          <w:b w:val="true"/>
-          <w:bCs w:val="true"/>
+          <w:b/>
+          <w:bCs/>
           <w:color w:val="583E31"/>
         </w:rPr>
         <w:t xml:space="preserve">Neal Lux:</w:t>
@@ -1841,8 +1840,8 @@
       </w:r>
       <w:r>
         <w:rPr>
-          <w:b w:val="true"/>
-          <w:bCs w:val="true"/>
+          <w:b/>
+          <w:bCs/>
           <w:color w:val="9C5DE1"/>
         </w:rPr>
         <w:t xml:space="preserve">David de Roode:</w:t>
@@ -1866,8 +1865,8 @@
       </w:r>
       <w:r>
         <w:rPr>
-          <w:b w:val="true"/>
-          <w:bCs w:val="true"/>
+          <w:b/>
+          <w:bCs/>
           <w:color w:val="583E31"/>
         </w:rPr>
         <w:t xml:space="preserve">Neal Lux:</w:t>
@@ -1891,8 +1890,8 @@
       </w:r>
       <w:r>
         <w:rPr>
-          <w:b w:val="true"/>
-          <w:bCs w:val="true"/>
+          <w:b/>
+          <w:bCs/>
           <w:color w:val="9C5DE1"/>
         </w:rPr>
         <w:t xml:space="preserve">David de Roode:</w:t>
@@ -1916,8 +1915,8 @@
       </w:r>
       <w:r>
         <w:rPr>
-          <w:b w:val="true"/>
-          <w:bCs w:val="true"/>
+          <w:b/>
+          <w:bCs/>
           <w:color w:val="583E31"/>
         </w:rPr>
         <w:t xml:space="preserve">Neal Lux:</w:t>
@@ -1941,8 +1940,8 @@
       </w:r>
       <w:r>
         <w:rPr>
-          <w:b w:val="true"/>
-          <w:bCs w:val="true"/>
+          <w:b/>
+          <w:bCs/>
           <w:color w:val="9C5DE1"/>
         </w:rPr>
         <w:t xml:space="preserve">David de Roode:</w:t>
@@ -1966,8 +1965,8 @@
       </w:r>
       <w:r>
         <w:rPr>
-          <w:b w:val="true"/>
-          <w:bCs w:val="true"/>
+          <w:b/>
+          <w:bCs/>
           <w:color w:val="583E31"/>
         </w:rPr>
         <w:t xml:space="preserve">Neal Lux:</w:t>
@@ -1991,8 +1990,8 @@
       </w:r>
       <w:r>
         <w:rPr>
-          <w:b w:val="true"/>
-          <w:bCs w:val="true"/>
+          <w:b/>
+          <w:bCs/>
           <w:color w:val="583E31"/>
         </w:rPr>
         <w:t xml:space="preserve">Neal Lux:</w:t>
@@ -2025,8 +2024,8 @@
       </w:r>
       <w:r>
         <w:rPr>
-          <w:b w:val="true"/>
-          <w:bCs w:val="true"/>
+          <w:b/>
+          <w:bCs/>
           <w:color w:val="9C5DE1"/>
         </w:rPr>
         <w:t xml:space="preserve">David de Roode:</w:t>
@@ -2050,8 +2049,8 @@
       </w:r>
       <w:r>
         <w:rPr>
-          <w:b w:val="true"/>
-          <w:bCs w:val="true"/>
+          <w:b/>
+          <w:bCs/>
           <w:color w:val="9C5DE1"/>
         </w:rPr>
         <w:t xml:space="preserve">David de Roode:</w:t>
@@ -2075,8 +2074,8 @@
       </w:r>
       <w:r>
         <w:rPr>
-          <w:b w:val="true"/>
-          <w:bCs w:val="true"/>
+          <w:b/>
+          <w:bCs/>
           <w:color w:val="583E31"/>
         </w:rPr>
         <w:t xml:space="preserve">Neal Lux:</w:t>
@@ -2100,8 +2099,8 @@
       </w:r>
       <w:r>
         <w:rPr>
-          <w:b w:val="true"/>
-          <w:bCs w:val="true"/>
+          <w:b/>
+          <w:bCs/>
           <w:color w:val="9C5DE1"/>
         </w:rPr>
         <w:t xml:space="preserve">David de Roode:</w:t>
@@ -2125,8 +2124,8 @@
       </w:r>
       <w:r>
         <w:rPr>
-          <w:b w:val="true"/>
-          <w:bCs w:val="true"/>
+          <w:b/>
+          <w:bCs/>
           <w:color w:val="583E31"/>
         </w:rPr>
         <w:t xml:space="preserve">Neal Lux:</w:t>
@@ -2150,8 +2149,8 @@
       </w:r>
       <w:r>
         <w:rPr>
-          <w:b w:val="true"/>
-          <w:bCs w:val="true"/>
+          <w:b/>
+          <w:bCs/>
           <w:color w:val="583E31"/>
         </w:rPr>
         <w:t xml:space="preserve">Neal Lux:</w:t>
@@ -2184,8 +2183,8 @@
       </w:r>
       <w:r>
         <w:rPr>
-          <w:b w:val="true"/>
-          <w:bCs w:val="true"/>
+          <w:b/>
+          <w:bCs/>
           <w:color w:val="583E31"/>
         </w:rPr>
         <w:t xml:space="preserve">Neal Lux:</w:t>
@@ -2209,8 +2208,8 @@
       </w:r>
       <w:r>
         <w:rPr>
-          <w:b w:val="true"/>
-          <w:bCs w:val="true"/>
+          <w:b/>
+          <w:bCs/>
           <w:color w:val="583E31"/>
         </w:rPr>
         <w:t xml:space="preserve">Neal Lux:</w:t>
@@ -2234,8 +2233,8 @@
       </w:r>
       <w:r>
         <w:rPr>
-          <w:b w:val="true"/>
-          <w:bCs w:val="true"/>
+          <w:b/>
+          <w:bCs/>
           <w:color w:val="583E31"/>
         </w:rPr>
         <w:t xml:space="preserve">Neal Lux:</w:t>
@@ -2268,8 +2267,8 @@
       </w:r>
       <w:r>
         <w:rPr>
-          <w:b w:val="true"/>
-          <w:bCs w:val="true"/>
+          <w:b/>
+          <w:bCs/>
           <w:color w:val="9C5DE1"/>
         </w:rPr>
         <w:t xml:space="preserve">David de Roode:</w:t>
@@ -2293,8 +2292,8 @@
       </w:r>
       <w:r>
         <w:rPr>
-          <w:b w:val="true"/>
-          <w:bCs w:val="true"/>
+          <w:b/>
+          <w:bCs/>
           <w:color w:val="583E31"/>
         </w:rPr>
         <w:t xml:space="preserve">Neal Lux:</w:t>
@@ -2318,8 +2317,8 @@
       </w:r>
       <w:r>
         <w:rPr>
-          <w:b w:val="true"/>
-          <w:bCs w:val="true"/>
+          <w:b/>
+          <w:bCs/>
           <w:color w:val="9C5DE1"/>
         </w:rPr>
         <w:t xml:space="preserve">David de Roode:</w:t>
@@ -2343,8 +2342,8 @@
       </w:r>
       <w:r>
         <w:rPr>
-          <w:b w:val="true"/>
-          <w:bCs w:val="true"/>
+          <w:b/>
+          <w:bCs/>
           <w:color w:val="9C5DE1"/>
         </w:rPr>
         <w:t xml:space="preserve">David de Roode:</w:t>
@@ -2368,8 +2367,8 @@
       </w:r>
       <w:r>
         <w:rPr>
-          <w:b w:val="true"/>
-          <w:bCs w:val="true"/>
+          <w:b/>
+          <w:bCs/>
           <w:color w:val="583E31"/>
         </w:rPr>
         <w:t xml:space="preserve">Neal Lux:</w:t>
@@ -2402,8 +2401,8 @@
       </w:r>
       <w:r>
         <w:rPr>
-          <w:b w:val="true"/>
-          <w:bCs w:val="true"/>
+          <w:b/>
+          <w:bCs/>
           <w:color w:val="583E31"/>
         </w:rPr>
         <w:t xml:space="preserve">Neal Lux:</w:t>
@@ -2427,8 +2426,8 @@
       </w:r>
       <w:r>
         <w:rPr>
-          <w:b w:val="true"/>
-          <w:bCs w:val="true"/>
+          <w:b/>
+          <w:bCs/>
           <w:color w:val="583E31"/>
         </w:rPr>
         <w:t xml:space="preserve">Neal Lux:</w:t>
@@ -2452,8 +2451,8 @@
       </w:r>
       <w:r>
         <w:rPr>
-          <w:b w:val="true"/>
-          <w:bCs w:val="true"/>
+          <w:b/>
+          <w:bCs/>
           <w:color w:val="583E31"/>
         </w:rPr>
         <w:t xml:space="preserve">Neal Lux:</w:t>
@@ -2486,8 +2485,8 @@
       </w:r>
       <w:r>
         <w:rPr>
-          <w:b w:val="true"/>
-          <w:bCs w:val="true"/>
+          <w:b/>
+          <w:bCs/>
           <w:color w:val="583E31"/>
         </w:rPr>
         <w:t xml:space="preserve">Neal Lux:</w:t>
@@ -2511,8 +2510,8 @@
       </w:r>
       <w:r>
         <w:rPr>
-          <w:b w:val="true"/>
-          <w:bCs w:val="true"/>
+          <w:b/>
+          <w:bCs/>
           <w:color w:val="9C5DE1"/>
         </w:rPr>
         <w:t xml:space="preserve">David de Roode:</w:t>
@@ -2536,8 +2535,8 @@
       </w:r>
       <w:r>
         <w:rPr>
-          <w:b w:val="true"/>
-          <w:bCs w:val="true"/>
+          <w:b/>
+          <w:bCs/>
           <w:color w:val="583E31"/>
         </w:rPr>
         <w:t xml:space="preserve">Neal Lux:</w:t>
@@ -2570,8 +2569,8 @@
       </w:r>
       <w:r>
         <w:rPr>
-          <w:b w:val="true"/>
-          <w:bCs w:val="true"/>
+          <w:b/>
+          <w:bCs/>
           <w:color w:val="583E31"/>
         </w:rPr>
         <w:t xml:space="preserve">Neal Lux:</w:t>
@@ -2595,8 +2594,8 @@
       </w:r>
       <w:r>
         <w:rPr>
-          <w:b w:val="true"/>
-          <w:bCs w:val="true"/>
+          <w:b/>
+          <w:bCs/>
           <w:color w:val="DC7D3E"/>
         </w:rPr>
         <w:t xml:space="preserve">Victoria Beard Queen:</w:t>
@@ -2620,8 +2619,8 @@
       </w:r>
       <w:r>
         <w:rPr>
-          <w:b w:val="true"/>
-          <w:bCs w:val="true"/>
+          <w:b/>
+          <w:bCs/>
           <w:color w:val="583E31"/>
         </w:rPr>
         <w:t xml:space="preserve">Neal Lux:</w:t>
@@ -2654,8 +2653,8 @@
       </w:r>
       <w:r>
         <w:rPr>
-          <w:b w:val="true"/>
-          <w:bCs w:val="true"/>
+          <w:b/>
+          <w:bCs/>
           <w:color w:val="583E31"/>
         </w:rPr>
         <w:t xml:space="preserve">Neal Lux:</w:t>
@@ -2679,8 +2678,8 @@
       </w:r>
       <w:r>
         <w:rPr>
-          <w:b w:val="true"/>
-          <w:bCs w:val="true"/>
+          <w:b/>
+          <w:bCs/>
           <w:color w:val="9C5DE1"/>
         </w:rPr>
         <w:t xml:space="preserve">David de Roode:</w:t>
@@ -2704,8 +2703,8 @@
       </w:r>
       <w:r>
         <w:rPr>
-          <w:b w:val="true"/>
-          <w:bCs w:val="true"/>
+          <w:b/>
+          <w:bCs/>
           <w:color w:val="583E31"/>
         </w:rPr>
         <w:t xml:space="preserve">Neal Lux:</w:t>
@@ -2729,8 +2728,8 @@
       </w:r>
       <w:r>
         <w:rPr>
-          <w:b w:val="true"/>
-          <w:bCs w:val="true"/>
+          <w:b/>
+          <w:bCs/>
           <w:color w:val="583E31"/>
         </w:rPr>
         <w:t xml:space="preserve">Neal Lux:</w:t>
@@ -2754,8 +2753,8 @@
       </w:r>
       <w:r>
         <w:rPr>
-          <w:b w:val="true"/>
-          <w:bCs w:val="true"/>
+          <w:b/>
+          <w:bCs/>
           <w:color w:val="583E31"/>
         </w:rPr>
         <w:t xml:space="preserve">Neal Lux:</w:t>
@@ -2788,8 +2787,8 @@
       </w:r>
       <w:r>
         <w:rPr>
-          <w:b w:val="true"/>
-          <w:bCs w:val="true"/>
+          <w:b/>
+          <w:bCs/>
           <w:color w:val="583E31"/>
         </w:rPr>
         <w:t xml:space="preserve">Neal Lux:</w:t>
@@ -2813,8 +2812,8 @@
       </w:r>
       <w:r>
         <w:rPr>
-          <w:b w:val="true"/>
-          <w:bCs w:val="true"/>
+          <w:b/>
+          <w:bCs/>
           <w:color w:val="583E31"/>
         </w:rPr>
         <w:t xml:space="preserve">Neal Lux:</w:t>
@@ -2847,8 +2846,8 @@
       </w:r>
       <w:r>
         <w:rPr>
-          <w:b w:val="true"/>
-          <w:bCs w:val="true"/>
+          <w:b/>
+          <w:bCs/>
           <w:color w:val="583E31"/>
         </w:rPr>
         <w:t xml:space="preserve">Neal Lux:</w:t>
@@ -2872,8 +2871,8 @@
       </w:r>
       <w:r>
         <w:rPr>
-          <w:b w:val="true"/>
-          <w:bCs w:val="true"/>
+          <w:b/>
+          <w:bCs/>
           <w:color w:val="9C5DE1"/>
         </w:rPr>
         <w:t xml:space="preserve">David de Roode:</w:t>
@@ -2897,8 +2896,8 @@
       </w:r>
       <w:r>
         <w:rPr>
-          <w:b w:val="true"/>
-          <w:bCs w:val="true"/>
+          <w:b/>
+          <w:bCs/>
           <w:color w:val="583E31"/>
         </w:rPr>
         <w:t xml:space="preserve">Neal Lux:</w:t>
@@ -2922,8 +2921,8 @@
       </w:r>
       <w:r>
         <w:rPr>
-          <w:b w:val="true"/>
-          <w:bCs w:val="true"/>
+          <w:b/>
+          <w:bCs/>
           <w:color w:val="9C5DE1"/>
         </w:rPr>
         <w:t xml:space="preserve">David de Roode:</w:t>
@@ -2947,8 +2946,8 @@
       </w:r>
       <w:r>
         <w:rPr>
-          <w:b w:val="true"/>
-          <w:bCs w:val="true"/>
+          <w:b/>
+          <w:bCs/>
           <w:color w:val="583E31"/>
         </w:rPr>
         <w:t xml:space="preserve">Neal Lux:</w:t>
@@ -2972,8 +2971,8 @@
       </w:r>
       <w:r>
         <w:rPr>
-          <w:b w:val="true"/>
-          <w:bCs w:val="true"/>
+          <w:b/>
+          <w:bCs/>
           <w:color w:val="9C5DE1"/>
         </w:rPr>
         <w:t xml:space="preserve">David de Roode:</w:t>
@@ -2997,8 +2996,8 @@
       </w:r>
       <w:r>
         <w:rPr>
-          <w:b w:val="true"/>
-          <w:bCs w:val="true"/>
+          <w:b/>
+          <w:bCs/>
           <w:color w:val="583E31"/>
         </w:rPr>
         <w:t xml:space="preserve">Neal Lux:</w:t>
@@ -3022,8 +3021,8 @@
       </w:r>
       <w:r>
         <w:rPr>
-          <w:b w:val="true"/>
-          <w:bCs w:val="true"/>
+          <w:b/>
+          <w:bCs/>
           <w:color w:val="9C5DE1"/>
         </w:rPr>
         <w:t xml:space="preserve">David de Roode:</w:t>
@@ -3047,8 +3046,8 @@
       </w:r>
       <w:r>
         <w:rPr>
-          <w:b w:val="true"/>
-          <w:bCs w:val="true"/>
+          <w:b/>
+          <w:bCs/>
           <w:color w:val="9C5DE1"/>
         </w:rPr>
         <w:t xml:space="preserve">David de Roode:</w:t>
@@ -3072,8 +3071,8 @@
       </w:r>
       <w:r>
         <w:rPr>
-          <w:b w:val="true"/>
-          <w:bCs w:val="true"/>
+          <w:b/>
+          <w:bCs/>
           <w:color w:val="583E31"/>
         </w:rPr>
         <w:t xml:space="preserve">Neal Lux:</w:t>
@@ -3097,8 +3096,8 @@
       </w:r>
       <w:r>
         <w:rPr>
-          <w:b w:val="true"/>
-          <w:bCs w:val="true"/>
+          <w:b/>
+          <w:bCs/>
           <w:color w:val="583E31"/>
         </w:rPr>
         <w:t xml:space="preserve">Neal Lux:</w:t>
@@ -3131,8 +3130,8 @@
       </w:r>
       <w:r>
         <w:rPr>
-          <w:b w:val="true"/>
-          <w:bCs w:val="true"/>
+          <w:b/>
+          <w:bCs/>
           <w:color w:val="583E31"/>
         </w:rPr>
         <w:t xml:space="preserve">Neal Lux:</w:t>
@@ -3156,8 +3155,8 @@
       </w:r>
       <w:r>
         <w:rPr>
-          <w:b w:val="true"/>
-          <w:bCs w:val="true"/>
+          <w:b/>
+          <w:bCs/>
           <w:color w:val="9C5DE1"/>
         </w:rPr>
         <w:t xml:space="preserve">David de Roode:</w:t>
@@ -3181,8 +3180,8 @@
       </w:r>
       <w:r>
         <w:rPr>
-          <w:b w:val="true"/>
-          <w:bCs w:val="true"/>
+          <w:b/>
+          <w:bCs/>
           <w:color w:val="583E31"/>
         </w:rPr>
         <w:t xml:space="preserve">Neal Lux:</w:t>
@@ -3206,8 +3205,8 @@
       </w:r>
       <w:r>
         <w:rPr>
-          <w:b w:val="true"/>
-          <w:bCs w:val="true"/>
+          <w:b/>
+          <w:bCs/>
           <w:color w:val="583E31"/>
         </w:rPr>
         <w:t xml:space="preserve">Neal Lux:</w:t>
@@ -3231,8 +3230,8 @@
       </w:r>
       <w:r>
         <w:rPr>
-          <w:b w:val="true"/>
-          <w:bCs w:val="true"/>
+          <w:b/>
+          <w:bCs/>
           <w:color w:val="9C5DE1"/>
         </w:rPr>
         <w:t xml:space="preserve">David de Roode:</w:t>
@@ -3265,8 +3264,8 @@
       </w:r>
       <w:r>
         <w:rPr>
-          <w:b w:val="true"/>
-          <w:bCs w:val="true"/>
+          <w:b/>
+          <w:bCs/>
           <w:color w:val="9C5DE1"/>
         </w:rPr>
         <w:t xml:space="preserve">David de Roode:</w:t>
@@ -3290,8 +3289,8 @@
       </w:r>
       <w:r>
         <w:rPr>
-          <w:b w:val="true"/>
-          <w:bCs w:val="true"/>
+          <w:b/>
+          <w:bCs/>
           <w:color w:val="583E31"/>
         </w:rPr>
         <w:t xml:space="preserve">Neal Lux:</w:t>
@@ -3315,8 +3314,8 @@
       </w:r>
       <w:r>
         <w:rPr>
-          <w:b w:val="true"/>
-          <w:bCs w:val="true"/>
+          <w:b/>
+          <w:bCs/>
           <w:color w:val="9C5DE1"/>
         </w:rPr>
         <w:t xml:space="preserve">David de Roode:</w:t>
@@ -3340,8 +3339,8 @@
       </w:r>
       <w:r>
         <w:rPr>
-          <w:b w:val="true"/>
-          <w:bCs w:val="true"/>
+          <w:b/>
+          <w:bCs/>
           <w:color w:val="583E31"/>
         </w:rPr>
         <w:t xml:space="preserve">Neal Lux:</w:t>
@@ -3374,8 +3373,8 @@
       </w:r>
       <w:r>
         <w:rPr>
-          <w:b w:val="true"/>
-          <w:bCs w:val="true"/>
+          <w:b/>
+          <w:bCs/>
           <w:color w:val="583E31"/>
         </w:rPr>
         <w:t xml:space="preserve">Neal Lux:</w:t>
@@ -3399,8 +3398,8 @@
       </w:r>
       <w:r>
         <w:rPr>
-          <w:b w:val="true"/>
-          <w:bCs w:val="true"/>
+          <w:b/>
+          <w:bCs/>
           <w:color w:val="583E31"/>
         </w:rPr>
         <w:t xml:space="preserve">Neal Lux:</w:t>
@@ -3433,8 +3432,8 @@
       </w:r>
       <w:r>
         <w:rPr>
-          <w:b w:val="true"/>
-          <w:bCs w:val="true"/>
+          <w:b/>
+          <w:bCs/>
           <w:color w:val="583E31"/>
         </w:rPr>
         <w:t xml:space="preserve">Neal Lux:</w:t>
@@ -3458,8 +3457,8 @@
       </w:r>
       <w:r>
         <w:rPr>
-          <w:b w:val="true"/>
-          <w:bCs w:val="true"/>
+          <w:b/>
+          <w:bCs/>
           <w:color w:val="9C5DE1"/>
         </w:rPr>
         <w:t xml:space="preserve">David de Roode:</w:t>
@@ -3483,8 +3482,8 @@
       </w:r>
       <w:r>
         <w:rPr>
-          <w:b w:val="true"/>
-          <w:bCs w:val="true"/>
+          <w:b/>
+          <w:bCs/>
           <w:color w:val="9C5DE1"/>
         </w:rPr>
         <w:t xml:space="preserve">David de Roode:</w:t>
@@ -3508,8 +3507,8 @@
       </w:r>
       <w:r>
         <w:rPr>
-          <w:b w:val="true"/>
-          <w:bCs w:val="true"/>
+          <w:b/>
+          <w:bCs/>
           <w:color w:val="583E31"/>
         </w:rPr>
         <w:t xml:space="preserve">Neal Lux:</w:t>
@@ -3533,8 +3532,8 @@
       </w:r>
       <w:r>
         <w:rPr>
-          <w:b w:val="true"/>
-          <w:bCs w:val="true"/>
+          <w:b/>
+          <w:bCs/>
           <w:color w:val="9C5DE1"/>
         </w:rPr>
         <w:t xml:space="preserve">David de Roode:</w:t>
@@ -3558,8 +3557,8 @@
       </w:r>
       <w:r>
         <w:rPr>
-          <w:b w:val="true"/>
-          <w:bCs w:val="true"/>
+          <w:b/>
+          <w:bCs/>
           <w:color w:val="583E31"/>
         </w:rPr>
         <w:t xml:space="preserve">Neal Lux:</w:t>
@@ -3583,8 +3582,8 @@
       </w:r>
       <w:r>
         <w:rPr>
-          <w:b w:val="true"/>
-          <w:bCs w:val="true"/>
+          <w:b/>
+          <w:bCs/>
           <w:color w:val="9C5DE1"/>
         </w:rPr>
         <w:t xml:space="preserve">David de Roode:</w:t>
@@ -3608,8 +3607,8 @@
       </w:r>
       <w:r>
         <w:rPr>
-          <w:b w:val="true"/>
-          <w:bCs w:val="true"/>
+          <w:b/>
+          <w:bCs/>
           <w:color w:val="583E31"/>
         </w:rPr>
         <w:t xml:space="preserve">Neal Lux:</w:t>
@@ -3642,8 +3641,8 @@
       </w:r>
       <w:r>
         <w:rPr>
-          <w:b w:val="true"/>
-          <w:bCs w:val="true"/>
+          <w:b/>
+          <w:bCs/>
           <w:color w:val="583E31"/>
         </w:rPr>
         <w:t xml:space="preserve">Neal Lux:</w:t>
@@ -3667,8 +3666,8 @@
       </w:r>
       <w:r>
         <w:rPr>
-          <w:b w:val="true"/>
-          <w:bCs w:val="true"/>
+          <w:b/>
+          <w:bCs/>
           <w:color w:val="9C5DE1"/>
         </w:rPr>
         <w:t xml:space="preserve">David de Roode:</w:t>
@@ -3692,8 +3691,8 @@
       </w:r>
       <w:r>
         <w:rPr>
-          <w:b w:val="true"/>
-          <w:bCs w:val="true"/>
+          <w:b/>
+          <w:bCs/>
           <w:color w:val="9C5DE1"/>
         </w:rPr>
         <w:t xml:space="preserve">David de Roode:</w:t>
@@ -3717,8 +3716,8 @@
       </w:r>
       <w:r>
         <w:rPr>
-          <w:b w:val="true"/>
-          <w:bCs w:val="true"/>
+          <w:b/>
+          <w:bCs/>
           <w:color w:val="583E31"/>
         </w:rPr>
         <w:t xml:space="preserve">Neal Lux:</w:t>
@@ -3742,8 +3741,8 @@
       </w:r>
       <w:r>
         <w:rPr>
-          <w:b w:val="true"/>
-          <w:bCs w:val="true"/>
+          <w:b/>
+          <w:bCs/>
           <w:color w:val="9C5DE1"/>
         </w:rPr>
         <w:t xml:space="preserve">David de Roode:</w:t>
@@ -3767,8 +3766,8 @@
       </w:r>
       <w:r>
         <w:rPr>
-          <w:b w:val="true"/>
-          <w:bCs w:val="true"/>
+          <w:b/>
+          <w:bCs/>
           <w:color w:val="9C5DE1"/>
         </w:rPr>
         <w:t xml:space="preserve">David de Roode:</w:t>
@@ -3801,8 +3800,8 @@
       </w:r>
       <w:r>
         <w:rPr>
-          <w:b w:val="true"/>
-          <w:bCs w:val="true"/>
+          <w:b/>
+          <w:bCs/>
           <w:color w:val="583E31"/>
         </w:rPr>
         <w:t xml:space="preserve">Neal Lux:</w:t>
@@ -3826,8 +3825,8 @@
       </w:r>
       <w:r>
         <w:rPr>
-          <w:b w:val="true"/>
-          <w:bCs w:val="true"/>
+          <w:b/>
+          <w:bCs/>
           <w:color w:val="9C5DE1"/>
         </w:rPr>
         <w:t xml:space="preserve">David de Roode:</w:t>
@@ -3851,8 +3850,8 @@
       </w:r>
       <w:r>
         <w:rPr>
-          <w:b w:val="true"/>
-          <w:bCs w:val="true"/>
+          <w:b/>
+          <w:bCs/>
           <w:color w:val="583E31"/>
         </w:rPr>
         <w:t xml:space="preserve">Neal Lux:</w:t>
@@ -3876,8 +3875,8 @@
       </w:r>
       <w:r>
         <w:rPr>
-          <w:b w:val="true"/>
-          <w:bCs w:val="true"/>
+          <w:b/>
+          <w:bCs/>
           <w:color w:val="583E31"/>
         </w:rPr>
         <w:t xml:space="preserve">Neal Lux:</w:t>
@@ -3901,8 +3900,8 @@
       </w:r>
       <w:r>
         <w:rPr>
-          <w:b w:val="true"/>
-          <w:bCs w:val="true"/>
+          <w:b/>
+          <w:bCs/>
           <w:color w:val="9C5DE1"/>
         </w:rPr>
         <w:t xml:space="preserve">David de Roode:</w:t>
@@ -3926,8 +3925,8 @@
       </w:r>
       <w:r>
         <w:rPr>
-          <w:b w:val="true"/>
-          <w:bCs w:val="true"/>
+          <w:b/>
+          <w:bCs/>
           <w:color w:val="583E31"/>
         </w:rPr>
         <w:t xml:space="preserve">Neal Lux:</w:t>
@@ -3951,8 +3950,8 @@
       </w:r>
       <w:r>
         <w:rPr>
-          <w:b w:val="true"/>
-          <w:bCs w:val="true"/>
+          <w:b/>
+          <w:bCs/>
           <w:color w:val="9C5DE1"/>
         </w:rPr>
         <w:t xml:space="preserve">David de Roode:</w:t>
@@ -3976,8 +3975,8 @@
       </w:r>
       <w:r>
         <w:rPr>
-          <w:b w:val="true"/>
-          <w:bCs w:val="true"/>
+          <w:b/>
+          <w:bCs/>
           <w:color w:val="583E31"/>
         </w:rPr>
         <w:t xml:space="preserve">Neal Lux:</w:t>
@@ -4001,8 +4000,8 @@
       </w:r>
       <w:r>
         <w:rPr>
-          <w:b w:val="true"/>
-          <w:bCs w:val="true"/>
+          <w:b/>
+          <w:bCs/>
           <w:color w:val="9C5DE1"/>
         </w:rPr>
         <w:t xml:space="preserve">David de Roode:</w:t>
@@ -4026,8 +4025,8 @@
       </w:r>
       <w:r>
         <w:rPr>
-          <w:b w:val="true"/>
-          <w:bCs w:val="true"/>
+          <w:b/>
+          <w:bCs/>
           <w:color w:val="583E31"/>
         </w:rPr>
         <w:t xml:space="preserve">Neal Lux:</w:t>
@@ -4060,8 +4059,8 @@
       </w:r>
       <w:r>
         <w:rPr>
-          <w:b w:val="true"/>
-          <w:bCs w:val="true"/>
+          <w:b/>
+          <w:bCs/>
           <w:color w:val="583E31"/>
         </w:rPr>
         <w:t xml:space="preserve">Neal Lux:</w:t>
@@ -4085,8 +4084,8 @@
       </w:r>
       <w:r>
         <w:rPr>
-          <w:b w:val="true"/>
-          <w:bCs w:val="true"/>
+          <w:b/>
+          <w:bCs/>
           <w:color w:val="583E31"/>
         </w:rPr>
         <w:t xml:space="preserve">Neal Lux:</w:t>
@@ -4110,8 +4109,8 @@
       </w:r>
       <w:r>
         <w:rPr>
-          <w:b w:val="true"/>
-          <w:bCs w:val="true"/>
+          <w:b/>
+          <w:bCs/>
           <w:color w:val="583E31"/>
         </w:rPr>
         <w:t xml:space="preserve">Neal Lux:</w:t>
@@ -4144,8 +4143,8 @@
       </w:r>
       <w:r>
         <w:rPr>
-          <w:b w:val="true"/>
-          <w:bCs w:val="true"/>
+          <w:b/>
+          <w:bCs/>
           <w:color w:val="9C5DE1"/>
         </w:rPr>
         <w:t xml:space="preserve">David de Roode:</w:t>
@@ -4169,8 +4168,8 @@
       </w:r>
       <w:r>
         <w:rPr>
-          <w:b w:val="true"/>
-          <w:bCs w:val="true"/>
+          <w:b/>
+          <w:bCs/>
           <w:color w:val="583E31"/>
         </w:rPr>
         <w:t xml:space="preserve">Neal Lux:</w:t>
@@ -4194,8 +4193,8 @@
       </w:r>
       <w:r>
         <w:rPr>
-          <w:b w:val="true"/>
-          <w:bCs w:val="true"/>
+          <w:b/>
+          <w:bCs/>
           <w:color w:val="583E31"/>
         </w:rPr>
         <w:t xml:space="preserve">Neal Lux:</w:t>
@@ -4219,8 +4218,8 @@
       </w:r>
       <w:r>
         <w:rPr>
-          <w:b w:val="true"/>
-          <w:bCs w:val="true"/>
+          <w:b/>
+          <w:bCs/>
           <w:color w:val="583E31"/>
         </w:rPr>
         <w:t xml:space="preserve">Neal Lux:</w:t>
@@ -4253,8 +4252,8 @@
       </w:r>
       <w:r>
         <w:rPr>
-          <w:b w:val="true"/>
-          <w:bCs w:val="true"/>
+          <w:b/>
+          <w:bCs/>
           <w:color w:val="583E31"/>
         </w:rPr>
         <w:t xml:space="preserve">Neal Lux:</w:t>
@@ -4278,8 +4277,8 @@
       </w:r>
       <w:r>
         <w:rPr>
-          <w:b w:val="true"/>
-          <w:bCs w:val="true"/>
+          <w:b/>
+          <w:bCs/>
           <w:color w:val="583E31"/>
         </w:rPr>
         <w:t xml:space="preserve">Neal Lux:</w:t>
@@ -4303,8 +4302,8 @@
       </w:r>
       <w:r>
         <w:rPr>
-          <w:b w:val="true"/>
-          <w:bCs w:val="true"/>
+          <w:b/>
+          <w:bCs/>
           <w:color w:val="9C5DE1"/>
         </w:rPr>
         <w:t xml:space="preserve">David de Roode:</w:t>
@@ -4328,8 +4327,8 @@
       </w:r>
       <w:r>
         <w:rPr>
-          <w:b w:val="true"/>
-          <w:bCs w:val="true"/>
+          <w:b/>
+          <w:bCs/>
           <w:color w:val="9C5DE1"/>
         </w:rPr>
         <w:t xml:space="preserve">David de Roode:</w:t>
@@ -4353,8 +4352,8 @@
       </w:r>
       <w:r>
         <w:rPr>
-          <w:b w:val="true"/>
-          <w:bCs w:val="true"/>
+          <w:b/>
+          <w:bCs/>
           <w:color w:val="583E31"/>
         </w:rPr>
         <w:t xml:space="preserve">Neal Lux:</w:t>
@@ -4378,8 +4377,8 @@
       </w:r>
       <w:r>
         <w:rPr>
-          <w:b w:val="true"/>
-          <w:bCs w:val="true"/>
+          <w:b/>
+          <w:bCs/>
           <w:color w:val="583E31"/>
         </w:rPr>
         <w:t xml:space="preserve">Neal Lux:</w:t>
@@ -4412,8 +4411,8 @@
       </w:r>
       <w:r>
         <w:rPr>
-          <w:b w:val="true"/>
-          <w:bCs w:val="true"/>
+          <w:b/>
+          <w:bCs/>
           <w:color w:val="583E31"/>
         </w:rPr>
         <w:t xml:space="preserve">Neal Lux:</w:t>
@@ -4437,8 +4436,8 @@
       </w:r>
       <w:r>
         <w:rPr>
-          <w:b w:val="true"/>
-          <w:bCs w:val="true"/>
+          <w:b/>
+          <w:bCs/>
           <w:color w:val="583E31"/>
         </w:rPr>
         <w:t xml:space="preserve">Neal Lux:</w:t>
@@ -4471,8 +4470,8 @@
       </w:r>
       <w:r>
         <w:rPr>
-          <w:b w:val="true"/>
-          <w:bCs w:val="true"/>
+          <w:b/>
+          <w:bCs/>
           <w:color w:val="583E31"/>
         </w:rPr>
         <w:t xml:space="preserve">Neal Lux:</w:t>
@@ -4496,8 +4495,8 @@
       </w:r>
       <w:r>
         <w:rPr>
-          <w:b w:val="true"/>
-          <w:bCs w:val="true"/>
+          <w:b/>
+          <w:bCs/>
           <w:color w:val="9C5DE1"/>
         </w:rPr>
         <w:t xml:space="preserve">David de Roode:</w:t>
@@ -4521,8 +4520,8 @@
       </w:r>
       <w:r>
         <w:rPr>
-          <w:b w:val="true"/>
-          <w:bCs w:val="true"/>
+          <w:b/>
+          <w:bCs/>
           <w:color w:val="DC7D3E"/>
         </w:rPr>
         <w:t xml:space="preserve">Victoria Beard Queen:</w:t>
@@ -4546,8 +4545,8 @@
       </w:r>
       <w:r>
         <w:rPr>
-          <w:b w:val="true"/>
-          <w:bCs w:val="true"/>
+          <w:b/>
+          <w:bCs/>
           <w:color w:val="583E31"/>
         </w:rPr>
         <w:t xml:space="preserve">Neal Lux:</w:t>
@@ -4571,8 +4570,8 @@
       </w:r>
       <w:r>
         <w:rPr>
-          <w:b w:val="true"/>
-          <w:bCs w:val="true"/>
+          <w:b/>
+          <w:bCs/>
           <w:color w:val="583E31"/>
         </w:rPr>
         <w:t xml:space="preserve">Neal Lux:</w:t>
@@ -4596,8 +4595,8 @@
       </w:r>
       <w:r>
         <w:rPr>
-          <w:b w:val="true"/>
-          <w:bCs w:val="true"/>
+          <w:b/>
+          <w:bCs/>
           <w:color w:val="583E31"/>
         </w:rPr>
         <w:t xml:space="preserve">Neal Lux:</w:t>
@@ -4630,8 +4629,8 @@
       </w:r>
       <w:r>
         <w:rPr>
-          <w:b w:val="true"/>
-          <w:bCs w:val="true"/>
+          <w:b/>
+          <w:bCs/>
           <w:color w:val="583E31"/>
         </w:rPr>
         <w:t xml:space="preserve">Neal Lux:</w:t>
@@ -4655,8 +4654,8 @@
       </w:r>
       <w:r>
         <w:rPr>
-          <w:b w:val="true"/>
-          <w:bCs w:val="true"/>
+          <w:b/>
+          <w:bCs/>
           <w:color w:val="583E31"/>
         </w:rPr>
         <w:t xml:space="preserve">Neal Lux:</w:t>
@@ -4689,8 +4688,8 @@
       </w:r>
       <w:r>
         <w:rPr>
-          <w:b w:val="true"/>
-          <w:bCs w:val="true"/>
+          <w:b/>
+          <w:bCs/>
           <w:color w:val="583E31"/>
         </w:rPr>
         <w:t xml:space="preserve">Neal Lux:</w:t>
@@ -4714,8 +4713,8 @@
       </w:r>
       <w:r>
         <w:rPr>
-          <w:b w:val="true"/>
-          <w:bCs w:val="true"/>
+          <w:b/>
+          <w:bCs/>
           <w:color w:val="583E31"/>
         </w:rPr>
         <w:t xml:space="preserve">Neal Lux:</w:t>
@@ -4739,8 +4738,8 @@
       </w:r>
       <w:r>
         <w:rPr>
-          <w:b w:val="true"/>
-          <w:bCs w:val="true"/>
+          <w:b/>
+          <w:bCs/>
           <w:color w:val="583E31"/>
         </w:rPr>
         <w:t xml:space="preserve">Neal Lux:</w:t>
@@ -4773,8 +4772,8 @@
       </w:r>
       <w:r>
         <w:rPr>
-          <w:b w:val="true"/>
-          <w:bCs w:val="true"/>
+          <w:b/>
+          <w:bCs/>
           <w:color w:val="583E31"/>
         </w:rPr>
         <w:t xml:space="preserve">Neal Lux:</w:t>
@@ -4798,8 +4797,8 @@
       </w:r>
       <w:r>
         <w:rPr>
-          <w:b w:val="true"/>
-          <w:bCs w:val="true"/>
+          <w:b/>
+          <w:bCs/>
           <w:color w:val="DC7D3E"/>
         </w:rPr>
         <w:t xml:space="preserve">Victoria Beard Queen:</w:t>
@@ -4823,8 +4822,8 @@
       </w:r>
       <w:r>
         <w:rPr>
-          <w:b w:val="true"/>
-          <w:bCs w:val="true"/>
+          <w:b/>
+          <w:bCs/>
           <w:color w:val="583E31"/>
         </w:rPr>
         <w:t xml:space="preserve">Neal Lux:</w:t>
@@ -4848,8 +4847,8 @@
       </w:r>
       <w:r>
         <w:rPr>
-          <w:b w:val="true"/>
-          <w:bCs w:val="true"/>
+          <w:b/>
+          <w:bCs/>
           <w:color w:val="DC7D3E"/>
         </w:rPr>
         <w:t xml:space="preserve">Victoria Beard Queen:</w:t>
@@ -4873,8 +4872,8 @@
       </w:r>
       <w:r>
         <w:rPr>
-          <w:b w:val="true"/>
-          <w:bCs w:val="true"/>
+          <w:b/>
+          <w:bCs/>
           <w:color w:val="583E31"/>
         </w:rPr>
         <w:t xml:space="preserve">Neal Lux:</w:t>
@@ -4898,8 +4897,8 @@
       </w:r>
       <w:r>
         <w:rPr>
-          <w:b w:val="true"/>
-          <w:bCs w:val="true"/>
+          <w:b/>
+          <w:bCs/>
           <w:color w:val="583E31"/>
         </w:rPr>
         <w:t xml:space="preserve">Neal Lux:</w:t>
@@ -4932,8 +4931,8 @@
       </w:r>
       <w:r>
         <w:rPr>
-          <w:b w:val="true"/>
-          <w:bCs w:val="true"/>
+          <w:b/>
+          <w:bCs/>
           <w:color w:val="583E31"/>
         </w:rPr>
         <w:t xml:space="preserve">Neal Lux:</w:t>
@@ -4957,8 +4956,8 @@
       </w:r>
       <w:r>
         <w:rPr>
-          <w:b w:val="true"/>
-          <w:bCs w:val="true"/>
+          <w:b/>
+          <w:bCs/>
           <w:color w:val="583E31"/>
         </w:rPr>
         <w:t xml:space="preserve">Neal Lux:</w:t>
@@ -4982,8 +4981,8 @@
       </w:r>
       <w:r>
         <w:rPr>
-          <w:b w:val="true"/>
-          <w:bCs w:val="true"/>
+          <w:b/>
+          <w:bCs/>
           <w:color w:val="583E31"/>
         </w:rPr>
         <w:t xml:space="preserve">Neal Lux:</w:t>
@@ -5016,8 +5015,8 @@
       </w:r>
       <w:r>
         <w:rPr>
-          <w:b w:val="true"/>
-          <w:bCs w:val="true"/>
+          <w:b/>
+          <w:bCs/>
           <w:color w:val="583E31"/>
         </w:rPr>
         <w:t xml:space="preserve">Neal Lux:</w:t>
@@ -5041,8 +5040,8 @@
       </w:r>
       <w:r>
         <w:rPr>
-          <w:b w:val="true"/>
-          <w:bCs w:val="true"/>
+          <w:b/>
+          <w:bCs/>
           <w:color w:val="583E31"/>
         </w:rPr>
         <w:t xml:space="preserve">Neal Lux:</w:t>
@@ -5066,8 +5065,8 @@
       </w:r>
       <w:r>
         <w:rPr>
-          <w:b w:val="true"/>
-          <w:bCs w:val="true"/>
+          <w:b/>
+          <w:bCs/>
           <w:color w:val="9C5DE1"/>
         </w:rPr>
         <w:t xml:space="preserve">David de Roode:</w:t>
@@ -5091,8 +5090,8 @@
       </w:r>
       <w:r>
         <w:rPr>
-          <w:b w:val="true"/>
-          <w:bCs w:val="true"/>
+          <w:b/>
+          <w:bCs/>
           <w:color w:val="583E31"/>
         </w:rPr>
         <w:t xml:space="preserve">Neal Lux:</w:t>
@@ -5116,8 +5115,8 @@
       </w:r>
       <w:r>
         <w:rPr>
-          <w:b w:val="true"/>
-          <w:bCs w:val="true"/>
+          <w:b/>
+          <w:bCs/>
           <w:color w:val="9C5DE1"/>
         </w:rPr>
         <w:t xml:space="preserve">David de Roode:</w:t>
@@ -5150,8 +5149,8 @@
       </w:r>
       <w:r>
         <w:rPr>
-          <w:b w:val="true"/>
-          <w:bCs w:val="true"/>
+          <w:b/>
+          <w:bCs/>
           <w:color w:val="9C5DE1"/>
         </w:rPr>
         <w:t xml:space="preserve">David de Roode:</w:t>
@@ -5175,8 +5174,8 @@
       </w:r>
       <w:r>
         <w:rPr>
-          <w:b w:val="true"/>
-          <w:bCs w:val="true"/>
+          <w:b/>
+          <w:bCs/>
           <w:color w:val="DC7D3E"/>
         </w:rPr>
         <w:t xml:space="preserve">Victoria Beard Queen:</w:t>
@@ -5200,8 +5199,8 @@
       </w:r>
       <w:r>
         <w:rPr>
-          <w:b w:val="true"/>
-          <w:bCs w:val="true"/>
+          <w:b/>
+          <w:bCs/>
           <w:color w:val="9C5DE1"/>
         </w:rPr>
         <w:t xml:space="preserve">David de Roode:</w:t>
@@ -5225,8 +5224,8 @@
       </w:r>
       <w:r>
         <w:rPr>
-          <w:b w:val="true"/>
-          <w:bCs w:val="true"/>
+          <w:b/>
+          <w:bCs/>
           <w:color w:val="583E31"/>
         </w:rPr>
         <w:t xml:space="preserve">Neal Lux:</w:t>
@@ -5250,8 +5249,8 @@
       </w:r>
       <w:r>
         <w:rPr>
-          <w:b w:val="true"/>
-          <w:bCs w:val="true"/>
+          <w:b/>
+          <w:bCs/>
           <w:color w:val="9C5DE1"/>
         </w:rPr>
         <w:t xml:space="preserve">David de Roode:</w:t>
@@ -5275,8 +5274,8 @@
       </w:r>
       <w:r>
         <w:rPr>
-          <w:b w:val="true"/>
-          <w:bCs w:val="true"/>
+          <w:b/>
+          <w:bCs/>
           <w:color w:val="583E31"/>
         </w:rPr>
         <w:t xml:space="preserve">Neal Lux:</w:t>
@@ -5300,8 +5299,8 @@
       </w:r>
       <w:r>
         <w:rPr>
-          <w:b w:val="true"/>
-          <w:bCs w:val="true"/>
+          <w:b/>
+          <w:bCs/>
           <w:color w:val="583E31"/>
         </w:rPr>
         <w:t xml:space="preserve">Neal Lux:</w:t>
@@ -5325,8 +5324,8 @@
       </w:r>
       <w:r>
         <w:rPr>
-          <w:b w:val="true"/>
-          <w:bCs w:val="true"/>
+          <w:b/>
+          <w:bCs/>
           <w:color w:val="9C5DE1"/>
         </w:rPr>
         <w:t xml:space="preserve">David de Roode:</w:t>
@@ -5350,8 +5349,8 @@
       </w:r>
       <w:r>
         <w:rPr>
-          <w:b w:val="true"/>
-          <w:bCs w:val="true"/>
+          <w:b/>
+          <w:bCs/>
           <w:color w:val="DC7D3E"/>
         </w:rPr>
         <w:t xml:space="preserve">Victoria Beard Queen:</w:t>
@@ -5375,8 +5374,8 @@
       </w:r>
       <w:r>
         <w:rPr>
-          <w:b w:val="true"/>
-          <w:bCs w:val="true"/>
+          <w:b/>
+          <w:bCs/>
           <w:color w:val="9C5DE1"/>
         </w:rPr>
         <w:t xml:space="preserve">David de Roode:</w:t>
@@ -5400,8 +5399,8 @@
       </w:r>
       <w:r>
         <w:rPr>
-          <w:b w:val="true"/>
-          <w:bCs w:val="true"/>
+          <w:b/>
+          <w:bCs/>
           <w:color w:val="583E31"/>
         </w:rPr>
         <w:t xml:space="preserve">Neal Lux:</w:t>
@@ -5425,8 +5424,8 @@
       </w:r>
       <w:r>
         <w:rPr>
-          <w:b w:val="true"/>
-          <w:bCs w:val="true"/>
+          <w:b/>
+          <w:bCs/>
           <w:color w:val="9C5DE1"/>
         </w:rPr>
         <w:t xml:space="preserve">David de Roode:</w:t>
@@ -5450,8 +5449,8 @@
       </w:r>
       <w:r>
         <w:rPr>
-          <w:b w:val="true"/>
-          <w:bCs w:val="true"/>
+          <w:b/>
+          <w:bCs/>
           <w:color w:val="583E31"/>
         </w:rPr>
         <w:t xml:space="preserve">Neal Lux:</w:t>
@@ -5484,8 +5483,8 @@
       </w:r>
       <w:r>
         <w:rPr>
-          <w:b w:val="true"/>
-          <w:bCs w:val="true"/>
+          <w:b/>
+          <w:bCs/>
           <w:color w:val="9C5DE1"/>
         </w:rPr>
         <w:t xml:space="preserve">David de Roode:</w:t>
@@ -5509,8 +5508,8 @@
       </w:r>
       <w:r>
         <w:rPr>
-          <w:b w:val="true"/>
-          <w:bCs w:val="true"/>
+          <w:b/>
+          <w:bCs/>
           <w:color w:val="9C5DE1"/>
         </w:rPr>
         <w:t xml:space="preserve">David de Roode:</w:t>
@@ -5534,8 +5533,8 @@
       </w:r>
       <w:r>
         <w:rPr>
-          <w:b w:val="true"/>
-          <w:bCs w:val="true"/>
+          <w:b/>
+          <w:bCs/>
           <w:color w:val="583E31"/>
         </w:rPr>
         <w:t xml:space="preserve">Neal Lux:</w:t>
@@ -5559,8 +5558,8 @@
       </w:r>
       <w:r>
         <w:rPr>
-          <w:b w:val="true"/>
-          <w:bCs w:val="true"/>
+          <w:b/>
+          <w:bCs/>
           <w:color w:val="9C5DE1"/>
         </w:rPr>
         <w:t xml:space="preserve">David de Roode:</w:t>
@@ -5584,8 +5583,8 @@
       </w:r>
       <w:r>
         <w:rPr>
-          <w:b w:val="true"/>
-          <w:bCs w:val="true"/>
+          <w:b/>
+          <w:bCs/>
           <w:color w:val="583E31"/>
         </w:rPr>
         <w:t xml:space="preserve">Neal Lux:</w:t>
@@ -5609,8 +5608,8 @@
       </w:r>
       <w:r>
         <w:rPr>
-          <w:b w:val="true"/>
-          <w:bCs w:val="true"/>
+          <w:b/>
+          <w:bCs/>
           <w:color w:val="583E31"/>
         </w:rPr>
         <w:t xml:space="preserve">Neal Lux:</w:t>
@@ -5643,8 +5642,8 @@
       </w:r>
       <w:r>
         <w:rPr>
-          <w:b w:val="true"/>
-          <w:bCs w:val="true"/>
+          <w:b/>
+          <w:bCs/>
           <w:color w:val="583E31"/>
         </w:rPr>
         <w:t xml:space="preserve">Neal Lux:</w:t>
@@ -5668,8 +5667,8 @@
       </w:r>
       <w:r>
         <w:rPr>
-          <w:b w:val="true"/>
-          <w:bCs w:val="true"/>
+          <w:b/>
+          <w:bCs/>
           <w:color w:val="583E31"/>
         </w:rPr>
         <w:t xml:space="preserve">Neal Lux:</w:t>
@@ -5702,8 +5701,8 @@
       </w:r>
       <w:r>
         <w:rPr>
-          <w:b w:val="true"/>
-          <w:bCs w:val="true"/>
+          <w:b/>
+          <w:bCs/>
           <w:color w:val="583E31"/>
         </w:rPr>
         <w:t xml:space="preserve">Neal Lux:</w:t>
@@ -5727,8 +5726,8 @@
       </w:r>
       <w:r>
         <w:rPr>
-          <w:b w:val="true"/>
-          <w:bCs w:val="true"/>
+          <w:b/>
+          <w:bCs/>
           <w:color w:val="583E31"/>
         </w:rPr>
         <w:t xml:space="preserve">Neal Lux:</w:t>
@@ -5752,8 +5751,8 @@
       </w:r>
       <w:r>
         <w:rPr>
-          <w:b w:val="true"/>
-          <w:bCs w:val="true"/>
+          <w:b/>
+          <w:bCs/>
           <w:color w:val="9C5DE1"/>
         </w:rPr>
         <w:t xml:space="preserve">David de Roode:</w:t>
@@ -5777,8 +5776,8 @@
       </w:r>
       <w:r>
         <w:rPr>
-          <w:b w:val="true"/>
-          <w:bCs w:val="true"/>
+          <w:b/>
+          <w:bCs/>
           <w:color w:val="DC7D3E"/>
         </w:rPr>
         <w:t xml:space="preserve">Victoria Beard Queen:</w:t>
@@ -5802,8 +5801,8 @@
       </w:r>
       <w:r>
         <w:rPr>
-          <w:b w:val="true"/>
-          <w:bCs w:val="true"/>
+          <w:b/>
+          <w:bCs/>
           <w:color w:val="9C5DE1"/>
         </w:rPr>
         <w:t xml:space="preserve">David de Roode:</w:t>
@@ -5827,8 +5826,8 @@
       </w:r>
       <w:r>
         <w:rPr>
-          <w:b w:val="true"/>
-          <w:bCs w:val="true"/>
+          <w:b/>
+          <w:bCs/>
           <w:color w:val="9C5DE1"/>
         </w:rPr>
         <w:t xml:space="preserve">David de Roode:</w:t>
@@ -5861,8 +5860,8 @@
       </w:r>
       <w:r>
         <w:rPr>
-          <w:b w:val="true"/>
-          <w:bCs w:val="true"/>
+          <w:b/>
+          <w:bCs/>
           <w:color w:val="9C5DE1"/>
         </w:rPr>
         <w:t xml:space="preserve">David de Roode:</w:t>
@@ -5886,8 +5885,8 @@
       </w:r>
       <w:r>
         <w:rPr>
-          <w:b w:val="true"/>
-          <w:bCs w:val="true"/>
+          <w:b/>
+          <w:bCs/>
           <w:color w:val="583E31"/>
         </w:rPr>
         <w:t xml:space="preserve">Neal Lux:</w:t>
@@ -5911,8 +5910,8 @@
       </w:r>
       <w:r>
         <w:rPr>
-          <w:b w:val="true"/>
-          <w:bCs w:val="true"/>
+          <w:b/>
+          <w:bCs/>
           <w:color w:val="583E31"/>
         </w:rPr>
         <w:t xml:space="preserve">Neal Lux:</w:t>
@@ -5945,8 +5944,8 @@
       </w:r>
       <w:r>
         <w:rPr>
-          <w:b w:val="true"/>
-          <w:bCs w:val="true"/>
+          <w:b/>
+          <w:bCs/>
           <w:color w:val="583E31"/>
         </w:rPr>
         <w:t xml:space="preserve">Neal Lux:</w:t>
@@ -5970,8 +5969,8 @@
       </w:r>
       <w:r>
         <w:rPr>
-          <w:b w:val="true"/>
-          <w:bCs w:val="true"/>
+          <w:b/>
+          <w:bCs/>
           <w:color w:val="583E31"/>
         </w:rPr>
         <w:t xml:space="preserve">Neal Lux:</w:t>
@@ -5995,8 +5994,8 @@
       </w:r>
       <w:r>
         <w:rPr>
-          <w:b w:val="true"/>
-          <w:bCs w:val="true"/>
+          <w:b/>
+          <w:bCs/>
           <w:color w:val="DC7D3E"/>
         </w:rPr>
         <w:t xml:space="preserve">Victoria Beard Queen:</w:t>
@@ -6020,8 +6019,8 @@
       </w:r>
       <w:r>
         <w:rPr>
-          <w:b w:val="true"/>
-          <w:bCs w:val="true"/>
+          <w:b/>
+          <w:bCs/>
           <w:color w:val="583E31"/>
         </w:rPr>
         <w:t xml:space="preserve">Neal Lux:</w:t>
@@ -6054,8 +6053,8 @@
       </w:r>
       <w:r>
         <w:rPr>
-          <w:b w:val="true"/>
-          <w:bCs w:val="true"/>
+          <w:b/>
+          <w:bCs/>
           <w:color w:val="583E31"/>
         </w:rPr>
         <w:t xml:space="preserve">Neal Lux:</w:t>
@@ -6079,8 +6078,8 @@
       </w:r>
       <w:r>
         <w:rPr>
-          <w:b w:val="true"/>
-          <w:bCs w:val="true"/>
+          <w:b/>
+          <w:bCs/>
           <w:color w:val="DC7D3E"/>
         </w:rPr>
         <w:t xml:space="preserve">Victoria Beard Queen:</w:t>
@@ -6104,8 +6103,8 @@
       </w:r>
       <w:r>
         <w:rPr>
-          <w:b w:val="true"/>
-          <w:bCs w:val="true"/>
+          <w:b/>
+          <w:bCs/>
           <w:color w:val="583E31"/>
         </w:rPr>
         <w:t xml:space="preserve">Neal Lux:</w:t>
@@ -6129,8 +6128,8 @@
       </w:r>
       <w:r>
         <w:rPr>
-          <w:b w:val="true"/>
-          <w:bCs w:val="true"/>
+          <w:b/>
+          <w:bCs/>
           <w:color w:val="583E31"/>
         </w:rPr>
         <w:t xml:space="preserve">Neal Lux:</w:t>
@@ -6154,8 +6153,8 @@
       </w:r>
       <w:r>
         <w:rPr>
-          <w:b w:val="true"/>
-          <w:bCs w:val="true"/>
+          <w:b/>
+          <w:bCs/>
           <w:color w:val="DC7D3E"/>
         </w:rPr>
         <w:t xml:space="preserve">Victoria Beard Queen:</w:t>
@@ -6179,8 +6178,8 @@
       </w:r>
       <w:r>
         <w:rPr>
-          <w:b w:val="true"/>
-          <w:bCs w:val="true"/>
+          <w:b/>
+          <w:bCs/>
           <w:color w:val="583E31"/>
         </w:rPr>
         <w:t xml:space="preserve">Neal Lux:</w:t>
@@ -6204,8 +6203,8 @@
       </w:r>
       <w:r>
         <w:rPr>
-          <w:b w:val="true"/>
-          <w:bCs w:val="true"/>
+          <w:b/>
+          <w:bCs/>
           <w:color w:val="DC7D3E"/>
         </w:rPr>
         <w:t xml:space="preserve">Victoria Beard Queen:</w:t>
@@ -6229,8 +6228,8 @@
       </w:r>
       <w:r>
         <w:rPr>
-          <w:b w:val="true"/>
-          <w:bCs w:val="true"/>
+          <w:b/>
+          <w:bCs/>
           <w:color w:val="583E31"/>
         </w:rPr>
         <w:t xml:space="preserve">Neal Lux:</w:t>
@@ -6263,8 +6262,8 @@
       </w:r>
       <w:r>
         <w:rPr>
-          <w:b w:val="true"/>
-          <w:bCs w:val="true"/>
+          <w:b/>
+          <w:bCs/>
           <w:color w:val="583E31"/>
         </w:rPr>
         <w:t xml:space="preserve">Neal Lux:</w:t>
@@ -6288,8 +6287,8 @@
       </w:r>
       <w:r>
         <w:rPr>
-          <w:b w:val="true"/>
-          <w:bCs w:val="true"/>
+          <w:b/>
+          <w:bCs/>
           <w:color w:val="9C5DE1"/>
         </w:rPr>
         <w:t xml:space="preserve">David de Roode:</w:t>
@@ -6313,8 +6312,8 @@
       </w:r>
       <w:r>
         <w:rPr>
-          <w:b w:val="true"/>
-          <w:bCs w:val="true"/>
+          <w:b/>
+          <w:bCs/>
           <w:color w:val="583E31"/>
         </w:rPr>
         <w:t xml:space="preserve">Neal Lux:</w:t>
@@ -6338,8 +6337,8 @@
       </w:r>
       <w:r>
         <w:rPr>
-          <w:b w:val="true"/>
-          <w:bCs w:val="true"/>
+          <w:b/>
+          <w:bCs/>
           <w:color w:val="583E31"/>
         </w:rPr>
         <w:t xml:space="preserve">Neal Lux:</w:t>
@@ -6363,8 +6362,8 @@
       </w:r>
       <w:r>
         <w:rPr>
-          <w:b w:val="true"/>
-          <w:bCs w:val="true"/>
+          <w:b/>
+          <w:bCs/>
           <w:color w:val="DC7D3E"/>
         </w:rPr>
         <w:t xml:space="preserve">Victoria Beard Queen:</w:t>
@@ -6388,8 +6387,8 @@
       </w:r>
       <w:r>
         <w:rPr>
-          <w:b w:val="true"/>
-          <w:bCs w:val="true"/>
+          <w:b/>
+          <w:bCs/>
           <w:color w:val="583E31"/>
         </w:rPr>
         <w:t xml:space="preserve">Neal Lux:</w:t>
@@ -6413,8 +6412,8 @@
       </w:r>
       <w:r>
         <w:rPr>
-          <w:b w:val="true"/>
-          <w:bCs w:val="true"/>
+          <w:b/>
+          <w:bCs/>
           <w:color w:val="583E31"/>
         </w:rPr>
         <w:t xml:space="preserve">Neal Lux:</w:t>
@@ -6447,8 +6446,8 @@
       </w:r>
       <w:r>
         <w:rPr>
-          <w:b w:val="true"/>
-          <w:bCs w:val="true"/>
+          <w:b/>
+          <w:bCs/>
           <w:color w:val="9C5DE1"/>
         </w:rPr>
         <w:t xml:space="preserve">David de Roode:</w:t>
@@ -6472,8 +6471,8 @@
       </w:r>
       <w:r>
         <w:rPr>
-          <w:b w:val="true"/>
-          <w:bCs w:val="true"/>
+          <w:b/>
+          <w:bCs/>
           <w:color w:val="583E31"/>
         </w:rPr>
         <w:t xml:space="preserve">Neal Lux:</w:t>
@@ -6497,8 +6496,8 @@
       </w:r>
       <w:r>
         <w:rPr>
-          <w:b w:val="true"/>
-          <w:bCs w:val="true"/>
+          <w:b/>
+          <w:bCs/>
           <w:color w:val="9C5DE1"/>
         </w:rPr>
         <w:t xml:space="preserve">David de Roode:</w:t>
@@ -6522,8 +6521,8 @@
       </w:r>
       <w:r>
         <w:rPr>
-          <w:b w:val="true"/>
-          <w:bCs w:val="true"/>
+          <w:b/>
+          <w:bCs/>
           <w:color w:val="583E31"/>
         </w:rPr>
         <w:t xml:space="preserve">Neal Lux:</w:t>
@@ -6547,8 +6546,8 @@
       </w:r>
       <w:r>
         <w:rPr>
-          <w:b w:val="true"/>
-          <w:bCs w:val="true"/>
+          <w:b/>
+          <w:bCs/>
           <w:color w:val="583E31"/>
         </w:rPr>
         <w:t xml:space="preserve">Neal Lux:</w:t>
@@ -6572,8 +6571,8 @@
       </w:r>
       <w:r>
         <w:rPr>
-          <w:b w:val="true"/>
-          <w:bCs w:val="true"/>
+          <w:b/>
+          <w:bCs/>
           <w:color w:val="9C5DE1"/>
         </w:rPr>
         <w:t xml:space="preserve">David de Roode:</w:t>
@@ -6597,8 +6596,8 @@
       </w:r>
       <w:r>
         <w:rPr>
-          <w:b w:val="true"/>
-          <w:bCs w:val="true"/>
+          <w:b/>
+          <w:bCs/>
           <w:color w:val="583E31"/>
         </w:rPr>
         <w:t xml:space="preserve">Neal Lux:</w:t>
@@ -6622,8 +6621,8 @@
       </w:r>
       <w:r>
         <w:rPr>
-          <w:b w:val="true"/>
-          <w:bCs w:val="true"/>
+          <w:b/>
+          <w:bCs/>
           <w:color w:val="583E31"/>
         </w:rPr>
         <w:t xml:space="preserve">Neal Lux:</w:t>
@@ -6647,8 +6646,8 @@
       </w:r>
       <w:r>
         <w:rPr>
-          <w:b w:val="true"/>
-          <w:bCs w:val="true"/>
+          <w:b/>
+          <w:bCs/>
           <w:color w:val="9C5DE1"/>
         </w:rPr>
         <w:t xml:space="preserve">David de Roode:</w:t>
@@ -6681,8 +6680,8 @@
       </w:r>
       <w:r>
         <w:rPr>
-          <w:b w:val="true"/>
-          <w:bCs w:val="true"/>
+          <w:b/>
+          <w:bCs/>
           <w:color w:val="583E31"/>
         </w:rPr>
         <w:t xml:space="preserve">Neal Lux:</w:t>
@@ -6706,8 +6705,8 @@
       </w:r>
       <w:r>
         <w:rPr>
-          <w:b w:val="true"/>
-          <w:bCs w:val="true"/>
+          <w:b/>
+          <w:bCs/>
           <w:color w:val="9C5DE1"/>
         </w:rPr>
         <w:t xml:space="preserve">David de Roode:</w:t>
@@ -6731,8 +6730,8 @@
       </w:r>
       <w:r>
         <w:rPr>
-          <w:b w:val="true"/>
-          <w:bCs w:val="true"/>
+          <w:b/>
+          <w:bCs/>
           <w:color w:val="DC7D3E"/>
         </w:rPr>
         <w:t xml:space="preserve">Victoria Beard Queen:</w:t>
@@ -6756,8 +6755,8 @@
       </w:r>
       <w:r>
         <w:rPr>
-          <w:b w:val="true"/>
-          <w:bCs w:val="true"/>
+          <w:b/>
+          <w:bCs/>
           <w:color w:val="583E31"/>
         </w:rPr>
         <w:t xml:space="preserve">Neal Lux:</w:t>
@@ -6781,8 +6780,8 @@
       </w:r>
       <w:r>
         <w:rPr>
-          <w:b w:val="true"/>
-          <w:bCs w:val="true"/>
+          <w:b/>
+          <w:bCs/>
           <w:color w:val="9C5DE1"/>
         </w:rPr>
         <w:t xml:space="preserve">David de Roode:</w:t>
@@ -6806,8 +6805,8 @@
       </w:r>
       <w:r>
         <w:rPr>
-          <w:b w:val="true"/>
-          <w:bCs w:val="true"/>
+          <w:b/>
+          <w:bCs/>
           <w:color w:val="DC7D3E"/>
         </w:rPr>
         <w:t xml:space="preserve">Victoria Beard Queen:</w:t>
@@ -6831,8 +6830,8 @@
       </w:r>
       <w:r>
         <w:rPr>
-          <w:b w:val="true"/>
-          <w:bCs w:val="true"/>
+          <w:b/>
+          <w:bCs/>
           <w:color w:val="9C5DE1"/>
         </w:rPr>
         <w:t xml:space="preserve">David de Roode:</w:t>
@@ -6856,8 +6855,8 @@
       </w:r>
       <w:r>
         <w:rPr>
-          <w:b w:val="true"/>
-          <w:bCs w:val="true"/>
+          <w:b/>
+          <w:bCs/>
           <w:color w:val="DC7D3E"/>
         </w:rPr>
         <w:t xml:space="preserve">Victoria Beard Queen:</w:t>
@@ -6881,8 +6880,8 @@
       </w:r>
       <w:r>
         <w:rPr>
-          <w:b w:val="true"/>
-          <w:bCs w:val="true"/>
+          <w:b/>
+          <w:bCs/>
           <w:color w:val="583E31"/>
         </w:rPr>
         <w:t xml:space="preserve">Neal Lux:</w:t>
@@ -6906,8 +6905,8 @@
       </w:r>
       <w:r>
         <w:rPr>
-          <w:b w:val="true"/>
-          <w:bCs w:val="true"/>
+          <w:b/>
+          <w:bCs/>
           <w:color w:val="583E31"/>
         </w:rPr>
         <w:t xml:space="preserve">Neal Lux:</w:t>
@@ -6931,8 +6930,8 @@
       </w:r>
       <w:r>
         <w:rPr>
-          <w:b w:val="true"/>
-          <w:bCs w:val="true"/>
+          <w:b/>
+          <w:bCs/>
           <w:color w:val="583E31"/>
         </w:rPr>
         <w:t xml:space="preserve">Neal Lux:</w:t>
@@ -6965,8 +6964,8 @@
       </w:r>
       <w:r>
         <w:rPr>
-          <w:b w:val="true"/>
-          <w:bCs w:val="true"/>
+          <w:b/>
+          <w:bCs/>
           <w:color w:val="583E31"/>
         </w:rPr>
         <w:t xml:space="preserve">Neal Lux:</w:t>
@@ -6990,8 +6989,8 @@
       </w:r>
       <w:r>
         <w:rPr>
-          <w:b w:val="true"/>
-          <w:bCs w:val="true"/>
+          <w:b/>
+          <w:bCs/>
           <w:color w:val="9C5DE1"/>
         </w:rPr>
         <w:t xml:space="preserve">David de Roode:</w:t>
@@ -7015,8 +7014,8 @@
       </w:r>
       <w:r>
         <w:rPr>
-          <w:b w:val="true"/>
-          <w:bCs w:val="true"/>
+          <w:b/>
+          <w:bCs/>
           <w:color w:val="9C5DE1"/>
         </w:rPr>
         <w:t xml:space="preserve">David de Roode:</w:t>
@@ -7040,8 +7039,8 @@
       </w:r>
       <w:r>
         <w:rPr>
-          <w:b w:val="true"/>
-          <w:bCs w:val="true"/>
+          <w:b/>
+          <w:bCs/>
           <w:color w:val="583E31"/>
         </w:rPr>
         <w:t xml:space="preserve">Neal Lux:</w:t>
@@ -7065,8 +7064,8 @@
       </w:r>
       <w:r>
         <w:rPr>
-          <w:b w:val="true"/>
-          <w:bCs w:val="true"/>
+          <w:b/>
+          <w:bCs/>
           <w:color w:val="583E31"/>
         </w:rPr>
         <w:t xml:space="preserve">Neal Lux:</w:t>
@@ -7099,8 +7098,8 @@
       </w:r>
       <w:r>
         <w:rPr>
-          <w:b w:val="true"/>
-          <w:bCs w:val="true"/>
+          <w:b/>
+          <w:bCs/>
           <w:color w:val="583E31"/>
         </w:rPr>
         <w:t xml:space="preserve">Neal Lux:</w:t>
@@ -7124,8 +7123,8 @@
       </w:r>
       <w:r>
         <w:rPr>
-          <w:b w:val="true"/>
-          <w:bCs w:val="true"/>
+          <w:b/>
+          <w:bCs/>
           <w:color w:val="9C5DE1"/>
         </w:rPr>
         <w:t xml:space="preserve">David de Roode:</w:t>
@@ -7149,8 +7148,8 @@
       </w:r>
       <w:r>
         <w:rPr>
-          <w:b w:val="true"/>
-          <w:bCs w:val="true"/>
+          <w:b/>
+          <w:bCs/>
           <w:color w:val="583E31"/>
         </w:rPr>
         <w:t xml:space="preserve">Neal Lux:</w:t>
@@ -7174,8 +7173,8 @@
       </w:r>
       <w:r>
         <w:rPr>
-          <w:b w:val="true"/>
-          <w:bCs w:val="true"/>
+          <w:b/>
+          <w:bCs/>
           <w:color w:val="583E31"/>
         </w:rPr>
         <w:t xml:space="preserve">Neal Lux:</w:t>
@@ -7199,8 +7198,8 @@
       </w:r>
       <w:r>
         <w:rPr>
-          <w:b w:val="true"/>
-          <w:bCs w:val="true"/>
+          <w:b/>
+          <w:bCs/>
           <w:color w:val="9C5DE1"/>
         </w:rPr>
         <w:t xml:space="preserve">David de Roode:</w:t>
@@ -7233,8 +7232,8 @@
       </w:r>
       <w:r>
         <w:rPr>
-          <w:b w:val="true"/>
-          <w:bCs w:val="true"/>
+          <w:b/>
+          <w:bCs/>
           <w:color w:val="9C5DE1"/>
         </w:rPr>
         <w:t xml:space="preserve">David de Roode:</w:t>
@@ -7258,8 +7257,8 @@
       </w:r>
       <w:r>
         <w:rPr>
-          <w:b w:val="true"/>
-          <w:bCs w:val="true"/>
+          <w:b/>
+          <w:bCs/>
           <w:color w:val="9C5DE1"/>
         </w:rPr>
         <w:t xml:space="preserve">David de Roode:</w:t>
@@ -7283,8 +7282,8 @@
       </w:r>
       <w:r>
         <w:rPr>
-          <w:b w:val="true"/>
-          <w:bCs w:val="true"/>
+          <w:b/>
+          <w:bCs/>
           <w:color w:val="583E31"/>
         </w:rPr>
         <w:t xml:space="preserve">Neal Lux:</w:t>
@@ -7308,8 +7307,8 @@
       </w:r>
       <w:r>
         <w:rPr>
-          <w:b w:val="true"/>
-          <w:bCs w:val="true"/>
+          <w:b/>
+          <w:bCs/>
           <w:color w:val="583E31"/>
         </w:rPr>
         <w:t xml:space="preserve">Neal Lux:</w:t>
@@ -7342,8 +7341,8 @@
       </w:r>
       <w:r>
         <w:rPr>
-          <w:b w:val="true"/>
-          <w:bCs w:val="true"/>
+          <w:b/>
+          <w:bCs/>
           <w:color w:val="583E31"/>
         </w:rPr>
         <w:t xml:space="preserve">Neal Lux:</w:t>
@@ -7367,8 +7366,8 @@
       </w:r>
       <w:r>
         <w:rPr>
-          <w:b w:val="true"/>
-          <w:bCs w:val="true"/>
+          <w:b/>
+          <w:bCs/>
           <w:color w:val="583E31"/>
         </w:rPr>
         <w:t xml:space="preserve">Neal Lux:</w:t>
@@ -7392,8 +7391,8 @@
       </w:r>
       <w:r>
         <w:rPr>
-          <w:b w:val="true"/>
-          <w:bCs w:val="true"/>
+          <w:b/>
+          <w:bCs/>
           <w:color w:val="583E31"/>
         </w:rPr>
         <w:t xml:space="preserve">Neal Lux:</w:t>
@@ -7426,8 +7425,8 @@
       </w:r>
       <w:r>
         <w:rPr>
-          <w:b w:val="true"/>
-          <w:bCs w:val="true"/>
+          <w:b/>
+          <w:bCs/>
           <w:color w:val="583E31"/>
         </w:rPr>
         <w:t xml:space="preserve">Neal Lux:</w:t>
@@ -7451,8 +7450,8 @@
       </w:r>
       <w:r>
         <w:rPr>
-          <w:b w:val="true"/>
-          <w:bCs w:val="true"/>
+          <w:b/>
+          <w:bCs/>
           <w:color w:val="DC7D3E"/>
         </w:rPr>
         <w:t xml:space="preserve">Victoria Beard Queen:</w:t>
@@ -7476,8 +7475,8 @@
       </w:r>
       <w:r>
         <w:rPr>
-          <w:b w:val="true"/>
-          <w:bCs w:val="true"/>
+          <w:b/>
+          <w:bCs/>
           <w:color w:val="583E31"/>
         </w:rPr>
         <w:t xml:space="preserve">Neal Lux:</w:t>
@@ -7501,8 +7500,8 @@
       </w:r>
       <w:r>
         <w:rPr>
-          <w:b w:val="true"/>
-          <w:bCs w:val="true"/>
+          <w:b/>
+          <w:bCs/>
           <w:color w:val="583E31"/>
         </w:rPr>
         <w:t xml:space="preserve">Neal Lux:</w:t>
@@ -7526,8 +7525,8 @@
       </w:r>
       <w:r>
         <w:rPr>
-          <w:b w:val="true"/>
-          <w:bCs w:val="true"/>
+          <w:b/>
+          <w:bCs/>
           <w:color w:val="583E31"/>
         </w:rPr>
         <w:t xml:space="preserve">Neal Lux:</w:t>
@@ -7560,8 +7559,8 @@
       </w:r>
       <w:r>
         <w:rPr>
-          <w:b w:val="true"/>
-          <w:bCs w:val="true"/>
+          <w:b/>
+          <w:bCs/>
           <w:color w:val="9C5DE1"/>
         </w:rPr>
         <w:t xml:space="preserve">David de Roode:</w:t>
@@ -7585,8 +7584,8 @@
       </w:r>
       <w:r>
         <w:rPr>
-          <w:b w:val="true"/>
-          <w:bCs w:val="true"/>
+          <w:b/>
+          <w:bCs/>
           <w:color w:val="DC7D3E"/>
         </w:rPr>
         <w:t xml:space="preserve">Victoria Beard Queen:</w:t>
@@ -7610,8 +7609,8 @@
       </w:r>
       <w:r>
         <w:rPr>
-          <w:b w:val="true"/>
-          <w:bCs w:val="true"/>
+          <w:b/>
+          <w:bCs/>
           <w:color w:val="9C5DE1"/>
         </w:rPr>
         <w:t xml:space="preserve">David de Roode:</w:t>
@@ -7635,8 +7634,8 @@
       </w:r>
       <w:r>
         <w:rPr>
-          <w:b w:val="true"/>
-          <w:bCs w:val="true"/>
+          <w:b/>
+          <w:bCs/>
           <w:color w:val="9C5DE1"/>
         </w:rPr>
         <w:t xml:space="preserve">David de Roode:</w:t>
@@ -7660,8 +7659,8 @@
       </w:r>
       <w:r>
         <w:rPr>
-          <w:b w:val="true"/>
-          <w:bCs w:val="true"/>
+          <w:b/>
+          <w:bCs/>
           <w:color w:val="583E31"/>
         </w:rPr>
         <w:t xml:space="preserve">Neal Lux:</w:t>
@@ -7685,8 +7684,8 @@
       </w:r>
       <w:r>
         <w:rPr>
-          <w:b w:val="true"/>
-          <w:bCs w:val="true"/>
+          <w:b/>
+          <w:bCs/>
           <w:color w:val="9C5DE1"/>
         </w:rPr>
         <w:t xml:space="preserve">David de Roode:</w:t>
@@ -7710,8 +7709,8 @@
       </w:r>
       <w:r>
         <w:rPr>
-          <w:b w:val="true"/>
-          <w:bCs w:val="true"/>
+          <w:b/>
+          <w:bCs/>
           <w:color w:val="583E31"/>
         </w:rPr>
         <w:t xml:space="preserve">Neal Lux:</w:t>
@@ -7744,8 +7743,8 @@
       </w:r>
       <w:r>
         <w:rPr>
-          <w:b w:val="true"/>
-          <w:bCs w:val="true"/>
+          <w:b/>
+          <w:bCs/>
           <w:color w:val="583E31"/>
         </w:rPr>
         <w:t xml:space="preserve">Neal Lux:</w:t>
@@ -7769,8 +7768,8 @@
       </w:r>
       <w:r>
         <w:rPr>
-          <w:b w:val="true"/>
-          <w:bCs w:val="true"/>
+          <w:b/>
+          <w:bCs/>
           <w:color w:val="583E31"/>
         </w:rPr>
         <w:t xml:space="preserve">Neal Lux:</w:t>
@@ -7803,8 +7802,8 @@
       </w:r>
       <w:r>
         <w:rPr>
-          <w:b w:val="true"/>
-          <w:bCs w:val="true"/>
+          <w:b/>
+          <w:bCs/>
           <w:color w:val="583E31"/>
         </w:rPr>
         <w:t xml:space="preserve">Neal Lux:</w:t>
@@ -7828,8 +7827,8 @@
       </w:r>
       <w:r>
         <w:rPr>
-          <w:b w:val="true"/>
-          <w:bCs w:val="true"/>
+          <w:b/>
+          <w:bCs/>
           <w:color w:val="9C5DE1"/>
         </w:rPr>
         <w:t xml:space="preserve">David de Roode:</w:t>
@@ -7853,8 +7852,8 @@
       </w:r>
       <w:r>
         <w:rPr>
-          <w:b w:val="true"/>
-          <w:bCs w:val="true"/>
+          <w:b/>
+          <w:bCs/>
           <w:color w:val="DC7D3E"/>
         </w:rPr>
         <w:t xml:space="preserve">Victoria Beard Queen:</w:t>
@@ -7878,8 +7877,8 @@
       </w:r>
       <w:r>
         <w:rPr>
-          <w:b w:val="true"/>
-          <w:bCs w:val="true"/>
+          <w:b/>
+          <w:bCs/>
           <w:color w:val="583E31"/>
         </w:rPr>
         <w:t xml:space="preserve">Neal Lux:</w:t>
@@ -7903,8 +7902,8 @@
       </w:r>
       <w:r>
         <w:rPr>
-          <w:b w:val="true"/>
-          <w:bCs w:val="true"/>
+          <w:b/>
+          <w:bCs/>
           <w:color w:val="9C5DE1"/>
         </w:rPr>
         <w:t xml:space="preserve">David de Roode:</w:t>
@@ -7928,8 +7927,8 @@
       </w:r>
       <w:r>
         <w:rPr>
-          <w:b w:val="true"/>
-          <w:bCs w:val="true"/>
+          <w:b/>
+          <w:bCs/>
           <w:color w:val="DC7D3E"/>
         </w:rPr>
         <w:t xml:space="preserve">Victoria Beard Queen:</w:t>
@@ -7953,8 +7952,8 @@
       </w:r>
       <w:r>
         <w:rPr>
-          <w:b w:val="true"/>
-          <w:bCs w:val="true"/>
+          <w:b/>
+          <w:bCs/>
           <w:color w:val="9C5DE1"/>
         </w:rPr>
         <w:t xml:space="preserve">David de Roode:</w:t>
@@ -7978,8 +7977,8 @@
       </w:r>
       <w:r>
         <w:rPr>
-          <w:b w:val="true"/>
-          <w:bCs w:val="true"/>
+          <w:b/>
+          <w:bCs/>
           <w:color w:val="583E31"/>
         </w:rPr>
         <w:t xml:space="preserve">Neal Lux:</w:t>
@@ -8003,8 +8002,8 @@
       </w:r>
       <w:r>
         <w:rPr>
-          <w:b w:val="true"/>
-          <w:bCs w:val="true"/>
+          <w:b/>
+          <w:bCs/>
           <w:color w:val="9C5DE1"/>
         </w:rPr>
         <w:t xml:space="preserve">David de Roode:</w:t>
@@ -8028,8 +8027,8 @@
       </w:r>
       <w:r>
         <w:rPr>
-          <w:b w:val="true"/>
-          <w:bCs w:val="true"/>
+          <w:b/>
+          <w:bCs/>
           <w:color w:val="583E31"/>
         </w:rPr>
         <w:t xml:space="preserve">Neal Lux:</w:t>
@@ -8053,8 +8052,8 @@
       </w:r>
       <w:r>
         <w:rPr>
-          <w:b w:val="true"/>
-          <w:bCs w:val="true"/>
+          <w:b/>
+          <w:bCs/>
           <w:color w:val="DC7D3E"/>
         </w:rPr>
         <w:t xml:space="preserve">Victoria Beard Queen:</w:t>
@@ -8078,8 +8077,8 @@
       </w:r>
       <w:r>
         <w:rPr>
-          <w:b w:val="true"/>
-          <w:bCs w:val="true"/>
+          <w:b/>
+          <w:bCs/>
           <w:color w:val="9C5DE1"/>
         </w:rPr>
         <w:t xml:space="preserve">David de Roode:</w:t>
@@ -8090,13 +8089,53 @@
     </w:p>
     <w:sectPr>
       <w:pgSz w:w="11906" w:h="16838" w:orient="portrait"/>
-      <w:pgMar w:top="1440" w:right="1440" w:bottom="1440" w:left="1440" w:header="708" w:footer="708" w:gutter="0" w:mirrorMargins="false"/>
-      <w:cols w:space="708" w:num="1" w:sep="false"/>
+      <w:pgMar w:top="1440" w:right="1440" w:bottom="1440" w:left="1440" w:header="708" w:footer="708" w:gutter="0"/>
+      <w:pgNumType/>
       <w:docGrid w:linePitch="360"/>
-      <w:pgNumType/>
     </w:sectPr>
   </w:body>
 </w:document>
+</file>
+
+<file path=word/comments.xml><?xml version="1.0" encoding="utf-8"?>
+<w:comments xmlns:cx="http://schemas.microsoft.com/office/drawing/2014/chartex" xmlns:cx1="http://schemas.microsoft.com/office/drawing/2015/9/8/chartex" xmlns:cx2="http://schemas.microsoft.com/office/drawing/2015/10/21/chartex" xmlns:cx3="http://schemas.microsoft.com/office/drawing/2016/5/9/chartex" xmlns:cx4="http://schemas.microsoft.com/office/drawing/2016/5/10/chartex" xmlns:cx5="http://schemas.microsoft.com/office/drawing/2016/5/11/chartex" xmlns:cx6="http://schemas.microsoft.com/office/drawing/2016/5/12/chartex" xmlns:cx7="http://schemas.microsoft.com/office/drawing/2016/5/13/chartex" xmlns:cx8="http://schemas.microsoft.com/office/drawing/2016/5/14/chartex" xmlns:mc="http://schemas.openxmlformats.org/markup-compatibility/2006" xmlns:aink="http://schemas.microsoft.com/office/drawing/2016/ink" xmlns:am3d="http://schemas.microsoft.com/office/drawing/2017/model3d" xmlns:o="urn:schemas-microsoft-com:office:office" xmlns:r="http://schemas.openxmlformats.org/officeDocument/2006/relationships" xmlns:m="http://schemas.openxmlformats.org/officeDocument/2006/math" xmlns:v="urn:schemas-microsoft-com:vml" xmlns:wp14="http://schemas.microsoft.com/office/word/2010/wordprocessingDrawing" xmlns:wp="http://schemas.openxmlformats.org/drawingml/2006/wordprocessingDrawing" xmlns:w10="urn:schemas-microsoft-com:office:word" xmlns:w="http://schemas.openxmlformats.org/wordprocessingml/2006/main" xmlns:w14="http://schemas.microsoft.com/office/word/2010/wordml" xmlns:w15="http://schemas.microsoft.com/office/word/2012/wordml" xmlns:w16cex="http://schemas.microsoft.com/office/word/2018/wordml/cex" xmlns:w16cid="http://schemas.microsoft.com/office/word/2016/wordml/cid" xmlns:w16="http://schemas.microsoft.com/office/word/2018/wordml" xmlns:w16sdtdh="http://schemas.microsoft.com/office/word/2020/wordml/sdtdatahash" xmlns:w16se="http://schemas.microsoft.com/office/word/2015/wordml/symex" xmlns:wpg="http://schemas.microsoft.com/office/word/2010/wordprocessingGroup" xmlns:wpi="http://schemas.microsoft.com/office/word/2010/wordprocessingInk" xmlns:wne="http://schemas.microsoft.com/office/word/2006/wordml" xmlns:wps="http://schemas.microsoft.com/office/word/2010/wordprocessingShape"/>
+</file>
+
+<file path=word/endnotes.xml><?xml version="1.0" encoding="utf-8"?>
+<w:endnotes xmlns:wpc="http://schemas.microsoft.com/office/word/2010/wordprocessingCanvas" xmlns:mc="http://schemas.openxmlformats.org/markup-compatibility/2006" xmlns:o="urn:schemas-microsoft-com:office:office" xmlns:r="http://schemas.openxmlformats.org/officeDocument/2006/relationships" xmlns:m="http://schemas.openxmlformats.org/officeDocument/2006/math" xmlns:v="urn:schemas-microsoft-com:vml" xmlns:wp14="http://schemas.microsoft.com/office/word/2010/wordprocessingDrawing" xmlns:wp="http://schemas.openxmlformats.org/drawingml/2006/wordprocessingDrawing" xmlns:w10="urn:schemas-microsoft-com:office:word" xmlns:w="http://schemas.openxmlformats.org/wordprocessingml/2006/main" xmlns:w14="http://schemas.microsoft.com/office/word/2010/wordml" xmlns:w15="http://schemas.microsoft.com/office/word/2012/wordml" xmlns:wpg="http://schemas.microsoft.com/office/word/2010/wordprocessingGroup" xmlns:wpi="http://schemas.microsoft.com/office/word/2010/wordprocessingInk" xmlns:wne="http://schemas.microsoft.com/office/word/2006/wordml" xmlns:wps="http://schemas.microsoft.com/office/word/2010/wordprocessingShape" mc:Ignorable="w14 w15 wp14">
+  <w:endnote w:type="separator" w:id="-1">
+    <w:p>
+      <w:pPr>
+        <w:spacing w:after="0" w:line="240" w:lineRule="auto"/>
+      </w:pPr>
+      <w:r>
+        <w:rPr>
+          <w:rStyle w:val="EndnoteReference"/>
+        </w:rPr>
+        <w:endnoteRef/>
+      </w:r>
+      <w:r>
+        <w:separator/>
+      </w:r>
+    </w:p>
+  </w:endnote>
+  <w:endnote w:type="continuationSeparator" w:id="0">
+    <w:p>
+      <w:pPr>
+        <w:spacing w:after="0" w:line="240" w:lineRule="auto"/>
+      </w:pPr>
+      <w:r>
+        <w:rPr>
+          <w:rStyle w:val="EndnoteReference"/>
+        </w:rPr>
+        <w:endnoteRef/>
+      </w:r>
+      <w:r>
+        <w:continuationSeparator/>
+      </w:r>
+    </w:p>
+  </w:endnote>
+</w:endnotes>
 </file>
 
 <file path=word/footnotes.xml><?xml version="1.0" encoding="utf-8"?>
@@ -8138,92 +8177,92 @@
 
 <file path=word/numbering.xml><?xml version="1.0" encoding="utf-8"?>
 <w:numbering xmlns:wpc="http://schemas.microsoft.com/office/word/2010/wordprocessingCanvas" xmlns:mc="http://schemas.openxmlformats.org/markup-compatibility/2006" xmlns:o="urn:schemas-microsoft-com:office:office" xmlns:r="http://schemas.openxmlformats.org/officeDocument/2006/relationships" xmlns:m="http://schemas.openxmlformats.org/officeDocument/2006/math" xmlns:v="urn:schemas-microsoft-com:vml" xmlns:wp14="http://schemas.microsoft.com/office/word/2010/wordprocessingDrawing" xmlns:wp="http://schemas.openxmlformats.org/drawingml/2006/wordprocessingDrawing" xmlns:w10="urn:schemas-microsoft-com:office:word" xmlns:w="http://schemas.openxmlformats.org/wordprocessingml/2006/main" xmlns:w14="http://schemas.microsoft.com/office/word/2010/wordml" xmlns:w15="http://schemas.microsoft.com/office/word/2012/wordml" xmlns:wpg="http://schemas.microsoft.com/office/word/2010/wordprocessingGroup" xmlns:wpi="http://schemas.microsoft.com/office/word/2010/wordprocessingInk" xmlns:wne="http://schemas.microsoft.com/office/word/2006/wordml" xmlns:wps="http://schemas.microsoft.com/office/word/2010/wordprocessingShape" mc:Ignorable="w14 w15 wp14">
-  <w:abstractNum w:abstractNumId="0" w15:restartNumberingAfterBreak="0">
+  <w:abstractNum w:abstractNumId="1" w15:restartNumberingAfterBreak="0">
     <w:multiLevelType w:val="hybridMultilevel"/>
     <w:lvl w:ilvl="0" w15:tentative="1">
       <w:start w:val="1"/>
-      <w:lvlJc w:val="left"/>
       <w:numFmt w:val="bullet"/>
       <w:lvlText w:val="●"/>
+      <w:lvlJc w:val="left"/>
       <w:pPr>
         <w:ind w:left="720" w:hanging="360"/>
       </w:pPr>
     </w:lvl>
     <w:lvl w:ilvl="1" w15:tentative="1">
       <w:start w:val="1"/>
-      <w:lvlJc w:val="left"/>
       <w:numFmt w:val="bullet"/>
       <w:lvlText w:val="○"/>
+      <w:lvlJc w:val="left"/>
       <w:pPr>
         <w:ind w:left="1440" w:hanging="360"/>
       </w:pPr>
     </w:lvl>
     <w:lvl w:ilvl="2" w15:tentative="1">
       <w:start w:val="1"/>
-      <w:lvlJc w:val="left"/>
       <w:numFmt w:val="bullet"/>
       <w:lvlText w:val="■"/>
+      <w:lvlJc w:val="left"/>
       <w:pPr>
         <w:ind w:left="2160" w:hanging="360"/>
       </w:pPr>
     </w:lvl>
     <w:lvl w:ilvl="3" w15:tentative="1">
       <w:start w:val="1"/>
-      <w:lvlJc w:val="left"/>
       <w:numFmt w:val="bullet"/>
       <w:lvlText w:val="●"/>
+      <w:lvlJc w:val="left"/>
       <w:pPr>
         <w:ind w:left="2880" w:hanging="360"/>
       </w:pPr>
     </w:lvl>
     <w:lvl w:ilvl="4" w15:tentative="1">
       <w:start w:val="1"/>
-      <w:lvlJc w:val="left"/>
       <w:numFmt w:val="bullet"/>
       <w:lvlText w:val="○"/>
+      <w:lvlJc w:val="left"/>
       <w:pPr>
         <w:ind w:left="3600" w:hanging="360"/>
       </w:pPr>
     </w:lvl>
     <w:lvl w:ilvl="5" w15:tentative="1">
       <w:start w:val="1"/>
-      <w:lvlJc w:val="left"/>
       <w:numFmt w:val="bullet"/>
       <w:lvlText w:val="■"/>
+      <w:lvlJc w:val="left"/>
       <w:pPr>
         <w:ind w:left="4320" w:hanging="360"/>
       </w:pPr>
     </w:lvl>
     <w:lvl w:ilvl="6" w15:tentative="1">
       <w:start w:val="1"/>
-      <w:lvlJc w:val="left"/>
       <w:numFmt w:val="bullet"/>
       <w:lvlText w:val="●"/>
+      <w:lvlJc w:val="left"/>
       <w:pPr>
         <w:ind w:left="5040" w:hanging="360"/>
       </w:pPr>
     </w:lvl>
     <w:lvl w:ilvl="7" w15:tentative="1">
       <w:start w:val="1"/>
-      <w:lvlJc w:val="left"/>
       <w:numFmt w:val="bullet"/>
       <w:lvlText w:val="●"/>
+      <w:lvlJc w:val="left"/>
       <w:pPr>
         <w:ind w:left="5760" w:hanging="360"/>
       </w:pPr>
     </w:lvl>
     <w:lvl w:ilvl="8" w15:tentative="1">
       <w:start w:val="1"/>
-      <w:lvlJc w:val="left"/>
       <w:numFmt w:val="bullet"/>
       <w:lvlText w:val="●"/>
+      <w:lvlJc w:val="left"/>
       <w:pPr>
         <w:ind w:left="6480" w:hanging="360"/>
       </w:pPr>
     </w:lvl>
   </w:abstractNum>
-  <w:num w:numId="0">
-    <w:abstractNumId w:val="0"/>
+  <w:num w:numId="1">
+    <w:abstractNumId w:val="1"/>
     <w:lvlOverride w:ilvl="0">
       <w:startOverride w:val="1"/>
     </w:lvlOverride>
@@ -8239,94 +8278,94 @@
   </w:docDefaults>
   <w:style w:type="paragraph" w:styleId="Title">
     <w:name w:val="Title"/>
+    <w:basedOn w:val="Normal"/>
+    <w:next w:val="Normal"/>
+    <w:qFormat/>
     <w:pPr>
       <w:spacing w:after="260"/>
     </w:pPr>
     <w:rPr>
-      <w:b w:val="true"/>
-      <w:bCs w:val="true"/>
+      <w:b/>
+      <w:bCs/>
       <w:sz w:val="56"/>
       <w:szCs w:val="56"/>
     </w:rPr>
+  </w:style>
+  <w:style w:type="paragraph" w:styleId="Heading1">
+    <w:name w:val="Heading 1"/>
     <w:basedOn w:val="Normal"/>
     <w:next w:val="Normal"/>
     <w:qFormat/>
-  </w:style>
-  <w:style w:type="paragraph" w:styleId="Heading1">
-    <w:name w:val="Heading 1"/>
     <w:pPr>
-      <w:spacing w:before="120" w:after="260"/>
+      <w:spacing w:after="260" w:before="120"/>
     </w:pPr>
     <w:rPr>
-      <w:b w:val="true"/>
-      <w:bCs w:val="true"/>
+      <w:b/>
+      <w:bCs/>
       <w:sz w:val="48"/>
       <w:szCs w:val="48"/>
     </w:rPr>
+  </w:style>
+  <w:style w:type="paragraph" w:styleId="Heading2">
+    <w:name w:val="Heading 2"/>
     <w:basedOn w:val="Normal"/>
     <w:next w:val="Normal"/>
     <w:qFormat/>
-  </w:style>
-  <w:style w:type="paragraph" w:styleId="Heading2">
-    <w:name w:val="Heading 2"/>
     <w:rPr>
       <w:color w:val="2E74B5"/>
       <w:sz w:val="26"/>
       <w:szCs w:val="26"/>
     </w:rPr>
+  </w:style>
+  <w:style w:type="paragraph" w:styleId="Heading3">
+    <w:name w:val="Heading 3"/>
     <w:basedOn w:val="Normal"/>
     <w:next w:val="Normal"/>
     <w:qFormat/>
-  </w:style>
-  <w:style w:type="paragraph" w:styleId="Heading3">
-    <w:name w:val="Heading 3"/>
     <w:rPr>
       <w:color w:val="1F4D78"/>
       <w:sz w:val="24"/>
       <w:szCs w:val="24"/>
     </w:rPr>
+  </w:style>
+  <w:style w:type="paragraph" w:styleId="Heading4">
+    <w:name w:val="Heading 4"/>
     <w:basedOn w:val="Normal"/>
     <w:next w:val="Normal"/>
     <w:qFormat/>
-  </w:style>
-  <w:style w:type="paragraph" w:styleId="Heading4">
-    <w:name w:val="Heading 4"/>
     <w:rPr>
-      <w:i w:val="true"/>
-      <w:iCs w:val="true"/>
+      <w:i/>
+      <w:iCs/>
       <w:color w:val="2E74B5"/>
     </w:rPr>
+  </w:style>
+  <w:style w:type="paragraph" w:styleId="Heading5">
+    <w:name w:val="Heading 5"/>
     <w:basedOn w:val="Normal"/>
     <w:next w:val="Normal"/>
     <w:qFormat/>
-  </w:style>
-  <w:style w:type="paragraph" w:styleId="Heading5">
-    <w:name w:val="Heading 5"/>
     <w:rPr>
       <w:color w:val="2E74B5"/>
     </w:rPr>
+  </w:style>
+  <w:style w:type="paragraph" w:styleId="Heading6">
+    <w:name w:val="Heading 6"/>
     <w:basedOn w:val="Normal"/>
     <w:next w:val="Normal"/>
     <w:qFormat/>
-  </w:style>
-  <w:style w:type="paragraph" w:styleId="Heading6">
-    <w:name w:val="Heading 6"/>
     <w:rPr>
       <w:color w:val="1F4D78"/>
     </w:rPr>
+  </w:style>
+  <w:style w:type="paragraph" w:styleId="Strong">
+    <w:name w:val="Strong"/>
     <w:basedOn w:val="Normal"/>
     <w:next w:val="Normal"/>
     <w:qFormat/>
-  </w:style>
-  <w:style w:type="paragraph" w:styleId="Strong">
-    <w:name w:val="Strong"/>
     <w:rPr>
-      <w:b w:val="true"/>
-      <w:bCs w:val="true"/>
+      <w:b/>
+      <w:bCs/>
     </w:rPr>
-    <w:basedOn w:val="Normal"/>
-    <w:next w:val="Normal"/>
-    <w:qFormat/>
   </w:style>
   <w:style w:type="paragraph" w:styleId="ListParagraph">
     <w:name w:val="List Paragraph"/>
@@ -8335,26 +8374,31 @@
   </w:style>
   <w:style w:type="character" w:styleId="Hyperlink">
     <w:name w:val="Hyperlink"/>
-    <w:rPr>
-      <w:u w:val="single"/>
-      <w:color w:val="0563C1"/>
-    </w:rPr>
+    <w:basedOn w:val="DefaultParagraphFont"/>
     <w:uiPriority w:val="99"/>
     <w:unhideWhenUsed/>
-    <w:basedOn w:val="DefaultParagraphFont"/>
+    <w:rPr>
+      <w:color w:val="0563C1"/>
+      <w:u w:val="single"/>
+    </w:rPr>
   </w:style>
   <w:style w:type="character" w:styleId="FootnoteReference">
     <w:name w:val="footnote reference"/>
+    <w:basedOn w:val="DefaultParagraphFont"/>
+    <w:uiPriority w:val="99"/>
+    <w:semiHidden/>
+    <w:unhideWhenUsed/>
     <w:rPr>
       <w:vertAlign w:val="superscript"/>
     </w:rPr>
-    <w:uiPriority w:val="99"/>
-    <w:unhideWhenUsed/>
-    <w:basedOn w:val="DefaultParagraphFont"/>
-    <w:semiHidden/>
   </w:style>
   <w:style w:type="paragraph" w:styleId="FootnoteText">
     <w:name w:val="footnote text"/>
+    <w:basedOn w:val="Normal"/>
+    <w:link w:val="FootnoteTextChar"/>
+    <w:uiPriority w:val="99"/>
+    <w:semiHidden/>
+    <w:unhideWhenUsed/>
     <w:pPr>
       <w:spacing w:after="0" w:line="240" w:lineRule="auto"/>
     </w:pPr>
@@ -8362,23 +8406,55 @@
       <w:sz w:val="20"/>
       <w:szCs w:val="20"/>
     </w:rPr>
-    <w:basedOn w:val="Normal"/>
-    <w:link w:val="FootnoteTextChar"/>
-    <w:semiHidden/>
-    <w:uiPriority w:val="99"/>
-    <w:unhideWhenUsed/>
   </w:style>
   <w:style w:type="character" w:styleId="FootnoteTextChar">
     <w:name w:val="Footnote Text Char"/>
+    <w:basedOn w:val="DefaultParagraphFont"/>
+    <w:link w:val="FootnoteText"/>
+    <w:uiPriority w:val="99"/>
+    <w:semiHidden/>
+    <w:unhideWhenUsed/>
     <w:rPr>
       <w:sz w:val="20"/>
       <w:szCs w:val="20"/>
     </w:rPr>
+  </w:style>
+  <w:style w:type="character" w:styleId="EndnoteReference">
+    <w:name w:val="endnote reference"/>
+    <w:basedOn w:val="DefaultParagraphFont"/>
     <w:uiPriority w:val="99"/>
+    <w:semiHidden/>
     <w:unhideWhenUsed/>
+    <w:rPr>
+      <w:vertAlign w:val="superscript"/>
+    </w:rPr>
+  </w:style>
+  <w:style w:type="paragraph" w:styleId="EndnoteText">
+    <w:name w:val="endnote text"/>
+    <w:basedOn w:val="Normal"/>
+    <w:link w:val="EndnoteTextChar"/>
+    <w:uiPriority w:val="99"/>
+    <w:semiHidden/>
+    <w:unhideWhenUsed/>
+    <w:pPr>
+      <w:spacing w:after="0" w:line="240" w:lineRule="auto"/>
+    </w:pPr>
+    <w:rPr>
+      <w:sz w:val="20"/>
+      <w:szCs w:val="20"/>
+    </w:rPr>
+  </w:style>
+  <w:style w:type="character" w:styleId="EndnoteTextChar">
+    <w:name w:val="Endnote Text Char"/>
     <w:basedOn w:val="DefaultParagraphFont"/>
-    <w:link w:val="FootnoteText"/>
+    <w:link w:val="EndnoteText"/>
+    <w:uiPriority w:val="99"/>
     <w:semiHidden/>
+    <w:unhideWhenUsed/>
+    <w:rPr>
+      <w:sz w:val="20"/>
+      <w:szCs w:val="20"/>
+    </w:rPr>
   </w:style>
   <w:style w:type="paragraph" w:styleId="script">
     <w:name w:val="Script"/>
@@ -8391,278 +8467,4 @@
     </w:rPr>
   </w:style>
 </w:styles>
-</file>
-
-<file path=customXml/item1.xml><?xml version="1.0" encoding="utf-8"?>
-<ct:contentTypeSchema xmlns:ct="http://schemas.microsoft.com/office/2006/metadata/contentType" xmlns:ma="http://schemas.microsoft.com/office/2006/metadata/properties/metaAttributes" ct:_="" ma:_="" ma:contentTypeName="Document" ma:contentTypeID="0x0101009FA1A6C12D5787448B6C6587D08F2965" ma:contentTypeVersion="16" ma:contentTypeDescription="Create a new document." ma:contentTypeScope="" ma:versionID="f761e0c469cfbaff44f5778f0037afbe">
-  <xsd:schema xmlns:xsd="http://www.w3.org/2001/XMLSchema" xmlns:xs="http://www.w3.org/2001/XMLSchema" xmlns:p="http://schemas.microsoft.com/office/2006/metadata/properties" xmlns:ns2="3352e729-ef3a-4ad2-a915-07867a2cbda9" xmlns:ns3="afa60c69-e8fd-4ab1-8c56-0fe28cc4c33c" targetNamespace="http://schemas.microsoft.com/office/2006/metadata/properties" ma:root="true" ma:fieldsID="4112f99f01cfafd8b48e38df3bf566de" ns2:_="" ns3:_="">
-    <xsd:import namespace="3352e729-ef3a-4ad2-a915-07867a2cbda9"/>
-    <xsd:import namespace="afa60c69-e8fd-4ab1-8c56-0fe28cc4c33c"/>
-    <xsd:element name="properties">
-      <xsd:complexType>
-        <xsd:sequence>
-          <xsd:element name="documentManagement">
-            <xsd:complexType>
-              <xsd:all>
-                <xsd:element ref="ns2:SharedWithUsers" minOccurs="0"/>
-                <xsd:element ref="ns2:SharedWithDetails" minOccurs="0"/>
-                <xsd:element ref="ns3:MediaServiceMetadata" minOccurs="0"/>
-                <xsd:element ref="ns3:MediaServiceFastMetadata" minOccurs="0"/>
-                <xsd:element ref="ns3:lcf76f155ced4ddcb4097134ff3c332f" minOccurs="0"/>
-                <xsd:element ref="ns2:TaxCatchAll" minOccurs="0"/>
-                <xsd:element ref="ns3:MediaServiceGenerationTime" minOccurs="0"/>
-                <xsd:element ref="ns3:MediaServiceEventHashCode" minOccurs="0"/>
-                <xsd:element ref="ns3:MediaServiceOCR" minOccurs="0"/>
-                <xsd:element ref="ns3:MediaServiceDateTaken" minOccurs="0"/>
-                <xsd:element ref="ns3:MediaLengthInSeconds" minOccurs="0"/>
-                <xsd:element ref="ns3:MediaServiceObjectDetectorVersions" minOccurs="0"/>
-                <xsd:element ref="ns3:MediaServiceLocation" minOccurs="0"/>
-                <xsd:element ref="ns3:Ready" minOccurs="0"/>
-                <xsd:element ref="ns3:MediaServiceSearchProperties" minOccurs="0"/>
-              </xsd:all>
-            </xsd:complexType>
-          </xsd:element>
-        </xsd:sequence>
-      </xsd:complexType>
-    </xsd:element>
-  </xsd:schema>
-  <xsd:schema xmlns:xsd="http://www.w3.org/2001/XMLSchema" xmlns:xs="http://www.w3.org/2001/XMLSchema" xmlns:dms="http://schemas.microsoft.com/office/2006/documentManagement/types" xmlns:pc="http://schemas.microsoft.com/office/infopath/2007/PartnerControls" targetNamespace="3352e729-ef3a-4ad2-a915-07867a2cbda9" elementFormDefault="qualified">
-    <xsd:import namespace="http://schemas.microsoft.com/office/2006/documentManagement/types"/>
-    <xsd:import namespace="http://schemas.microsoft.com/office/infopath/2007/PartnerControls"/>
-    <xsd:element name="SharedWithUsers" ma:index="8" nillable="true" ma:displayName="Shared With" ma:internalName="SharedWithUsers" ma:readOnly="true">
-      <xsd:complexType>
-        <xsd:complexContent>
-          <xsd:extension base="dms:UserMulti">
-            <xsd:sequence>
-              <xsd:element name="UserInfo" minOccurs="0" maxOccurs="unbounded">
-                <xsd:complexType>
-                  <xsd:sequence>
-                    <xsd:element name="DisplayName" type="xsd:string" minOccurs="0"/>
-                    <xsd:element name="AccountId" type="dms:UserId" minOccurs="0" nillable="true"/>
-                    <xsd:element name="AccountType" type="xsd:string" minOccurs="0"/>
-                  </xsd:sequence>
-                </xsd:complexType>
-              </xsd:element>
-            </xsd:sequence>
-          </xsd:extension>
-        </xsd:complexContent>
-      </xsd:complexType>
-    </xsd:element>
-    <xsd:element name="SharedWithDetails" ma:index="9" nillable="true" ma:displayName="Shared With Details" ma:internalName="SharedWithDetails" ma:readOnly="true">
-      <xsd:simpleType>
-        <xsd:restriction base="dms:Note">
-          <xsd:maxLength value="255"/>
-        </xsd:restriction>
-      </xsd:simpleType>
-    </xsd:element>
-    <xsd:element name="TaxCatchAll" ma:index="14" nillable="true" ma:displayName="Taxonomy Catch All Column" ma:hidden="true" ma:list="{de49db0c-00f2-4bfe-9211-f25992e9014c}" ma:internalName="TaxCatchAll" ma:showField="CatchAllData" ma:web="3352e729-ef3a-4ad2-a915-07867a2cbda9">
-      <xsd:complexType>
-        <xsd:complexContent>
-          <xsd:extension base="dms:MultiChoiceLookup">
-            <xsd:sequence>
-              <xsd:element name="Value" type="dms:Lookup" maxOccurs="unbounded" minOccurs="0" nillable="true"/>
-            </xsd:sequence>
-          </xsd:extension>
-        </xsd:complexContent>
-      </xsd:complexType>
-    </xsd:element>
-  </xsd:schema>
-  <xsd:schema xmlns:xsd="http://www.w3.org/2001/XMLSchema" xmlns:xs="http://www.w3.org/2001/XMLSchema" xmlns:dms="http://schemas.microsoft.com/office/2006/documentManagement/types" xmlns:pc="http://schemas.microsoft.com/office/infopath/2007/PartnerControls" targetNamespace="afa60c69-e8fd-4ab1-8c56-0fe28cc4c33c" elementFormDefault="qualified">
-    <xsd:import namespace="http://schemas.microsoft.com/office/2006/documentManagement/types"/>
-    <xsd:import namespace="http://schemas.microsoft.com/office/infopath/2007/PartnerControls"/>
-    <xsd:element name="MediaServiceMetadata" ma:index="10" nillable="true" ma:displayName="MediaServiceMetadata" ma:hidden="true" ma:internalName="MediaServiceMetadata" ma:readOnly="true">
-      <xsd:simpleType>
-        <xsd:restriction base="dms:Note"/>
-      </xsd:simpleType>
-    </xsd:element>
-    <xsd:element name="MediaServiceFastMetadata" ma:index="11" nillable="true" ma:displayName="MediaServiceFastMetadata" ma:hidden="true" ma:internalName="MediaServiceFastMetadata" ma:readOnly="true">
-      <xsd:simpleType>
-        <xsd:restriction base="dms:Note"/>
-      </xsd:simpleType>
-    </xsd:element>
-    <xsd:element name="lcf76f155ced4ddcb4097134ff3c332f" ma:index="13" nillable="true" ma:taxonomy="true" ma:internalName="lcf76f155ced4ddcb4097134ff3c332f" ma:taxonomyFieldName="MediaServiceImageTags" ma:displayName="Image Tags" ma:readOnly="false" ma:fieldId="{5cf76f15-5ced-4ddc-b409-7134ff3c332f}" ma:taxonomyMulti="true" ma:sspId="58c5ea09-abb6-4116-bc0f-a41c80660e17" ma:termSetId="09814cd3-568e-fe90-9814-8d621ff8fb84" ma:anchorId="fba54fb3-c3e1-fe81-a776-ca4b69148c4d" ma:open="true" ma:isKeyword="false">
-      <xsd:complexType>
-        <xsd:sequence>
-          <xsd:element ref="pc:Terms" minOccurs="0" maxOccurs="1"/>
-        </xsd:sequence>
-      </xsd:complexType>
-    </xsd:element>
-    <xsd:element name="MediaServiceGenerationTime" ma:index="15" nillable="true" ma:displayName="MediaServiceGenerationTime" ma:hidden="true" ma:internalName="MediaServiceGenerationTime" ma:readOnly="true">
-      <xsd:simpleType>
-        <xsd:restriction base="dms:Text"/>
-      </xsd:simpleType>
-    </xsd:element>
-    <xsd:element name="MediaServiceEventHashCode" ma:index="16" nillable="true" ma:displayName="MediaServiceEventHashCode" ma:hidden="true" ma:internalName="MediaServiceEventHashCode" ma:readOnly="true">
-      <xsd:simpleType>
-        <xsd:restriction base="dms:Text"/>
-      </xsd:simpleType>
-    </xsd:element>
-    <xsd:element name="MediaServiceOCR" ma:index="17" nillable="true" ma:displayName="Extracted Text" ma:internalName="MediaServiceOCR" ma:readOnly="true">
-      <xsd:simpleType>
-        <xsd:restriction base="dms:Note">
-          <xsd:maxLength value="255"/>
-        </xsd:restriction>
-      </xsd:simpleType>
-    </xsd:element>
-    <xsd:element name="MediaServiceDateTaken" ma:index="18" nillable="true" ma:displayName="MediaServiceDateTaken" ma:hidden="true" ma:indexed="true" ma:internalName="MediaServiceDateTaken" ma:readOnly="true">
-      <xsd:simpleType>
-        <xsd:restriction base="dms:Text"/>
-      </xsd:simpleType>
-    </xsd:element>
-    <xsd:element name="MediaLengthInSeconds" ma:index="19" nillable="true" ma:displayName="MediaLengthInSeconds" ma:hidden="true" ma:internalName="MediaLengthInSeconds" ma:readOnly="true">
-      <xsd:simpleType>
-        <xsd:restriction base="dms:Unknown"/>
-      </xsd:simpleType>
-    </xsd:element>
-    <xsd:element name="MediaServiceObjectDetectorVersions" ma:index="20" nillable="true" ma:displayName="MediaServiceObjectDetectorVersions" ma:hidden="true" ma:indexed="true" ma:internalName="MediaServiceObjectDetectorVersions" ma:readOnly="true">
-      <xsd:simpleType>
-        <xsd:restriction base="dms:Text"/>
-      </xsd:simpleType>
-    </xsd:element>
-    <xsd:element name="MediaServiceLocation" ma:index="21" nillable="true" ma:displayName="Location" ma:indexed="true" ma:internalName="MediaServiceLocation" ma:readOnly="true">
-      <xsd:simpleType>
-        <xsd:restriction base="dms:Text"/>
-      </xsd:simpleType>
-    </xsd:element>
-    <xsd:element name="Ready" ma:index="22" nillable="true" ma:displayName="Ready" ma:default="1" ma:description="Ready to create PDF" ma:format="Dropdown" ma:internalName="Ready">
-      <xsd:simpleType>
-        <xsd:restriction base="dms:Boolean"/>
-      </xsd:simpleType>
-    </xsd:element>
-    <xsd:element name="MediaServiceSearchProperties" ma:index="23" nillable="true" ma:displayName="MediaServiceSearchProperties" ma:hidden="true" ma:internalName="MediaServiceSearchProperties" ma:readOnly="true">
-      <xsd:simpleType>
-        <xsd:restriction base="dms:Note"/>
-      </xsd:simpleType>
-    </xsd:element>
-  </xsd:schema>
-  <xsd:schema xmlns="http://schemas.openxmlformats.org/package/2006/metadata/core-properties" xmlns:xsd="http://www.w3.org/2001/XMLSchema" xmlns:xsi="http://www.w3.org/2001/XMLSchema-instance" xmlns:dc="http://purl.org/dc/elements/1.1/" xmlns:dcterms="http://purl.org/dc/terms/" xmlns:odoc="http://schemas.microsoft.com/internal/obd" targetNamespace="http://schemas.openxmlformats.org/package/2006/metadata/core-properties" elementFormDefault="qualified" attributeFormDefault="unqualified" blockDefault="#all">
-    <xsd:import namespace="http://purl.org/dc/elements/1.1/" schemaLocation="http://dublincore.org/schemas/xmls/qdc/2003/04/02/dc.xsd"/>
-    <xsd:import namespace="http://purl.org/dc/terms/" schemaLocation="http://dublincore.org/schemas/xmls/qdc/2003/04/02/dcterms.xsd"/>
-    <xsd:element name="coreProperties" type="CT_coreProperties"/>
-    <xsd:complexType name="CT_coreProperties">
-      <xsd:all>
-        <xsd:element ref="dc:creator" minOccurs="0" maxOccurs="1"/>
-        <xsd:element ref="dcterms:created" minOccurs="0" maxOccurs="1"/>
-        <xsd:element ref="dc:identifier" minOccurs="0" maxOccurs="1"/>
-        <xsd:element name="contentType" minOccurs="0" maxOccurs="1" type="xsd:string" ma:index="0" ma:displayName="Content Type"/>
-        <xsd:element ref="dc:title" minOccurs="0" maxOccurs="1" ma:index="4" ma:displayName="Title"/>
-        <xsd:element ref="dc:subject" minOccurs="0" maxOccurs="1"/>
-        <xsd:element ref="dc:description" minOccurs="0" maxOccurs="1"/>
-        <xsd:element name="keywords" minOccurs="0" maxOccurs="1" type="xsd:string"/>
-        <xsd:element ref="dc:language" minOccurs="0" maxOccurs="1"/>
-        <xsd:element name="category" minOccurs="0" maxOccurs="1" type="xsd:string"/>
-        <xsd:element name="version" minOccurs="0" maxOccurs="1" type="xsd:string"/>
-        <xsd:element name="revision" minOccurs="0" maxOccurs="1" type="xsd:string">
-          <xsd:annotation>
-            <xsd:documentation>
-                        This value indicates the number of saves or revisions. The application is responsible for updating this value after each revision.
-                    </xsd:documentation>
-          </xsd:annotation>
-        </xsd:element>
-        <xsd:element name="lastModifiedBy" minOccurs="0" maxOccurs="1" type="xsd:string"/>
-        <xsd:element ref="dcterms:modified" minOccurs="0" maxOccurs="1"/>
-        <xsd:element name="contentStatus" minOccurs="0" maxOccurs="1" type="xsd:string"/>
-      </xsd:all>
-    </xsd:complexType>
-  </xsd:schema>
-  <xs:schema xmlns:pc="http://schemas.microsoft.com/office/infopath/2007/PartnerControls" xmlns:xs="http://www.w3.org/2001/XMLSchema" targetNamespace="http://schemas.microsoft.com/office/infopath/2007/PartnerControls" elementFormDefault="qualified" attributeFormDefault="unqualified">
-    <xs:element name="Person">
-      <xs:complexType>
-        <xs:sequence>
-          <xs:element ref="pc:DisplayName" minOccurs="0"/>
-          <xs:element ref="pc:AccountId" minOccurs="0"/>
-          <xs:element ref="pc:AccountType" minOccurs="0"/>
-        </xs:sequence>
-      </xs:complexType>
-    </xs:element>
-    <xs:element name="DisplayName" type="xs:string"/>
-    <xs:element name="AccountId" type="xs:string"/>
-    <xs:element name="AccountType" type="xs:string"/>
-    <xs:element name="BDCAssociatedEntity">
-      <xs:complexType>
-        <xs:sequence>
-          <xs:element ref="pc:BDCEntity" minOccurs="0" maxOccurs="unbounded"/>
-        </xs:sequence>
-        <xs:attribute ref="pc:EntityNamespace"/>
-        <xs:attribute ref="pc:EntityName"/>
-        <xs:attribute ref="pc:SystemInstanceName"/>
-        <xs:attribute ref="pc:AssociationName"/>
-      </xs:complexType>
-    </xs:element>
-    <xs:attribute name="EntityNamespace" type="xs:string"/>
-    <xs:attribute name="EntityName" type="xs:string"/>
-    <xs:attribute name="SystemInstanceName" type="xs:string"/>
-    <xs:attribute name="AssociationName" type="xs:string"/>
-    <xs:element name="BDCEntity">
-      <xs:complexType>
-        <xs:sequence>
-          <xs:element ref="pc:EntityDisplayName" minOccurs="0"/>
-          <xs:element ref="pc:EntityInstanceReference" minOccurs="0"/>
-          <xs:element ref="pc:EntityId1" minOccurs="0"/>
-          <xs:element ref="pc:EntityId2" minOccurs="0"/>
-          <xs:element ref="pc:EntityId3" minOccurs="0"/>
-          <xs:element ref="pc:EntityId4" minOccurs="0"/>
-          <xs:element ref="pc:EntityId5" minOccurs="0"/>
-        </xs:sequence>
-      </xs:complexType>
-    </xs:element>
-    <xs:element name="EntityDisplayName" type="xs:string"/>
-    <xs:element name="EntityInstanceReference" type="xs:string"/>
-    <xs:element name="EntityId1" type="xs:string"/>
-    <xs:element name="EntityId2" type="xs:string"/>
-    <xs:element name="EntityId3" type="xs:string"/>
-    <xs:element name="EntityId4" type="xs:string"/>
-    <xs:element name="EntityId5" type="xs:string"/>
-    <xs:element name="Terms">
-      <xs:complexType>
-        <xs:sequence>
-          <xs:element ref="pc:TermInfo" minOccurs="0" maxOccurs="unbounded"/>
-        </xs:sequence>
-      </xs:complexType>
-    </xs:element>
-    <xs:element name="TermInfo">
-      <xs:complexType>
-        <xs:sequence>
-          <xs:element ref="pc:TermName" minOccurs="0"/>
-          <xs:element ref="pc:TermId" minOccurs="0"/>
-        </xs:sequence>
-      </xs:complexType>
-    </xs:element>
-    <xs:element name="TermName" type="xs:string"/>
-    <xs:element name="TermId" type="xs:string"/>
-  </xs:schema>
-</ct:contentTypeSchema>
-</file>
-
-<file path=customXml/item2.xml><?xml version="1.0" encoding="utf-8"?>
-<?mso-contentType ?>
-<FormTemplates xmlns="http://schemas.microsoft.com/sharepoint/v3/contenttype/forms">
-  <Display>DocumentLibraryForm</Display>
-  <Edit>DocumentLibraryForm</Edit>
-  <New>DocumentLibraryForm</New>
-</FormTemplates>
-</file>
-
-<file path=customXml/item3.xml><?xml version="1.0" encoding="utf-8"?>
-<p:properties xmlns:p="http://schemas.microsoft.com/office/2006/metadata/properties" xmlns:xsi="http://www.w3.org/2001/XMLSchema-instance" xmlns:pc="http://schemas.microsoft.com/office/infopath/2007/PartnerControls">
-  <documentManagement>
-    <Ready xmlns="afa60c69-e8fd-4ab1-8c56-0fe28cc4c33c">true</Ready>
-    <TaxCatchAll xmlns="3352e729-ef3a-4ad2-a915-07867a2cbda9" xsi:nil="true"/>
-    <lcf76f155ced4ddcb4097134ff3c332f xmlns="afa60c69-e8fd-4ab1-8c56-0fe28cc4c33c">
-      <Terms xmlns="http://schemas.microsoft.com/office/infopath/2007/PartnerControls"/>
-    </lcf76f155ced4ddcb4097134ff3c332f>
-  </documentManagement>
-</p:properties>
-</file>
-
-<file path=customXml/itemProps1.xml><?xml version="1.0" encoding="utf-8"?>
-<ds:datastoreItem xmlns:ds="http://schemas.openxmlformats.org/officeDocument/2006/customXml" ds:itemID="{3C2179C9-BE57-48FC-ADAA-2D69861AFB78}"/>
-</file>
-
-<file path=customXml/itemProps2.xml><?xml version="1.0" encoding="utf-8"?>
-<ds:datastoreItem xmlns:ds="http://schemas.openxmlformats.org/officeDocument/2006/customXml" ds:itemID="{2C4DEF8A-559C-43A0-A7EE-2ABE37BD5B4E}"/>
-</file>
-
-<file path=customXml/itemProps3.xml><?xml version="1.0" encoding="utf-8"?>
-<ds:datastoreItem xmlns:ds="http://schemas.openxmlformats.org/officeDocument/2006/customXml" ds:itemID="{A5964AB8-E4D5-48DB-B336-0279E615A6F4}"/>
 </file>
--- a/transcripts/Oilfield 360/OF360 Transcript Files/OF360-03-26-Neal Lux.docx
+++ b/transcripts/Oilfield 360/OF360 Transcript Files/OF360-03-26-Neal Lux.docx
@@ -2,15 +2,33 @@
 <file path=word/document.xml><?xml version="1.0" encoding="utf-8"?>
 <w:document xmlns:wpc="http://schemas.microsoft.com/office/word/2010/wordprocessingCanvas" xmlns:mc="http://schemas.openxmlformats.org/markup-compatibility/2006" xmlns:o="urn:schemas-microsoft-com:office:office" xmlns:r="http://schemas.openxmlformats.org/officeDocument/2006/relationships" xmlns:m="http://schemas.openxmlformats.org/officeDocument/2006/math" xmlns:v="urn:schemas-microsoft-com:vml" xmlns:wp14="http://schemas.microsoft.com/office/word/2010/wordprocessingDrawing" xmlns:wp="http://schemas.openxmlformats.org/drawingml/2006/wordprocessingDrawing" xmlns:w10="urn:schemas-microsoft-com:office:word" xmlns:w="http://schemas.openxmlformats.org/wordprocessingml/2006/main" xmlns:w14="http://schemas.microsoft.com/office/word/2010/wordml" xmlns:w15="http://schemas.microsoft.com/office/word/2012/wordml" xmlns:wpg="http://schemas.microsoft.com/office/word/2010/wordprocessingGroup" xmlns:wpi="http://schemas.microsoft.com/office/word/2010/wordprocessingInk" xmlns:wne="http://schemas.microsoft.com/office/word/2006/wordml" xmlns:wps="http://schemas.microsoft.com/office/word/2010/wordprocessingShape" xmlns:cx="http://schemas.microsoft.com/office/drawing/2014/chartex" xmlns:cx1="http://schemas.microsoft.com/office/drawing/2015/9/8/chartex" xmlns:cx2="http://schemas.microsoft.com/office/drawing/2015/10/21/chartex" xmlns:cx3="http://schemas.microsoft.com/office/drawing/2016/5/9/chartex" xmlns:cx4="http://schemas.microsoft.com/office/drawing/2016/5/10/chartex" xmlns:cx5="http://schemas.microsoft.com/office/drawing/2016/5/11/chartex" xmlns:cx6="http://schemas.microsoft.com/office/drawing/2016/5/12/chartex" xmlns:cx7="http://schemas.microsoft.com/office/drawing/2016/5/13/chartex" xmlns:cx8="http://schemas.microsoft.com/office/drawing/2016/5/14/chartex" xmlns:aink="http://schemas.microsoft.com/office/drawing/2016/ink" xmlns:am3d="http://schemas.microsoft.com/office/drawing/2017/model3d" xmlns:w16cex="http://schemas.microsoft.com/office/word/2018/wordml/cex" xmlns:w16cid="http://schemas.microsoft.com/office/word/2016/wordml/cid" xmlns:w16="http://schemas.microsoft.com/office/word/2018/wordml" xmlns:w16sdtdh="http://schemas.microsoft.com/office/word/2020/wordml/sdtdatahash" xmlns:w16se="http://schemas.microsoft.com/office/word/2015/wordml/symex" mc:Ignorable="w14 w15 wp14">
   <w:body>
+    <w:p xmlns:wp14="http://schemas.microsoft.com/office/word/2010/wordml" wp14:textId="77777777">
+      <w:pPr>
+        <w:pStyle w:val="Title"/>
+      </w:pPr>
+      <w:r>
+        <w:rPr/>
+        <w:t>O360_Neal Lux_1</w:t>
+      </w:r>
+    </w:p>
     <w:p>
       <w:pPr>
         <w:pStyle w:val="Title"/>
       </w:pPr>
-      <w:r>
-        <w:t xml:space="preserve">O360_Neal Lux_1</w:t>
-      </w:r>
-    </w:p>
-    <w:p>
+      <w:hyperlink r:id="R68887ff6b03c4f56">
+        <w:r>
+          <w:rPr>
+            <w:rStyle w:val="Hyperlink"/>
+          </w:rPr>
+          <w:t>https://youtu.be/V6xqNRUxx5A?si=R00jW2Iq3XWSnC-I</w:t>
+        </w:r>
+      </w:hyperlink>
+      <w:r>
+        <w:rPr/>
+        <w:t xml:space="preserve"> </w:t>
+      </w:r>
+    </w:p>
+    <w:p xmlns:wp14="http://schemas.microsoft.com/office/word/2010/wordml" wp14:textId="77777777">
       <w:pPr>
         <w:pStyle w:val="script"/>
       </w:pPr>
@@ -35,7 +53,7 @@
         <w:t xml:space="preserve"> Oil and gas makes modern life possible. The energy the world requires today and tomorrow will come from decisions made in the oil field. Today, oil and gas will remain the leading source of fuel to power, affordable energy that is sustainable for the billions of people that depend on the success of the industry.</w:t>
       </w:r>
     </w:p>
-    <w:p>
+    <w:p xmlns:wp14="http://schemas.microsoft.com/office/word/2010/wordml" wp14:textId="77777777">
       <w:pPr>
         <w:pStyle w:val="script"/>
       </w:pPr>
@@ -60,7 +78,7 @@
         <w:t xml:space="preserve"> The oil field is a group of people, companies, technologies, and institutions working towards providing the world with safe, clean, storable, and transportable power. The Oil Field 360 Podcast is a 360 degree Deep dive into the leaders of the industry who will provide listeners with a firsthand account of what it takes to build, maintain, and lead the energy business into the future.</w:t>
       </w:r>
     </w:p>
-    <w:p>
+    <w:p xmlns:wp14="http://schemas.microsoft.com/office/word/2010/wordml" wp14:textId="77777777">
       <w:pPr>
         <w:pStyle w:val="script"/>
       </w:pPr>
@@ -94,7 +112,7 @@
         <w:t xml:space="preserve"> Global Energy and Marine Uncommonly Independent. Lockton is the world's largest privately owned insurance broker and risk finance advisor. Lockton's Global Energy Expertise is centered in Houston and represents the largest concentration of energy specialists, clients, and experiential knowledge in the upstream, midstream, and downstream segments of the oil and gas industry.</w:t>
       </w:r>
     </w:p>
-    <w:p>
+    <w:p xmlns:wp14="http://schemas.microsoft.com/office/word/2010/wordml" wp14:textId="77777777">
       <w:pPr>
         <w:pStyle w:val="script"/>
       </w:pPr>
@@ -119,7 +137,7 @@
         <w:t xml:space="preserve"> Visit lockton.com for more information. Upright Digital. Upright Digital specializes in partnering with your business to maximize marketing efficiencies. We have a deep understanding of people. Their needs, motivations, behaviors, as well as the technologies that enable brands in many industries. To utilize what is available in a changing digital landscape, find us online@uprightdigital.com.</w:t>
       </w:r>
     </w:p>
-    <w:p>
+    <w:p xmlns:wp14="http://schemas.microsoft.com/office/word/2010/wordml" wp14:textId="77777777">
       <w:pPr>
         <w:pStyle w:val="script"/>
       </w:pPr>
@@ -153,7 +171,7 @@
         <w:t xml:space="preserve"> to the Oilfield 360 podcast. I'm your host, David Road, joined by my lovely co-host, Victoria Beard Queen. How are you this morning? </w:t>
       </w:r>
     </w:p>
-    <w:p>
+    <w:p xmlns:wp14="http://schemas.microsoft.com/office/word/2010/wordml" wp14:textId="77777777">
       <w:pPr>
         <w:pStyle w:val="script"/>
       </w:pPr>
@@ -178,7 +196,7 @@
         <w:t xml:space="preserve"> Good morning. Still doesn't, uh, sound right? My, my last name? </w:t>
       </w:r>
     </w:p>
-    <w:p>
+    <w:p xmlns:wp14="http://schemas.microsoft.com/office/word/2010/wordml" wp14:textId="77777777">
       <w:pPr>
         <w:pStyle w:val="script"/>
       </w:pPr>
@@ -203,7 +221,7 @@
         <w:t xml:space="preserve"> Yeah. I, I gotta remember it. I gotta remember it, but you know, I learn something new every day. Victoria.</w:t>
       </w:r>
     </w:p>
-    <w:p>
+    <w:p xmlns:wp14="http://schemas.microsoft.com/office/word/2010/wordml" wp14:textId="77777777">
       <w:pPr>
         <w:pStyle w:val="script"/>
       </w:pPr>
@@ -228,7 +246,7 @@
         <w:t xml:space="preserve"> Glad to hear. </w:t>
       </w:r>
     </w:p>
-    <w:p>
+    <w:p xmlns:wp14="http://schemas.microsoft.com/office/word/2010/wordml" wp14:textId="77777777">
       <w:pPr>
         <w:pStyle w:val="script"/>
       </w:pPr>
@@ -253,7 +271,7 @@
         <w:t xml:space="preserve"> And yes, it is good 'cause otherwise life would be dull and I would be even more dull. Uh, I'm probably pretty dull as it is, but I learned that you're a cat person. </w:t>
       </w:r>
     </w:p>
-    <w:p>
+    <w:p xmlns:wp14="http://schemas.microsoft.com/office/word/2010/wordml" wp14:textId="77777777">
       <w:pPr>
         <w:pStyle w:val="script"/>
       </w:pPr>
@@ -278,7 +296,7 @@
         <w:t xml:space="preserve"> Yes. </w:t>
       </w:r>
     </w:p>
-    <w:p>
+    <w:p xmlns:wp14="http://schemas.microsoft.com/office/word/2010/wordml" wp14:textId="77777777">
       <w:pPr>
         <w:pStyle w:val="script"/>
       </w:pPr>
@@ -303,7 +321,7 @@
         <w:t xml:space="preserve"> And I did not know that about you. </w:t>
       </w:r>
     </w:p>
-    <w:p>
+    <w:p xmlns:wp14="http://schemas.microsoft.com/office/word/2010/wordml" wp14:textId="77777777">
       <w:pPr>
         <w:pStyle w:val="script"/>
       </w:pPr>
@@ -328,7 +346,7 @@
         <w:t xml:space="preserve"> I love cats. </w:t>
       </w:r>
     </w:p>
-    <w:p>
+    <w:p xmlns:wp14="http://schemas.microsoft.com/office/word/2010/wordml" wp14:textId="77777777">
       <w:pPr>
         <w:pStyle w:val="script"/>
       </w:pPr>
@@ -353,7 +371,7 @@
         <w:t xml:space="preserve"> And then I also learned about a place called the Gato Cafe. </w:t>
       </w:r>
     </w:p>
-    <w:p>
+    <w:p xmlns:wp14="http://schemas.microsoft.com/office/word/2010/wordml" wp14:textId="77777777">
       <w:pPr>
         <w:pStyle w:val="script"/>
       </w:pPr>
@@ -378,7 +396,7 @@
         <w:t xml:space="preserve"> El Gato. </w:t>
       </w:r>
     </w:p>
-    <w:p>
+    <w:p xmlns:wp14="http://schemas.microsoft.com/office/word/2010/wordml" wp14:textId="77777777">
       <w:pPr>
         <w:pStyle w:val="script"/>
       </w:pPr>
@@ -403,7 +421,7 @@
         <w:t xml:space="preserve"> El Gato.</w:t>
       </w:r>
     </w:p>
-    <w:p>
+    <w:p xmlns:wp14="http://schemas.microsoft.com/office/word/2010/wordml" wp14:textId="77777777">
       <w:pPr>
         <w:pStyle w:val="script"/>
       </w:pPr>
@@ -428,7 +446,7 @@
         <w:t xml:space="preserve"> Yes. My cats are founding member. </w:t>
       </w:r>
     </w:p>
-    <w:p>
+    <w:p xmlns:wp14="http://schemas.microsoft.com/office/word/2010/wordml" wp14:textId="77777777">
       <w:pPr>
         <w:pStyle w:val="script"/>
       </w:pPr>
@@ -453,7 +471,7 @@
         <w:t xml:space="preserve"> Founding members Uhhuh. And what is a founding cat member of El Gato Cafe? </w:t>
       </w:r>
     </w:p>
-    <w:p>
+    <w:p xmlns:wp14="http://schemas.microsoft.com/office/word/2010/wordml" wp14:textId="77777777">
       <w:pPr>
         <w:pStyle w:val="script"/>
       </w:pPr>
@@ -478,7 +496,7 @@
         <w:t xml:space="preserve"> Uh, I wrote a check. </w:t>
       </w:r>
     </w:p>
-    <w:p>
+    <w:p xmlns:wp14="http://schemas.microsoft.com/office/word/2010/wordml" wp14:textId="77777777">
       <w:pPr>
         <w:pStyle w:val="script"/>
       </w:pPr>
@@ -503,7 +521,7 @@
         <w:t xml:space="preserve"> Yeah, </w:t>
       </w:r>
     </w:p>
-    <w:p>
+    <w:p xmlns:wp14="http://schemas.microsoft.com/office/word/2010/wordml" wp14:textId="77777777">
       <w:pPr>
         <w:pStyle w:val="script"/>
       </w:pPr>
@@ -528,7 +546,7 @@
         <w:t xml:space="preserve"> I have their names on the wall. </w:t>
       </w:r>
     </w:p>
-    <w:p>
+    <w:p xmlns:wp14="http://schemas.microsoft.com/office/word/2010/wordml" wp14:textId="77777777">
       <w:pPr>
         <w:pStyle w:val="script"/>
       </w:pPr>
@@ -553,7 +571,7 @@
         <w:t xml:space="preserve"> Nice. Yeah. Nice. So do you like to go to El Gato? </w:t>
       </w:r>
     </w:p>
-    <w:p>
+    <w:p xmlns:wp14="http://schemas.microsoft.com/office/word/2010/wordml" wp14:textId="77777777">
       <w:pPr>
         <w:pStyle w:val="script"/>
       </w:pPr>
@@ -587,7 +605,7 @@
         <w:t xml:space="preserve"> </w:t>
       </w:r>
     </w:p>
-    <w:p>
+    <w:p xmlns:wp14="http://schemas.microsoft.com/office/word/2010/wordml" wp14:textId="77777777">
       <w:pPr>
         <w:pStyle w:val="script"/>
       </w:pPr>
@@ -612,7 +630,7 @@
         <w:t xml:space="preserve"> Yeah. </w:t>
       </w:r>
     </w:p>
-    <w:p>
+    <w:p xmlns:wp14="http://schemas.microsoft.com/office/word/2010/wordml" wp14:textId="77777777">
       <w:pPr>
         <w:pStyle w:val="script"/>
       </w:pPr>
@@ -637,7 +655,7 @@
         <w:t xml:space="preserve"> Yeah. </w:t>
       </w:r>
     </w:p>
-    <w:p>
+    <w:p xmlns:wp14="http://schemas.microsoft.com/office/word/2010/wordml" wp14:textId="77777777">
       <w:pPr>
         <w:pStyle w:val="script"/>
       </w:pPr>
@@ -662,7 +680,7 @@
         <w:t xml:space="preserve"> What's so cool about El Gato? </w:t>
       </w:r>
     </w:p>
-    <w:p>
+    <w:p xmlns:wp14="http://schemas.microsoft.com/office/word/2010/wordml" wp14:textId="77777777">
       <w:pPr>
         <w:pStyle w:val="script"/>
       </w:pPr>
@@ -687,7 +705,7 @@
         <w:t xml:space="preserve"> It's just a great place to spend quality time with cats that wouldn't probably have a home.</w:t>
       </w:r>
     </w:p>
-    <w:p>
+    <w:p xmlns:wp14="http://schemas.microsoft.com/office/word/2010/wordml" wp14:textId="77777777">
       <w:pPr>
         <w:pStyle w:val="script"/>
       </w:pPr>
@@ -712,7 +730,7 @@
         <w:t xml:space="preserve"> Gotcha. And then with the idea that, you know, if you. Fall in love with a cat. You can take it home. </w:t>
       </w:r>
     </w:p>
-    <w:p>
+    <w:p xmlns:wp14="http://schemas.microsoft.com/office/word/2010/wordml" wp14:textId="77777777">
       <w:pPr>
         <w:pStyle w:val="script"/>
       </w:pPr>
@@ -737,7 +755,7 @@
         <w:t xml:space="preserve"> You can take it home that day, or is it, is it, yeah, there's an </w:t>
       </w:r>
     </w:p>
-    <w:p>
+    <w:p xmlns:wp14="http://schemas.microsoft.com/office/word/2010/wordml" wp14:textId="77777777">
       <w:pPr>
         <w:pStyle w:val="script"/>
       </w:pPr>
@@ -762,7 +780,7 @@
         <w:t xml:space="preserve"> application process. </w:t>
       </w:r>
     </w:p>
-    <w:p>
+    <w:p xmlns:wp14="http://schemas.microsoft.com/office/word/2010/wordml" wp14:textId="77777777">
       <w:pPr>
         <w:pStyle w:val="script"/>
       </w:pPr>
@@ -787,7 +805,7 @@
         <w:t xml:space="preserve"> Application process, yeah. So fill you out, see if a cat likes you or not. If you think there's a match, you fill out an application, then how long?</w:t>
       </w:r>
     </w:p>
-    <w:p>
+    <w:p xmlns:wp14="http://schemas.microsoft.com/office/word/2010/wordml" wp14:textId="77777777">
       <w:pPr>
         <w:pStyle w:val="script"/>
       </w:pPr>
@@ -812,7 +830,7 @@
         <w:t xml:space="preserve"> How long a process is that typically? </w:t>
       </w:r>
     </w:p>
-    <w:p>
+    <w:p xmlns:wp14="http://schemas.microsoft.com/office/word/2010/wordml" wp14:textId="77777777">
       <w:pPr>
         <w:pStyle w:val="script"/>
       </w:pPr>
@@ -837,7 +855,7 @@
         <w:t xml:space="preserve"> I don't know actually, but I do know that they're pretty rigorous. Like my sister got declined. </w:t>
       </w:r>
     </w:p>
-    <w:p>
+    <w:p xmlns:wp14="http://schemas.microsoft.com/office/word/2010/wordml" wp14:textId="77777777">
       <w:pPr>
         <w:pStyle w:val="script"/>
       </w:pPr>
@@ -862,7 +880,7 @@
         <w:t xml:space="preserve"> Really?</w:t>
       </w:r>
     </w:p>
-    <w:p>
+    <w:p xmlns:wp14="http://schemas.microsoft.com/office/word/2010/wordml" wp14:textId="77777777">
       <w:pPr>
         <w:pStyle w:val="script"/>
       </w:pPr>
@@ -887,7 +905,7 @@
         <w:t xml:space="preserve"> Yeah. She was not happy. </w:t>
       </w:r>
     </w:p>
-    <w:p>
+    <w:p xmlns:wp14="http://schemas.microsoft.com/office/word/2010/wordml" wp14:textId="77777777">
       <w:pPr>
         <w:pStyle w:val="script"/>
       </w:pPr>
@@ -912,7 +930,7 @@
         <w:t xml:space="preserve"> I can imagine. I can imagine. Well, that's interesting. Well, as we were talking about these cats </w:t>
       </w:r>
     </w:p>
-    <w:p>
+    <w:p xmlns:wp14="http://schemas.microsoft.com/office/word/2010/wordml" wp14:textId="77777777">
       <w:pPr>
         <w:pStyle w:val="script"/>
       </w:pPr>
@@ -937,7 +955,7 @@
         <w:t xml:space="preserve"> mm-hmm. </w:t>
       </w:r>
     </w:p>
-    <w:p>
+    <w:p xmlns:wp14="http://schemas.microsoft.com/office/word/2010/wordml" wp14:textId="77777777">
       <w:pPr>
         <w:pStyle w:val="script"/>
       </w:pPr>
@@ -962,7 +980,7 @@
         <w:t xml:space="preserve"> I also learned that our, our guest and our good friend is also a cat person. </w:t>
       </w:r>
     </w:p>
-    <w:p>
+    <w:p xmlns:wp14="http://schemas.microsoft.com/office/word/2010/wordml" wp14:textId="77777777">
       <w:pPr>
         <w:pStyle w:val="script"/>
       </w:pPr>
@@ -987,7 +1005,7 @@
         <w:t xml:space="preserve"> Yes. </w:t>
       </w:r>
     </w:p>
-    <w:p>
+    <w:p xmlns:wp14="http://schemas.microsoft.com/office/word/2010/wordml" wp14:textId="77777777">
       <w:pPr>
         <w:pStyle w:val="script"/>
       </w:pPr>
@@ -1021,7 +1039,7 @@
         <w:t xml:space="preserve"> wife. </w:t>
       </w:r>
     </w:p>
-    <w:p>
+    <w:p xmlns:wp14="http://schemas.microsoft.com/office/word/2010/wordml" wp14:textId="77777777">
       <w:pPr>
         <w:pStyle w:val="script"/>
       </w:pPr>
@@ -1046,7 +1064,7 @@
         <w:t xml:space="preserve"> Yeah. And I'm sure there's something else we're missing.</w:t>
       </w:r>
     </w:p>
-    <w:p>
+    <w:p xmlns:wp14="http://schemas.microsoft.com/office/word/2010/wordml" wp14:textId="77777777">
       <w:pPr>
         <w:pStyle w:val="script"/>
       </w:pPr>
@@ -1071,7 +1089,7 @@
         <w:t xml:space="preserve"> Yeah. </w:t>
       </w:r>
     </w:p>
-    <w:p>
+    <w:p xmlns:wp14="http://schemas.microsoft.com/office/word/2010/wordml" wp14:textId="77777777">
       <w:pPr>
         <w:pStyle w:val="script"/>
       </w:pPr>
@@ -1096,7 +1114,7 @@
         <w:t xml:space="preserve"> Maybe a frog. </w:t>
       </w:r>
     </w:p>
-    <w:p>
+    <w:p xmlns:wp14="http://schemas.microsoft.com/office/word/2010/wordml" wp14:textId="77777777">
       <w:pPr>
         <w:pStyle w:val="script"/>
       </w:pPr>
@@ -1121,7 +1139,7 @@
         <w:t xml:space="preserve"> Well, besides all that, also a great human. So I'd like to introduce Neil Luxe, CEO of Form Energy Technologies. Neil, thank you for being here. </w:t>
       </w:r>
     </w:p>
-    <w:p>
+    <w:p xmlns:wp14="http://schemas.microsoft.com/office/word/2010/wordml" wp14:textId="77777777">
       <w:pPr>
         <w:pStyle w:val="script"/>
       </w:pPr>
@@ -1146,7 +1164,7 @@
         <w:t xml:space="preserve"> Great, great to be here with you, Dave and Victoria. It's, uh, you know, seeing you guys around, you know, seeing the podcast, you know, really excited to, to join.</w:t>
       </w:r>
     </w:p>
-    <w:p>
+    <w:p xmlns:wp14="http://schemas.microsoft.com/office/word/2010/wordml" wp14:textId="77777777">
       <w:pPr>
         <w:pStyle w:val="script"/>
       </w:pPr>
@@ -1171,7 +1189,7 @@
         <w:t xml:space="preserve"> Well, I'm glad you're here and I'm, I'm really embarrassed. We were talking about this the other day. Victoria's like Neil Lux, and I'm going, he's already been on the podcast. She goes, what do you mean? He's not been on the podcast, and I said, no, he's been on. And then I realized I'm getting older and, uh, we've had some great conversations and typically the types of conversations we, we might have on this podcast or like to have.</w:t>
       </w:r>
     </w:p>
-    <w:p>
+    <w:p xmlns:wp14="http://schemas.microsoft.com/office/word/2010/wordml" wp14:textId="77777777">
       <w:pPr>
         <w:pStyle w:val="script"/>
       </w:pPr>
@@ -1196,7 +1214,7 @@
         <w:t xml:space="preserve"> Mm-hmm. But glad you're here. So, so Neil, tell us a little bit about yourself. How'd you get into the energy business? Where are you from? Yeah, give us a little background on you. </w:t>
       </w:r>
     </w:p>
-    <w:p>
+    <w:p xmlns:wp14="http://schemas.microsoft.com/office/word/2010/wordml" wp14:textId="77777777">
       <w:pPr>
         <w:pStyle w:val="script"/>
       </w:pPr>
@@ -1230,7 +1248,7 @@
         <w:t xml:space="preserve"> that out early on.</w:t>
       </w:r>
     </w:p>
-    <w:p>
+    <w:p xmlns:wp14="http://schemas.microsoft.com/office/word/2010/wordml" wp14:textId="77777777">
       <w:pPr>
         <w:pStyle w:val="script"/>
       </w:pPr>
@@ -1255,7 +1273,7 @@
         <w:t xml:space="preserve"> But, uh, moved around a lot as a kid. Uh, lived in Massachusetts, Missouri. Uh, ended up gonna school at, at Purdue University. </w:t>
       </w:r>
     </w:p>
-    <w:p>
+    <w:p xmlns:wp14="http://schemas.microsoft.com/office/word/2010/wordml" wp14:textId="77777777">
       <w:pPr>
         <w:pStyle w:val="script"/>
       </w:pPr>
@@ -1280,7 +1298,7 @@
         <w:t xml:space="preserve"> Yeah. </w:t>
       </w:r>
     </w:p>
-    <w:p>
+    <w:p xmlns:wp14="http://schemas.microsoft.com/office/word/2010/wordml" wp14:textId="77777777">
       <w:pPr>
         <w:pStyle w:val="script"/>
       </w:pPr>
@@ -1305,7 +1323,7 @@
         <w:t xml:space="preserve"> Uh, and, and so be, you know, got an engineering degree there and really didn't even start in the energy industry. You know, what was hot at that time was really, you know, uh, where all, all the, all the graduates really wanted to get into was consulting.</w:t>
       </w:r>
     </w:p>
-    <w:p>
+    <w:p xmlns:wp14="http://schemas.microsoft.com/office/word/2010/wordml" wp14:textId="77777777">
       <w:pPr>
         <w:pStyle w:val="script"/>
       </w:pPr>
@@ -1330,7 +1348,7 @@
         <w:t xml:space="preserve"> So I started out my career as a management consultant with PricewaterhouseCoopers living in Chicago. You know, thinking that was the dream, you know, traveling, uh, you know, you know, being the management consultant. And, you know, ultimately it, it, it was, it wasn't for me. And, and, and I really got, got lucky, uh, and how I entered the energy industry.</w:t>
       </w:r>
     </w:p>
-    <w:p>
+    <w:p xmlns:wp14="http://schemas.microsoft.com/office/word/2010/wordml" wp14:textId="77777777">
       <w:pPr>
         <w:pStyle w:val="script"/>
       </w:pPr>
@@ -1364,7 +1382,7 @@
         <w:t xml:space="preserve"> Maverick, Maverick Tube. He had a, you know, great role. And in about six months they'd already promoted him.</w:t>
       </w:r>
     </w:p>
-    <w:p>
+    <w:p xmlns:wp14="http://schemas.microsoft.com/office/word/2010/wordml" wp14:textId="77777777">
       <w:pPr>
         <w:pStyle w:val="script"/>
       </w:pPr>
@@ -1389,7 +1407,7 @@
         <w:t xml:space="preserve"> And he called me, he was like, okay, you need to come take my old job. They won't let me go to my new, new job till you take till I get someone to replace me. And I said, well, you know, I energy, I don't know anything about it. Um, you know, you said this is marketing manager. I, you know, I'm an engineer background.</w:t>
       </w:r>
     </w:p>
-    <w:p>
+    <w:p xmlns:wp14="http://schemas.microsoft.com/office/word/2010/wordml" wp14:textId="77777777">
       <w:pPr>
         <w:pStyle w:val="script"/>
       </w:pPr>
@@ -1414,7 +1432,7 @@
         <w:t xml:space="preserve"> Uh, it's piping tube, you know, only thing I know about pipe is it should only have two holes on the end. He goes, he goes, yeah, that's that. You're, you're ready for it. You're, you're perfect. And, you know, Maverick Tube was a, it was a public company at the time and was a really, uh, was a really great place to be.</w:t>
       </w:r>
     </w:p>
-    <w:p>
+    <w:p xmlns:wp14="http://schemas.microsoft.com/office/word/2010/wordml" wp14:textId="77777777">
       <w:pPr>
         <w:pStyle w:val="script"/>
       </w:pPr>
@@ -1439,7 +1457,7 @@
         <w:t xml:space="preserve"> Uh, it, it, I learned so much from, from the team there. You know, it was two leaders there, Scott Evans and then ultimately Bob Bunch where. We focused on understanding our markets, understanding our competitive, uh, where our competitive positions are, where our competitors were, and you know, it was very entrepreneurial led.</w:t>
       </w:r>
     </w:p>
-    <w:p>
+    <w:p xmlns:wp14="http://schemas.microsoft.com/office/word/2010/wordml" wp14:textId="77777777">
       <w:pPr>
         <w:pStyle w:val="script"/>
       </w:pPr>
@@ -1473,7 +1491,7 @@
         <w:t xml:space="preserve"> learn. Uh, spent a lot of time there growing our coil line pipe business, and, uh, and then moved on to coil tubing, which was a, a sub one of our other businesses and, and got to travel the world. Uh. On the subsea pipeline. So, you know, spend time in Australia, in Brazil, Europe, anywhere where offshore pipelines were.</w:t>
       </w:r>
     </w:p>
-    <w:p>
+    <w:p xmlns:wp14="http://schemas.microsoft.com/office/word/2010/wordml" wp14:textId="77777777">
       <w:pPr>
         <w:pStyle w:val="script"/>
       </w:pPr>
@@ -1498,7 +1516,7 @@
         <w:t xml:space="preserve"> I, I, I traveled there usually with and coach the very last seat on the plane. And, uh, </w:t>
       </w:r>
     </w:p>
-    <w:p>
+    <w:p xmlns:wp14="http://schemas.microsoft.com/office/word/2010/wordml" wp14:textId="77777777">
       <w:pPr>
         <w:pStyle w:val="script"/>
       </w:pPr>
@@ -1523,7 +1541,7 @@
         <w:t xml:space="preserve"> right </w:t>
       </w:r>
     </w:p>
-    <w:p>
+    <w:p xmlns:wp14="http://schemas.microsoft.com/office/word/2010/wordml" wp14:textId="77777777">
       <w:pPr>
         <w:pStyle w:val="script"/>
       </w:pPr>
@@ -1548,7 +1566,7 @@
         <w:t xml:space="preserve"> next to </w:t>
       </w:r>
     </w:p>
-    <w:p>
+    <w:p xmlns:wp14="http://schemas.microsoft.com/office/word/2010/wordml" wp14:textId="77777777">
       <w:pPr>
         <w:pStyle w:val="script"/>
       </w:pPr>
@@ -1573,7 +1591,7 @@
         <w:t xml:space="preserve"> the bathroom </w:t>
       </w:r>
     </w:p>
-    <w:p>
+    <w:p xmlns:wp14="http://schemas.microsoft.com/office/word/2010/wordml" wp14:textId="77777777">
       <w:pPr>
         <w:pStyle w:val="script"/>
       </w:pPr>
@@ -1598,7 +1616,7 @@
         <w:t xml:space="preserve"> that, next to the bathroom. That has happened many times. So it was, it was a great, great, uh, great role there with Maverick. And I was, um, you know, I loved it except for, you know, really one, one thing and it was our monthly.</w:t>
       </w:r>
     </w:p>
-    <w:p>
+    <w:p xmlns:wp14="http://schemas.microsoft.com/office/word/2010/wordml" wp14:textId="77777777">
       <w:pPr>
         <w:pStyle w:val="script"/>
       </w:pPr>
@@ -1632,7 +1650,7 @@
         <w:t xml:space="preserve"> uh, so to Tenaris and, and Bob leaves.</w:t>
       </w:r>
     </w:p>
-    <w:p>
+    <w:p xmlns:wp14="http://schemas.microsoft.com/office/word/2010/wordml" wp14:textId="77777777">
       <w:pPr>
         <w:pStyle w:val="script"/>
       </w:pPr>
@@ -1657,7 +1675,7 @@
         <w:t xml:space="preserve"> And in, in late 2008, which you can remember what was going on at that time, right? Oil. Oil crashed. Uh, financial crisis, housing crisis. Bob calls me and he says, Hey, I'm, you know, I'm starting up, uh, a new, a new coil tubing company. I said, Bob, you know, right now you, you know, you want me to leave a, a multi-billion dollar company.</w:t>
       </w:r>
     </w:p>
-    <w:p>
+    <w:p xmlns:wp14="http://schemas.microsoft.com/office/word/2010/wordml" wp14:textId="77777777">
       <w:pPr>
         <w:pStyle w:val="script"/>
       </w:pPr>
@@ -1682,7 +1700,7 @@
         <w:t xml:space="preserve"> It was tenaris at the time to go work at a startup with uh, no customers. You hadn't even finished the buildings yet. The, the steel mill, you don't have a steel supply. Uh, that just sounds crazy. In fact, I, I asked for advice, right. You know, when you have a kind of a decision like that, you know, I went, you know, went to people I really trusted and, and the answer was don't touch that with a 10 foot pole.</w:t>
       </w:r>
     </w:p>
-    <w:p>
+    <w:p xmlns:wp14="http://schemas.microsoft.com/office/word/2010/wordml" wp14:textId="77777777">
       <w:pPr>
         <w:pStyle w:val="script"/>
       </w:pPr>
@@ -1716,7 +1734,7 @@
         <w:t xml:space="preserve"> come here, you. Are gonna decide the fate of this company, you are gonna help us succeed or fail, it'll be on you. And when I heard that, that I could be a, a leader with a, an entrepreneurial startup company, I said, okay, I'm in.</w:t>
       </w:r>
     </w:p>
-    <w:p>
+    <w:p xmlns:wp14="http://schemas.microsoft.com/office/word/2010/wordml" wp14:textId="77777777">
       <w:pPr>
         <w:pStyle w:val="script"/>
       </w:pPr>
@@ -1741,7 +1759,7 @@
         <w:t xml:space="preserve"> And, you know, I went home, you know, told my wife and she said, well, I thought all the people you trusted, so you not told you not to do this. I said, well, I, I have to, I just have to do that. She's like, okay, fine. Well, what, what are they gonna pay you? I said, oh, I didn't ask about that. I was just so excited about the opportunity.</w:t>
       </w:r>
     </w:p>
-    <w:p>
+    <w:p xmlns:wp14="http://schemas.microsoft.com/office/word/2010/wordml" wp14:textId="77777777">
       <w:pPr>
         <w:pStyle w:val="script"/>
       </w:pPr>
@@ -1766,7 +1784,7 @@
         <w:t xml:space="preserve"> I just, I just was, I, so I had, so I had to call Bob and I said, Hey, what, what are you gonna pay me? So you, we went through that. I said, okay, that, that's fair. You know, a little bit of equity. That's awesome. And then, uh, you know, I hang up and then my wife's like, well, what about health insurance? I'm like, oh crap.</w:t>
       </w:r>
     </w:p>
-    <w:p>
+    <w:p xmlns:wp14="http://schemas.microsoft.com/office/word/2010/wordml" wp14:textId="77777777">
       <w:pPr>
         <w:pStyle w:val="script"/>
       </w:pPr>
@@ -1800,7 +1818,7 @@
         <w:t xml:space="preserve"> my original office there. It was in the, the farmhouse that was on the, the property that they bought to build the mill. So we didn't have an office yet. I was in, we were in this farmhouse.</w:t>
       </w:r>
     </w:p>
-    <w:p>
+    <w:p xmlns:wp14="http://schemas.microsoft.com/office/word/2010/wordml" wp14:textId="77777777">
       <w:pPr>
         <w:pStyle w:val="script"/>
       </w:pPr>
@@ -1825,7 +1843,7 @@
         <w:t xml:space="preserve"> Uh, the, it was, you know, it was really old, uh, the, the AC heat was. Yeah. Not the best. And uh, that's, that's where we started. </w:t>
       </w:r>
     </w:p>
-    <w:p>
+    <w:p xmlns:wp14="http://schemas.microsoft.com/office/word/2010/wordml" wp14:textId="77777777">
       <w:pPr>
         <w:pStyle w:val="script"/>
       </w:pPr>
@@ -1850,7 +1868,7 @@
         <w:t xml:space="preserve"> So where was that mill? </w:t>
       </w:r>
     </w:p>
-    <w:p>
+    <w:p xmlns:wp14="http://schemas.microsoft.com/office/word/2010/wordml" wp14:textId="77777777">
       <w:pPr>
         <w:pStyle w:val="script"/>
       </w:pPr>
@@ -1875,7 +1893,7 @@
         <w:t xml:space="preserve"> It was in, in Dayton, Texas. Dayton, Texas. So out Highway 90 East. Yep. And, uh, it was, it was a long way out there. </w:t>
       </w:r>
     </w:p>
-    <w:p>
+    <w:p xmlns:wp14="http://schemas.microsoft.com/office/word/2010/wordml" wp14:textId="77777777">
       <w:pPr>
         <w:pStyle w:val="script"/>
       </w:pPr>
@@ -1900,7 +1918,7 @@
         <w:t xml:space="preserve"> I used to have a ranch property out in Liberty, so I know where Dayton is.</w:t>
       </w:r>
     </w:p>
-    <w:p>
+    <w:p xmlns:wp14="http://schemas.microsoft.com/office/word/2010/wordml" wp14:textId="77777777">
       <w:pPr>
         <w:pStyle w:val="script"/>
       </w:pPr>
@@ -1925,7 +1943,7 @@
         <w:t xml:space="preserve"> Mm-hmm. </w:t>
       </w:r>
     </w:p>
-    <w:p>
+    <w:p xmlns:wp14="http://schemas.microsoft.com/office/word/2010/wordml" wp14:textId="77777777">
       <w:pPr>
         <w:pStyle w:val="script"/>
       </w:pPr>
@@ -1950,7 +1968,7 @@
         <w:t xml:space="preserve"> So let's back up to Purdue University. You are one of a couple, I think we've of, uh, Purdue alums we've had on. Uh, in particular, most recently, Chad Zamarin, who I think you might know. </w:t>
       </w:r>
     </w:p>
-    <w:p>
+    <w:p xmlns:wp14="http://schemas.microsoft.com/office/word/2010/wordml" wp14:textId="77777777">
       <w:pPr>
         <w:pStyle w:val="script"/>
       </w:pPr>
@@ -1975,7 +1993,7 @@
         <w:t xml:space="preserve"> Yeah, yeah, Chad. Chad and I were, uh, the same fraternity together, you know, pledged the same at the same time. So we, we've known each other since our, our freshman year, uh, you know, great group of guys that, that we grew up with there.</w:t>
       </w:r>
     </w:p>
-    <w:p>
+    <w:p xmlns:wp14="http://schemas.microsoft.com/office/word/2010/wordml" wp14:textId="77777777">
       <w:pPr>
         <w:pStyle w:val="script"/>
       </w:pPr>
@@ -2009,7 +2027,7 @@
         <w:t xml:space="preserve"> And, uh, we get together a lot. In fact, Chad hosted us a few years ago back at his, his lake house in, in Oklahoma. So it was, it was a fantastic way to. To get back. And it's great to see two guys from the Midwest right in, in the energy, you know, as energy executives. It's uh, it's kinda shocking. Really. </w:t>
       </w:r>
     </w:p>
-    <w:p>
+    <w:p xmlns:wp14="http://schemas.microsoft.com/office/word/2010/wordml" wp14:textId="77777777">
       <w:pPr>
         <w:pStyle w:val="script"/>
       </w:pPr>
@@ -2034,7 +2052,7 @@
         <w:t xml:space="preserve"> Oh, you know, maybe so, but I think everybody's in the energy business.</w:t>
       </w:r>
     </w:p>
-    <w:p>
+    <w:p xmlns:wp14="http://schemas.microsoft.com/office/word/2010/wordml" wp14:textId="77777777">
       <w:pPr>
         <w:pStyle w:val="script"/>
       </w:pPr>
@@ -2059,7 +2077,7 @@
         <w:t xml:space="preserve"> They just don't know it. Everybody knows how to turn on a light switch. That's </w:t>
       </w:r>
     </w:p>
-    <w:p>
+    <w:p xmlns:wp14="http://schemas.microsoft.com/office/word/2010/wordml" wp14:textId="77777777">
       <w:pPr>
         <w:pStyle w:val="script"/>
       </w:pPr>
@@ -2084,7 +2102,7 @@
         <w:t xml:space="preserve"> it. </w:t>
       </w:r>
     </w:p>
-    <w:p>
+    <w:p xmlns:wp14="http://schemas.microsoft.com/office/word/2010/wordml" wp14:textId="77777777">
       <w:pPr>
         <w:pStyle w:val="script"/>
       </w:pPr>
@@ -2109,7 +2127,7 @@
         <w:t xml:space="preserve"> Yeah. And, uh, it consumes our products rarely. And, and so global tubing, you, uh. You and Bob start this business. </w:t>
       </w:r>
     </w:p>
-    <w:p>
+    <w:p xmlns:wp14="http://schemas.microsoft.com/office/word/2010/wordml" wp14:textId="77777777">
       <w:pPr>
         <w:pStyle w:val="script"/>
       </w:pPr>
@@ -2134,7 +2152,7 @@
         <w:t xml:space="preserve"> Yeah, we had a, you know, great, great team there. Uh, you know, we went again, we were competing against two of the largest companies in our industry.</w:t>
       </w:r>
     </w:p>
-    <w:p>
+    <w:p xmlns:wp14="http://schemas.microsoft.com/office/word/2010/wordml" wp14:textId="77777777">
       <w:pPr>
         <w:pStyle w:val="script"/>
       </w:pPr>
@@ -2168,7 +2186,7 @@
         <w:t xml:space="preserve"> in fact, you know, we had a, uh, a quality problem. Early on where we had to stop production for about 90 days. And so it was really like a near death experience.</w:t>
       </w:r>
     </w:p>
-    <w:p>
+    <w:p xmlns:wp14="http://schemas.microsoft.com/office/word/2010/wordml" wp14:textId="77777777">
       <w:pPr>
         <w:pStyle w:val="script"/>
       </w:pPr>
@@ -2193,7 +2211,7 @@
         <w:t xml:space="preserve"> So going into the, going into the mill, you know, six, seven days a week trying to figure out how to, how to work around our, our, our steel issue. So we had bad steel that was sent to us from a, from a vendor. Um, you know, we even. At that time, we had won a big project. It was huge for us for pipe to go to Russia.</w:t>
       </w:r>
     </w:p>
-    <w:p>
+    <w:p xmlns:wp14="http://schemas.microsoft.com/office/word/2010/wordml" wp14:textId="77777777">
       <w:pPr>
         <w:pStyle w:val="script"/>
       </w:pPr>
@@ -2218,7 +2236,7 @@
         <w:t xml:space="preserve"> And it was one of those, um, this is when we could work with Russia. So that's how long ago it was, but it was in, you know, Siberia, right? Where you had to let the, uh, you know, you know, let the roads, you know, ice up or freeze up so you could transport the heavy pipe. So we'd sent all this pipe to, to Siberia and we had to call the customer up and say, don't use it.</w:t>
       </w:r>
     </w:p>
-    <w:p>
+    <w:p xmlns:wp14="http://schemas.microsoft.com/office/word/2010/wordml" wp14:textId="77777777">
       <w:pPr>
         <w:pStyle w:val="script"/>
       </w:pPr>
@@ -2252,7 +2270,7 @@
         <w:t xml:space="preserve"> right there. Uh, but the team, you know, we got together, we worked on a new steel supplier, um, made some big bets and those bets panned out. And again, we went from zero share to about 40% when we ended up selling the company in 2013 to, to forum and, and Quantum Energy partners who were the joint venture at that time.</w:t>
       </w:r>
     </w:p>
-    <w:p>
+    <w:p xmlns:wp14="http://schemas.microsoft.com/office/word/2010/wordml" wp14:textId="77777777">
       <w:pPr>
         <w:pStyle w:val="script"/>
       </w:pPr>
@@ -2277,7 +2295,7 @@
         <w:t xml:space="preserve"> Right. </w:t>
       </w:r>
     </w:p>
-    <w:p>
+    <w:p xmlns:wp14="http://schemas.microsoft.com/office/word/2010/wordml" wp14:textId="77777777">
       <w:pPr>
         <w:pStyle w:val="script"/>
       </w:pPr>
@@ -2302,7 +2320,7 @@
         <w:t xml:space="preserve"> So it was an incredible experience. You know, when you're an entrepreneur, when you're at a startup, um, you know, every day, you know, can be the highest high and the lowest low, and usually they happen on the same day. That's crazy. </w:t>
       </w:r>
     </w:p>
-    <w:p>
+    <w:p xmlns:wp14="http://schemas.microsoft.com/office/word/2010/wordml" wp14:textId="77777777">
       <w:pPr>
         <w:pStyle w:val="script"/>
       </w:pPr>
@@ -2327,7 +2345,7 @@
         <w:t xml:space="preserve"> So, how, you know, we, we, we, we know how Bob motivated you kind of. Gave you that opportunity to be a scratch that entrepreneurial itch.</w:t>
       </w:r>
     </w:p>
-    <w:p>
+    <w:p xmlns:wp14="http://schemas.microsoft.com/office/word/2010/wordml" wp14:textId="77777777">
       <w:pPr>
         <w:pStyle w:val="script"/>
       </w:pPr>
@@ -2352,7 +2370,7 @@
         <w:t xml:space="preserve"> But how did y'all motivate others to follow you? 'cause it wasn't just you and Bob, right? </w:t>
       </w:r>
     </w:p>
-    <w:p>
+    <w:p xmlns:wp14="http://schemas.microsoft.com/office/word/2010/wordml" wp14:textId="77777777">
       <w:pPr>
         <w:pStyle w:val="script"/>
       </w:pPr>
@@ -2386,7 +2404,7 @@
         <w:t xml:space="preserve"> had that we, you know, were willing to push the envelope. We were, you know, willing to try new things and, you know, our industry had kind of gotten stale.</w:t>
       </w:r>
     </w:p>
-    <w:p>
+    <w:p xmlns:wp14="http://schemas.microsoft.com/office/word/2010/wordml" wp14:textId="77777777">
       <w:pPr>
         <w:pStyle w:val="script"/>
       </w:pPr>
@@ -2411,7 +2429,7 @@
         <w:t xml:space="preserve"> Um, and, you know, we were the ones out there. And so. We actually made a, um, decision to start recruiting, uh, people that were, uh, recruiting from our customer base who understood how our product was used, you know, historically. You recruited steel mill people, piping two people, and then you just ship the product.</w:t>
       </w:r>
     </w:p>
-    <w:p>
+    <w:p xmlns:wp14="http://schemas.microsoft.com/office/word/2010/wordml" wp14:textId="77777777">
       <w:pPr>
         <w:pStyle w:val="script"/>
       </w:pPr>
@@ -2436,7 +2454,7 @@
         <w:t xml:space="preserve"> We wanted to understand how our product was utilized in the field, and so we recruited engineers, uh, young engineers who wanted to prove themselves. They came, came and worked for us, and we just continued to innovate. You know, our, you know, I mentioned earlier, we, we struggled to get started, so our first goal was, okay, can we be just as good as the other guys?</w:t>
       </w:r>
     </w:p>
-    <w:p>
+    <w:p xmlns:wp14="http://schemas.microsoft.com/office/word/2010/wordml" wp14:textId="77777777">
       <w:pPr>
         <w:pStyle w:val="script"/>
       </w:pPr>
@@ -2470,7 +2488,7 @@
         <w:t xml:space="preserve"> patents to my name. One was for the, what we called Smart Taper. And this was kind of from my, my background, you know, early on of, of trying to qualify our product.</w:t>
       </w:r>
     </w:p>
-    <w:p>
+    <w:p xmlns:wp14="http://schemas.microsoft.com/office/word/2010/wordml" wp14:textId="77777777">
       <w:pPr>
         <w:pStyle w:val="script"/>
       </w:pPr>
@@ -2495,7 +2513,7 @@
         <w:t xml:space="preserve"> And the Smart Taper product helped us really differentiate ourselves. Again, that was a big part. Of how we grew. And again, when you grow, when you succeed, when you win, you can attract the people that want to be on a winning team that want to contribute to the wins. And so that, that was a big part of what we did.</w:t>
       </w:r>
     </w:p>
-    <w:p>
+    <w:p xmlns:wp14="http://schemas.microsoft.com/office/word/2010/wordml" wp14:textId="77777777">
       <w:pPr>
         <w:pStyle w:val="script"/>
       </w:pPr>
@@ -2520,7 +2538,7 @@
         <w:t xml:space="preserve"> So for some of our listening audience, it may not be familiar with global tubing and forum. Mm-hmm. And particularly the type of tubulars we're talking about. Can you give a high level overview of, of. The type of tubing we're talking about the, the tubulars? Yeah. And how it's made. And then maybe let's talk about smart taper and what, what was smart taper?</w:t>
       </w:r>
     </w:p>
-    <w:p>
+    <w:p xmlns:wp14="http://schemas.microsoft.com/office/word/2010/wordml" wp14:textId="77777777">
       <w:pPr>
         <w:pStyle w:val="script"/>
       </w:pPr>
@@ -2554,7 +2572,7 @@
         <w:t xml:space="preserve"> about 95% of the world's coil tubing. So just to give you an idea, it is really difficult to make. Um, it's a continuous tube, so these tubes can be about four or five miles long. And they can weigh, you know, let's call it 85 to a hundred tons in one single section.</w:t>
       </w:r>
     </w:p>
-    <w:p>
+    <w:p xmlns:wp14="http://schemas.microsoft.com/office/word/2010/wordml" wp14:textId="77777777">
       <w:pPr>
         <w:pStyle w:val="script"/>
       </w:pPr>
@@ -2579,7 +2597,7 @@
         <w:t xml:space="preserve"> So that's, it's massive. And you join, uh, strips of, of steel together in order to get the length that you would need to make for the, the tube. And then you need to, to, to run it through a, a pipe mill, tube mill, uh, continuously. They can take three, four, or five hours if you have a millimeter defect. It at any time along the, those, that milling time, that three, four or five hours, you have to throw the whole thing away.</w:t>
       </w:r>
     </w:p>
-    <w:p>
+    <w:p xmlns:wp14="http://schemas.microsoft.com/office/word/2010/wordml" wp14:textId="77777777">
       <w:pPr>
         <w:pStyle w:val="script"/>
       </w:pPr>
@@ -2604,7 +2622,7 @@
         <w:t xml:space="preserve"> Wow. </w:t>
       </w:r>
     </w:p>
-    <w:p>
+    <w:p xmlns:wp14="http://schemas.microsoft.com/office/word/2010/wordml" wp14:textId="77777777">
       <w:pPr>
         <w:pStyle w:val="script"/>
       </w:pPr>
@@ -2638,7 +2656,7 @@
         <w:t xml:space="preserve"> other tubulars. This is continuous, right? So when you, you go to a, well, uh, you don't have to kill the, well, you can go into a live well with the coil.</w:t>
       </w:r>
     </w:p>
-    <w:p>
+    <w:p xmlns:wp14="http://schemas.microsoft.com/office/word/2010/wordml" wp14:textId="77777777">
       <w:pPr>
         <w:pStyle w:val="script"/>
       </w:pPr>
@@ -2663,7 +2681,7 @@
         <w:t xml:space="preserve"> And you can continuously pump and, and, you know, insert and pull out the tubing as, as required. So it's a really versatile product. </w:t>
       </w:r>
     </w:p>
-    <w:p>
+    <w:p xmlns:wp14="http://schemas.microsoft.com/office/word/2010/wordml" wp14:textId="77777777">
       <w:pPr>
         <w:pStyle w:val="script"/>
       </w:pPr>
@@ -2688,7 +2706,7 @@
         <w:t xml:space="preserve"> So how is it made? Is it, does it have a seam to it? </w:t>
       </w:r>
     </w:p>
-    <w:p>
+    <w:p xmlns:wp14="http://schemas.microsoft.com/office/word/2010/wordml" wp14:textId="77777777">
       <w:pPr>
         <w:pStyle w:val="script"/>
       </w:pPr>
@@ -2713,7 +2731,7 @@
         <w:t xml:space="preserve"> It has a seam to it. Uh, so we, you know, we, we join, uh, the strips of steel together. So you, you'll typically buy steel and lengths, let's call it, uh, 1500 feet to 2000 feet long will join those strips with a specialized weld called a bias weld.</w:t>
       </w:r>
     </w:p>
-    <w:p>
+    <w:p xmlns:wp14="http://schemas.microsoft.com/office/word/2010/wordml" wp14:textId="77777777">
       <w:pPr>
         <w:pStyle w:val="script"/>
       </w:pPr>
@@ -2738,7 +2756,7 @@
         <w:t xml:space="preserve"> And the reason that it's so special is that weld actually stays in, in the tubing. That's very unique, uh, for an API type product to have the weld that's circum, circumferential in the, uh, in the finished product. So it's a, it's a special product, so you have to make that weld really good. That was what our earlier quality problem was, is at that weld.</w:t>
       </w:r>
     </w:p>
-    <w:p>
+    <w:p xmlns:wp14="http://schemas.microsoft.com/office/word/2010/wordml" wp14:textId="77777777">
       <w:pPr>
         <w:pStyle w:val="script"/>
       </w:pPr>
@@ -2772,7 +2790,7 @@
         <w:t xml:space="preserve"> You, you had a difference in material properties from our steel vendor and that well didn't last as long as it should. So we spent a long time trying to correct that. One thing we learned is that the thicker the material is at that, well, the longer it'll last. So our idea was smart taper was to increase the thickness only at the welds at where we make that weld.</w:t>
       </w:r>
     </w:p>
-    <w:p>
+    <w:p xmlns:wp14="http://schemas.microsoft.com/office/word/2010/wordml" wp14:textId="77777777">
       <w:pPr>
         <w:pStyle w:val="script"/>
       </w:pPr>
@@ -2797,7 +2815,7 @@
         <w:t xml:space="preserve"> And then quickly. Taper thinner so that the overall tubing isn't as heavy, but that weld is stronger. So we made the weakest point stronger. In, in hindsight, it's probably one of the simplest ideas, that's why I came up with it, uh, because it was simple. Uh, it wasn't that, that thoughtful, but it allowed us to extend the life of, of the tubing.</w:t>
       </w:r>
     </w:p>
-    <w:p>
+    <w:p xmlns:wp14="http://schemas.microsoft.com/office/word/2010/wordml" wp14:textId="77777777">
       <w:pPr>
         <w:pStyle w:val="script"/>
       </w:pPr>
@@ -2831,7 +2849,7 @@
         <w:t xml:space="preserve"> five Ace two and seven ace. By increasing that diameter, it is much more likely that tube's gonna fail due to fatigue and you need to make it stronger.</w:t>
       </w:r>
     </w:p>
-    <w:p>
+    <w:p xmlns:wp14="http://schemas.microsoft.com/office/word/2010/wordml" wp14:textId="77777777">
       <w:pPr>
         <w:pStyle w:val="script"/>
       </w:pPr>
@@ -2856,7 +2874,7 @@
         <w:t xml:space="preserve"> So that was an opportunity for us that, that we took advantage of. </w:t>
       </w:r>
     </w:p>
-    <w:p>
+    <w:p xmlns:wp14="http://schemas.microsoft.com/office/word/2010/wordml" wp14:textId="77777777">
       <w:pPr>
         <w:pStyle w:val="script"/>
       </w:pPr>
@@ -2881,7 +2899,7 @@
         <w:t xml:space="preserve"> And so you're talking really long runs of pipe. </w:t>
       </w:r>
     </w:p>
-    <w:p>
+    <w:p xmlns:wp14="http://schemas.microsoft.com/office/word/2010/wordml" wp14:textId="77777777">
       <w:pPr>
         <w:pStyle w:val="script"/>
       </w:pPr>
@@ -2906,7 +2924,7 @@
         <w:t xml:space="preserve"> Yes. </w:t>
       </w:r>
     </w:p>
-    <w:p>
+    <w:p xmlns:wp14="http://schemas.microsoft.com/office/word/2010/wordml" wp14:textId="77777777">
       <w:pPr>
         <w:pStyle w:val="script"/>
       </w:pPr>
@@ -2931,7 +2949,7 @@
         <w:t xml:space="preserve"> And it's spooled. </w:t>
       </w:r>
     </w:p>
-    <w:p>
+    <w:p xmlns:wp14="http://schemas.microsoft.com/office/word/2010/wordml" wp14:textId="77777777">
       <w:pPr>
         <w:pStyle w:val="script"/>
       </w:pPr>
@@ -2956,7 +2974,7 @@
         <w:t xml:space="preserve"> It's spooled, </w:t>
       </w:r>
     </w:p>
-    <w:p>
+    <w:p xmlns:wp14="http://schemas.microsoft.com/office/word/2010/wordml" wp14:textId="77777777">
       <w:pPr>
         <w:pStyle w:val="script"/>
       </w:pPr>
@@ -2981,7 +2999,7 @@
         <w:t xml:space="preserve"> and then you unspool it. </w:t>
       </w:r>
     </w:p>
-    <w:p>
+    <w:p xmlns:wp14="http://schemas.microsoft.com/office/word/2010/wordml" wp14:textId="77777777">
       <w:pPr>
         <w:pStyle w:val="script"/>
       </w:pPr>
@@ -3006,7 +3024,7 @@
         <w:t xml:space="preserve"> Yes. </w:t>
       </w:r>
     </w:p>
-    <w:p>
+    <w:p xmlns:wp14="http://schemas.microsoft.com/office/word/2010/wordml" wp14:textId="77777777">
       <w:pPr>
         <w:pStyle w:val="script"/>
       </w:pPr>
@@ -3031,7 +3049,7 @@
         <w:t xml:space="preserve"> And then you run it down. These well bores that everybody just thinks the average person says, oh, they're straight down and they're straight across.</w:t>
       </w:r>
     </w:p>
-    <w:p>
+    <w:p xmlns:wp14="http://schemas.microsoft.com/office/word/2010/wordml" wp14:textId="77777777">
       <w:pPr>
         <w:pStyle w:val="script"/>
       </w:pPr>
@@ -3056,7 +3074,7 @@
         <w:t xml:space="preserve"> But some of these well bores, as you know, are like cork screwed. </w:t>
       </w:r>
     </w:p>
-    <w:p>
+    <w:p xmlns:wp14="http://schemas.microsoft.com/office/word/2010/wordml" wp14:textId="77777777">
       <w:pPr>
         <w:pStyle w:val="script"/>
       </w:pPr>
@@ -3081,7 +3099,7 @@
         <w:t xml:space="preserve"> Yes. The tortuosity. Um, in fact, we have a special group in our company that looks at how do you design that long length of tube because. You actually are kind of, if you think about it, you're pushing on a string and that's hard to do, right?</w:t>
       </w:r>
     </w:p>
-    <w:p>
+    <w:p xmlns:wp14="http://schemas.microsoft.com/office/word/2010/wordml" wp14:textId="77777777">
       <w:pPr>
         <w:pStyle w:val="script"/>
       </w:pPr>
@@ -3115,7 +3133,7 @@
         <w:t xml:space="preserve"> to, to the, uh, to where you want to go. And so that we, again, we've, we've hired engineers. They'll spend, they'll work with our customers.</w:t>
       </w:r>
     </w:p>
-    <w:p>
+    <w:p xmlns:wp14="http://schemas.microsoft.com/office/word/2010/wordml" wp14:textId="77777777">
       <w:pPr>
         <w:pStyle w:val="script"/>
       </w:pPr>
@@ -3140,7 +3158,7 @@
         <w:t xml:space="preserve"> We'll look at their wells and we'll design the coil tubing in order to get to the end of that, that well form no matter what the well bore's like. </w:t>
       </w:r>
     </w:p>
-    <w:p>
+    <w:p xmlns:wp14="http://schemas.microsoft.com/office/word/2010/wordml" wp14:textId="77777777">
       <w:pPr>
         <w:pStyle w:val="script"/>
       </w:pPr>
@@ -3165,7 +3183,7 @@
         <w:t xml:space="preserve"> And that's metal rubbing on metal with or without. A, some sort of friction reducer, right? </w:t>
       </w:r>
     </w:p>
-    <w:p>
+    <w:p xmlns:wp14="http://schemas.microsoft.com/office/word/2010/wordml" wp14:textId="77777777">
       <w:pPr>
         <w:pStyle w:val="script"/>
       </w:pPr>
@@ -3190,7 +3208,7 @@
         <w:t xml:space="preserve"> Yes. That's it. And, and they even use these things called agitators now, uh, where they will actually, um, put at the end of the, of the tubing and they'll, it'll vibrate and it'll actually, uh, keep a little vibration so that it has less contact, metal to metal, and you're able to push it farther, but it just shakes the heck out of the, the tubing, right?</w:t>
       </w:r>
     </w:p>
-    <w:p>
+    <w:p xmlns:wp14="http://schemas.microsoft.com/office/word/2010/wordml" wp14:textId="77777777">
       <w:pPr>
         <w:pStyle w:val="script"/>
       </w:pPr>
@@ -3215,7 +3233,7 @@
         <w:t xml:space="preserve"> Yeah. So it adds another, another way of potentially failing it. So. You know, what I've found is, you know, every time our industry says, Hey, this is as far as we can go, we find a way to go another foot, another, another a hundred feet, and then ultimately another mile. Yeah. And so we've been a part of that.</w:t>
       </w:r>
     </w:p>
-    <w:p>
+    <w:p xmlns:wp14="http://schemas.microsoft.com/office/word/2010/wordml" wp14:textId="77777777">
       <w:pPr>
         <w:pStyle w:val="script"/>
       </w:pPr>
@@ -3249,7 +3267,7 @@
         <w:t xml:space="preserve"> talked a little bit about how the, how the pipe is, is, is manufactured, fabricated. Mm-hmm. Um, um, and we talked a little bit about. Smart taper. You gotta get a sense for how important that was into the, the evolution of, of y'all's product. Mm-hmm. Specifically your, your product, but talk about use cases besides just, were y'all just building coal tubing for, for coal tubing applications, or were y'all also building.</w:t>
       </w:r>
     </w:p>
-    <w:p>
+    <w:p xmlns:wp14="http://schemas.microsoft.com/office/word/2010/wordml" wp14:textId="77777777">
       <w:pPr>
         <w:pStyle w:val="script"/>
       </w:pPr>
@@ -3274,7 +3292,7 @@
         <w:t xml:space="preserve"> You know, other types of spoonable pipe. </w:t>
       </w:r>
     </w:p>
-    <w:p>
+    <w:p xmlns:wp14="http://schemas.microsoft.com/office/word/2010/wordml" wp14:textId="77777777">
       <w:pPr>
         <w:pStyle w:val="script"/>
       </w:pPr>
@@ -3299,7 +3317,7 @@
         <w:t xml:space="preserve"> Yeah, that's a great, great question. So yeah, our, our core business, and still remains our core is, is, you know, coil tubing for, you know, you know, well intervention or, uh, completion activities. And again, just. Just the audience who may not know, you know, about half of the world, half of the coil tubing units around the world are outside the US right?</w:t>
       </w:r>
     </w:p>
-    <w:p>
+    <w:p xmlns:wp14="http://schemas.microsoft.com/office/word/2010/wordml" wp14:textId="77777777">
       <w:pPr>
         <w:pStyle w:val="script"/>
       </w:pPr>
@@ -3324,7 +3342,7 @@
         <w:t xml:space="preserve"> Yeah. </w:t>
       </w:r>
     </w:p>
-    <w:p>
+    <w:p xmlns:wp14="http://schemas.microsoft.com/office/word/2010/wordml" wp14:textId="77777777">
       <w:pPr>
         <w:pStyle w:val="script"/>
       </w:pPr>
@@ -3358,7 +3376,7 @@
         <w:t xml:space="preserve"> Pipe, so it's, it's coiled as well. But instead of going in and out of, of the well bore, it'd actually be permanently installed to transport, you know, whether it's, you know, oil, gas, um, you know, uh, or other chemicals, things like that for, uh, for the well site.</w:t>
       </w:r>
     </w:p>
-    <w:p>
+    <w:p xmlns:wp14="http://schemas.microsoft.com/office/word/2010/wordml" wp14:textId="77777777">
       <w:pPr>
         <w:pStyle w:val="script"/>
       </w:pPr>
@@ -3383,7 +3401,7 @@
         <w:t xml:space="preserve"> And so it's, it can be installed much more quickly. And so we were one of the, the only land base, uh, uses for coil line pipes. So it's really new. Uh, and we've been in that, in that business for a while. But we, what we are finding now is the. The, even though we've, we've been making this for probably over a decade, we're now just getting a lot more pickup from the, from the operator.</w:t>
       </w:r>
     </w:p>
-    <w:p>
+    <w:p xmlns:wp14="http://schemas.microsoft.com/office/word/2010/wordml" wp14:textId="77777777">
       <w:pPr>
         <w:pStyle w:val="script"/>
       </w:pPr>
@@ -3417,7 +3435,7 @@
         <w:t xml:space="preserve"> applications.</w:t>
       </w:r>
     </w:p>
-    <w:p>
+    <w:p xmlns:wp14="http://schemas.microsoft.com/office/word/2010/wordml" wp14:textId="77777777">
       <w:pPr>
         <w:pStyle w:val="script"/>
       </w:pPr>
@@ -3442,7 +3460,7 @@
         <w:t xml:space="preserve"> So very versatile. And, and for us as a, as a company, what's great is we use the same mills. We just add a coating, uh, to the product. We still spool it, so we use those same foundations. So we're utilizing our assets, uh, even better than we had before. </w:t>
       </w:r>
     </w:p>
-    <w:p>
+    <w:p xmlns:wp14="http://schemas.microsoft.com/office/word/2010/wordml" wp14:textId="77777777">
       <w:pPr>
         <w:pStyle w:val="script"/>
       </w:pPr>
@@ -3467,7 +3485,7 @@
         <w:t xml:space="preserve"> Wow. Yeah, I can imagine that there probably being a pickup in that, in that business as well.</w:t>
       </w:r>
     </w:p>
-    <w:p>
+    <w:p xmlns:wp14="http://schemas.microsoft.com/office/word/2010/wordml" wp14:textId="77777777">
       <w:pPr>
         <w:pStyle w:val="script"/>
       </w:pPr>
@@ -3492,7 +3510,7 @@
         <w:t xml:space="preserve"> Um. We had one of our guests on at the, at the barbecue, uh, Steve Glenville. </w:t>
       </w:r>
     </w:p>
-    <w:p>
+    <w:p xmlns:wp14="http://schemas.microsoft.com/office/word/2010/wordml" wp14:textId="77777777">
       <w:pPr>
         <w:pStyle w:val="script"/>
       </w:pPr>
@@ -3517,7 +3535,7 @@
         <w:t xml:space="preserve"> Mm-hmm. </w:t>
       </w:r>
     </w:p>
-    <w:p>
+    <w:p xmlns:wp14="http://schemas.microsoft.com/office/word/2010/wordml" wp14:textId="77777777">
       <w:pPr>
         <w:pStyle w:val="script"/>
       </w:pPr>
@@ -3542,7 +3560,7 @@
         <w:t xml:space="preserve"> Um, know </w:t>
       </w:r>
     </w:p>
-    <w:p>
+    <w:p xmlns:wp14="http://schemas.microsoft.com/office/word/2010/wordml" wp14:textId="77777777">
       <w:pPr>
         <w:pStyle w:val="script"/>
       </w:pPr>
@@ -3567,7 +3585,7 @@
         <w:t xml:space="preserve"> Steve very well. Great guy. </w:t>
       </w:r>
     </w:p>
-    <w:p>
+    <w:p xmlns:wp14="http://schemas.microsoft.com/office/word/2010/wordml" wp14:textId="77777777">
       <w:pPr>
         <w:pStyle w:val="script"/>
       </w:pPr>
@@ -3592,7 +3610,7 @@
         <w:t xml:space="preserve"> And you know, they've been kind of pushing the envelope at step for quite a bit and, you know, the extended reach that they're able to get in cold tubing, you know, so unheard of several years ago.</w:t>
       </w:r>
     </w:p>
-    <w:p>
+    <w:p xmlns:wp14="http://schemas.microsoft.com/office/word/2010/wordml" wp14:textId="77777777">
       <w:pPr>
         <w:pStyle w:val="script"/>
       </w:pPr>
@@ -3626,7 +3644,7 @@
         <w:t xml:space="preserve"> the, their equipment, how it's used, and then how their approach is and to, to getting to the end of the well board and actually having weight on bit, right?</w:t>
       </w:r>
     </w:p>
-    <w:p>
+    <w:p xmlns:wp14="http://schemas.microsoft.com/office/word/2010/wordml" wp14:textId="77777777">
       <w:pPr>
         <w:pStyle w:val="script"/>
       </w:pPr>
@@ -3651,7 +3669,7 @@
         <w:t xml:space="preserve"> It's, it's all about how much, how fast can you drill up the plugs in order to, to get that, well get that well flowing. And so, uh. We've, we focused on it. Uh, it's been a, a big part of what we've done and, and we're great grateful to have good partners like Step and, and others. </w:t>
       </w:r>
     </w:p>
-    <w:p>
+    <w:p xmlns:wp14="http://schemas.microsoft.com/office/word/2010/wordml" wp14:textId="77777777">
       <w:pPr>
         <w:pStyle w:val="script"/>
       </w:pPr>
@@ -3676,7 +3694,7 @@
         <w:t xml:space="preserve"> Yeah, it's pretty, pretty amazing what you've been able to do with, with Pipe and, you know, to, to unroll it and roll it and push.</w:t>
       </w:r>
     </w:p>
-    <w:p>
+    <w:p xmlns:wp14="http://schemas.microsoft.com/office/word/2010/wordml" wp14:textId="77777777">
       <w:pPr>
         <w:pStyle w:val="script"/>
       </w:pPr>
@@ -3701,7 +3719,7 @@
         <w:t xml:space="preserve"> You know, against, against something that it, that doesn't necessarily wanna receive it. And, and, and to be able to, to go the distance is, is just nuts. I mean, that used to be just a stick pipe game. </w:t>
       </w:r>
     </w:p>
-    <w:p>
+    <w:p xmlns:wp14="http://schemas.microsoft.com/office/word/2010/wordml" wp14:textId="77777777">
       <w:pPr>
         <w:pStyle w:val="script"/>
       </w:pPr>
@@ -3726,7 +3744,7 @@
         <w:t xml:space="preserve"> Yeah. </w:t>
       </w:r>
     </w:p>
-    <w:p>
+    <w:p xmlns:wp14="http://schemas.microsoft.com/office/word/2010/wordml" wp14:textId="77777777">
       <w:pPr>
         <w:pStyle w:val="script"/>
       </w:pPr>
@@ -3751,7 +3769,7 @@
         <w:t xml:space="preserve"> And, uh, uh, you know, you're not having to make, make up pipe the. The way you otherwise have to, and it's just crazy.</w:t>
       </w:r>
     </w:p>
-    <w:p>
+    <w:p xmlns:wp14="http://schemas.microsoft.com/office/word/2010/wordml" wp14:textId="77777777">
       <w:pPr>
         <w:pStyle w:val="script"/>
       </w:pPr>
@@ -3785,7 +3803,7 @@
         <w:t xml:space="preserve"> these days, </w:t>
       </w:r>
     </w:p>
-    <w:p>
+    <w:p xmlns:wp14="http://schemas.microsoft.com/office/word/2010/wordml" wp14:textId="77777777">
       <w:pPr>
         <w:pStyle w:val="script"/>
       </w:pPr>
@@ -3810,7 +3828,7 @@
         <w:t xml:space="preserve"> you know, and the, the things that we, we do with coil tubing, you, you probably would get a, a first year engineering student, you know, told never do what these guys are doing. </w:t>
       </w:r>
     </w:p>
-    <w:p>
+    <w:p xmlns:wp14="http://schemas.microsoft.com/office/word/2010/wordml" wp14:textId="77777777">
       <w:pPr>
         <w:pStyle w:val="script"/>
       </w:pPr>
@@ -3835,7 +3853,7 @@
         <w:t xml:space="preserve"> Yeah. </w:t>
       </w:r>
     </w:p>
-    <w:p>
+    <w:p xmlns:wp14="http://schemas.microsoft.com/office/word/2010/wordml" wp14:textId="77777777">
       <w:pPr>
         <w:pStyle w:val="script"/>
       </w:pPr>
@@ -3860,7 +3878,7 @@
         <w:t xml:space="preserve"> And, and we, we do it, but we, we do it safely. And I think we've, we've improved that, the safety, the operations.</w:t>
       </w:r>
     </w:p>
-    <w:p>
+    <w:p xmlns:wp14="http://schemas.microsoft.com/office/word/2010/wordml" wp14:textId="77777777">
       <w:pPr>
         <w:pStyle w:val="script"/>
       </w:pPr>
@@ -3885,7 +3903,7 @@
         <w:t xml:space="preserve"> Over the years, again, working with our customers, you know, coming up with new designs. And so, uh, you know, we've just increased the, uh, the use cases. And again, the wells keep getting longer and we keep finding ways to help our customers get their tubing to the bottom. </w:t>
       </w:r>
     </w:p>
-    <w:p>
+    <w:p xmlns:wp14="http://schemas.microsoft.com/office/word/2010/wordml" wp14:textId="77777777">
       <w:pPr>
         <w:pStyle w:val="script"/>
       </w:pPr>
@@ -3910,7 +3928,7 @@
         <w:t xml:space="preserve"> Yeah. So Global Tubing, you know, sold the business to, uh, uh, forum Energy Technologies in Quantum.</w:t>
       </w:r>
     </w:p>
-    <w:p>
+    <w:p xmlns:wp14="http://schemas.microsoft.com/office/word/2010/wordml" wp14:textId="77777777">
       <w:pPr>
         <w:pStyle w:val="script"/>
       </w:pPr>
@@ -3935,7 +3953,7 @@
         <w:t xml:space="preserve"> Mm-hmm. </w:t>
       </w:r>
     </w:p>
-    <w:p>
+    <w:p xmlns:wp14="http://schemas.microsoft.com/office/word/2010/wordml" wp14:textId="77777777">
       <w:pPr>
         <w:pStyle w:val="script"/>
       </w:pPr>
@@ -3960,7 +3978,7 @@
         <w:t xml:space="preserve"> Why'd they wanna buy Eagle? </w:t>
       </w:r>
     </w:p>
-    <w:p>
+    <w:p xmlns:wp14="http://schemas.microsoft.com/office/word/2010/wordml" wp14:textId="77777777">
       <w:pPr>
         <w:pStyle w:val="script"/>
       </w:pPr>
@@ -3985,7 +4003,7 @@
         <w:t xml:space="preserve"> They, you know, they liked the, you know, our differentiated product. You know, it was, we just had a few competitors. It was a consumable, uh, you know, activity based consumable, you know, that's the one thing coil tubing wears out. </w:t>
       </w:r>
     </w:p>
-    <w:p>
+    <w:p xmlns:wp14="http://schemas.microsoft.com/office/word/2010/wordml" wp14:textId="77777777">
       <w:pPr>
         <w:pStyle w:val="script"/>
       </w:pPr>
@@ -4010,7 +4028,7 @@
         <w:t xml:space="preserve"> Yeah. </w:t>
       </w:r>
     </w:p>
-    <w:p>
+    <w:p xmlns:wp14="http://schemas.microsoft.com/office/word/2010/wordml" wp14:textId="77777777">
       <w:pPr>
         <w:pStyle w:val="script"/>
       </w:pPr>
@@ -4044,7 +4062,7 @@
         <w:t xml:space="preserve"> come back and, and buy a new string of coil tubing, you know, they would like it the last six months and, and we, we try to help them do that.</w:t>
       </w:r>
     </w:p>
-    <w:p>
+    <w:p xmlns:wp14="http://schemas.microsoft.com/office/word/2010/wordml" wp14:textId="77777777">
       <w:pPr>
         <w:pStyle w:val="script"/>
       </w:pPr>
@@ -4069,7 +4087,7 @@
         <w:t xml:space="preserve"> But yeah, it was, it was that, you know, we had great market position, we've grown, um, and it, it was a good partnership. So at, you know, that time, you know, Bob retired and so I was able to take over. And, and run, uh, run global tubing for that, for that joint venture. And so it was, uh, you know, I had great partners, you know, quantum, uh, you know, the, the team over there are, are really fantastic.</w:t>
       </w:r>
     </w:p>
-    <w:p>
+    <w:p xmlns:wp14="http://schemas.microsoft.com/office/word/2010/wordml" wp14:textId="77777777">
       <w:pPr>
         <w:pStyle w:val="script"/>
       </w:pPr>
@@ -4094,7 +4112,7 @@
         <w:t xml:space="preserve"> And then I was also, you know, able to. Get to know the, the forum team, uh, and, and do it before the acquisition acquisition really happened, right? We were still our own independent company, but they got to know, know me, they got to know my team. They got to know our, our business. And so I think it gave them the confidence to, to buy us out or, you know, to, to buy the, the remainder, you know, four years later.</w:t>
       </w:r>
     </w:p>
-    <w:p>
+    <w:p xmlns:wp14="http://schemas.microsoft.com/office/word/2010/wordml" wp14:textId="77777777">
       <w:pPr>
         <w:pStyle w:val="script"/>
       </w:pPr>
@@ -4128,7 +4146,7 @@
         <w:t xml:space="preserve"> F-F-E-T-I, I say, you know, I usually, I was adopted in. Right. </w:t>
       </w:r>
     </w:p>
-    <w:p>
+    <w:p xmlns:wp14="http://schemas.microsoft.com/office/word/2010/wordml" wp14:textId="77777777">
       <w:pPr>
         <w:pStyle w:val="script"/>
       </w:pPr>
@@ -4153,7 +4171,7 @@
         <w:t xml:space="preserve"> So what was it like working with, with Chris Galton, that team that was, was there at, at, uh, at forum? </w:t>
       </w:r>
     </w:p>
-    <w:p>
+    <w:p xmlns:wp14="http://schemas.microsoft.com/office/word/2010/wordml" wp14:textId="77777777">
       <w:pPr>
         <w:pStyle w:val="script"/>
       </w:pPr>
@@ -4178,7 +4196,7 @@
         <w:t xml:space="preserve"> Yeah. Um, it, Chris, you know, is a, is a fantastic, you know, fantastic leader.</w:t>
       </w:r>
     </w:p>
-    <w:p>
+    <w:p xmlns:wp14="http://schemas.microsoft.com/office/word/2010/wordml" wp14:textId="77777777">
       <w:pPr>
         <w:pStyle w:val="script"/>
       </w:pPr>
@@ -4203,7 +4221,7 @@
         <w:t xml:space="preserve"> You know, he's. You know, kind of an industry, um, you know, stalwart Right. You know, well known, very detail oriented. And so it was, uh, you know, it was, it was a different, it was, it was actually a really good, uh, to see a good, a different leadership style. Right. I had, you know, my first big mentors Bob Bunch, you know, great guy, uh, Chris is, is, is different from Bob as Cammy, but they share a lot of the same.</w:t>
       </w:r>
     </w:p>
-    <w:p>
+    <w:p xmlns:wp14="http://schemas.microsoft.com/office/word/2010/wordml" wp14:textId="77777777">
       <w:pPr>
         <w:pStyle w:val="script"/>
       </w:pPr>
@@ -4237,7 +4255,7 @@
         <w:t xml:space="preserve"> debt as a company.</w:t>
       </w:r>
     </w:p>
-    <w:p>
+    <w:p xmlns:wp14="http://schemas.microsoft.com/office/word/2010/wordml" wp14:textId="77777777">
       <w:pPr>
         <w:pStyle w:val="script"/>
       </w:pPr>
@@ -4262,7 +4280,7 @@
         <w:t xml:space="preserve"> Uh, we were in a tough spot and, you know, we had to make some, some critical critical decisions. So, uh, with Chris as well as with, you know, Lyle Williams, a CFO now who, who was also the CFO at that time, we had bonds that needed to be refinanced in 2020. We had, you know, no EBITDA and we had to, had to figure out a way.</w:t>
       </w:r>
     </w:p>
-    <w:p>
+    <w:p xmlns:wp14="http://schemas.microsoft.com/office/word/2010/wordml" wp14:textId="77777777">
       <w:pPr>
         <w:pStyle w:val="script"/>
       </w:pPr>
@@ -4287,7 +4305,7 @@
         <w:t xml:space="preserve"> And so that was really where we started to transform the, the company in, into what we are today. That was the very beginning of that transformation. </w:t>
       </w:r>
     </w:p>
-    <w:p>
+    <w:p xmlns:wp14="http://schemas.microsoft.com/office/word/2010/wordml" wp14:textId="77777777">
       <w:pPr>
         <w:pStyle w:val="script"/>
       </w:pPr>
@@ -4312,7 +4330,7 @@
         <w:t xml:space="preserve"> So what is Forum Energy Technologies today? Y'all, y'all do a lot of stuff. Can you maybe just kinda give a high level overview of all the stuff y'all do?</w:t>
       </w:r>
     </w:p>
-    <w:p>
+    <w:p xmlns:wp14="http://schemas.microsoft.com/office/word/2010/wordml" wp14:textId="77777777">
       <w:pPr>
         <w:pStyle w:val="script"/>
       </w:pPr>
@@ -4337,7 +4355,7 @@
         <w:t xml:space="preserve"> Yeah. </w:t>
       </w:r>
     </w:p>
-    <w:p>
+    <w:p xmlns:wp14="http://schemas.microsoft.com/office/word/2010/wordml" wp14:textId="77777777">
       <w:pPr>
         <w:pStyle w:val="script"/>
       </w:pPr>
@@ -4362,7 +4380,7 @@
         <w:t xml:space="preserve"> So we, we address, uh, address the market really with two key segments. So we have our artificial lift and down hole segment and drilling completion segment. They're about the same, same size, maybe drilling completion, slightly bigger. Within artificial lifting down hole, uh, our customers are usually operators.</w:t>
       </w:r>
     </w:p>
-    <w:p>
+    <w:p xmlns:wp14="http://schemas.microsoft.com/office/word/2010/wordml" wp14:textId="77777777">
       <w:pPr>
         <w:pStyle w:val="script"/>
       </w:pPr>
@@ -4396,7 +4414,7 @@
         <w:t xml:space="preserve"> Canada Aramco, uh, we provide, uh, equipment there that extends the life of, of their ESP pumps that extend the life of other down hole pumps or. Uh, prevent sand or gas or, or water from getting in their well specialized tools. So that's our, our one segment. The other one, drilling completions.</w:t>
       </w:r>
     </w:p>
-    <w:p>
+    <w:p xmlns:wp14="http://schemas.microsoft.com/office/word/2010/wordml" wp14:textId="77777777">
       <w:pPr>
         <w:pStyle w:val="script"/>
       </w:pPr>
@@ -4421,7 +4439,7 @@
         <w:t xml:space="preserve"> Our customers are usually the world's largest service company, so, you know, Halliburton and SLB Baker, uh, Patterson Doff Sub Sea. So we make a lot of different products in, in that segment, you know, from drilling equipment to mud pump, consumables, coil tubing, wire line. We also make subsea robotics, uh, so underwater.</w:t>
       </w:r>
     </w:p>
-    <w:p>
+    <w:p xmlns:wp14="http://schemas.microsoft.com/office/word/2010/wordml" wp14:textId="77777777">
       <w:pPr>
         <w:pStyle w:val="script"/>
       </w:pPr>
@@ -4455,7 +4473,7 @@
         <w:t xml:space="preserve"> and then about three quarters of our revenue is what we call activity based consumable.</w:t>
       </w:r>
     </w:p>
-    <w:p>
+    <w:p xmlns:wp14="http://schemas.microsoft.com/office/word/2010/wordml" wp14:textId="77777777">
       <w:pPr>
         <w:pStyle w:val="script"/>
       </w:pPr>
@@ -4480,7 +4498,7 @@
         <w:t xml:space="preserve"> So. Our customers will come and, and pick up, you know, uh, new products from us every, you know, three to six months. And, and so as long as they're working, uh, we're selling. And so it's a, it's a great advantage. </w:t>
       </w:r>
     </w:p>
-    <w:p>
+    <w:p xmlns:wp14="http://schemas.microsoft.com/office/word/2010/wordml" wp14:textId="77777777">
       <w:pPr>
         <w:pStyle w:val="script"/>
       </w:pPr>
@@ -4505,7 +4523,7 @@
         <w:t xml:space="preserve"> Yeah. </w:t>
       </w:r>
     </w:p>
-    <w:p>
+    <w:p xmlns:wp14="http://schemas.microsoft.com/office/word/2010/wordml" wp14:textId="77777777">
       <w:pPr>
         <w:pStyle w:val="script"/>
       </w:pPr>
@@ -4530,7 +4548,7 @@
         <w:t xml:space="preserve"> So what's next for y'all? </w:t>
       </w:r>
     </w:p>
-    <w:p>
+    <w:p xmlns:wp14="http://schemas.microsoft.com/office/word/2010/wordml" wp14:textId="77777777">
       <w:pPr>
         <w:pStyle w:val="script"/>
       </w:pPr>
@@ -4555,7 +4573,7 @@
         <w:t xml:space="preserve"> Yeah, uh, well, we've, we've set in place what we call FET 2030. And so we've looked at our, our products, our markets, and, and we really aggregate them out into really two main categories.</w:t>
       </w:r>
     </w:p>
-    <w:p>
+    <w:p xmlns:wp14="http://schemas.microsoft.com/office/word/2010/wordml" wp14:textId="77777777">
       <w:pPr>
         <w:pStyle w:val="script"/>
       </w:pPr>
@@ -4580,7 +4598,7 @@
         <w:t xml:space="preserve"> We call it our leadership market. That's about two thirds of our sales today come from our leadership markets. Again, we talked about coil tubing, but you know, wire line is in there, uh, vera perm sand and and flow controls in there. We have strong market share. Uh, in the aggregate we have about 35 to 40% share in, in those leadership markets.</w:t>
       </w:r>
     </w:p>
-    <w:p>
+    <w:p xmlns:wp14="http://schemas.microsoft.com/office/word/2010/wordml" wp14:textId="77777777">
       <w:pPr>
         <w:pStyle w:val="script"/>
       </w:pPr>
@@ -4614,7 +4632,7 @@
         <w:t xml:space="preserve"> The other third of our. Uh, sales come from our growth markets. So we have identified, um, products where, uh, and markets that we can attack where we have lower share because maybe we're, we're only in the US with this product, or, uh, it's early on in the adoption cycle.</w:t>
       </w:r>
     </w:p>
-    <w:p>
+    <w:p xmlns:wp14="http://schemas.microsoft.com/office/word/2010/wordml" wp14:textId="77777777">
       <w:pPr>
         <w:pStyle w:val="script"/>
       </w:pPr>
@@ -4639,7 +4657,7 @@
         <w:t xml:space="preserve"> And we have the opportunity to, to expand those sales and, and to grow quickly. So in, in our growth markets, we think we only have about 8% share. So as we look over the next five years, if the market doesn't grow, if it's flat, we think we can double share in our growth markets. And for us, that would, that would grow our revenue by about $250 million.</w:t>
       </w:r>
     </w:p>
-    <w:p>
+    <w:p xmlns:wp14="http://schemas.microsoft.com/office/word/2010/wordml" wp14:textId="77777777">
       <w:pPr>
         <w:pStyle w:val="script"/>
       </w:pPr>
@@ -4673,7 +4691,7 @@
         <w:t xml:space="preserve"> right?</w:t>
       </w:r>
     </w:p>
-    <w:p>
+    <w:p xmlns:wp14="http://schemas.microsoft.com/office/word/2010/wordml" wp14:textId="77777777">
       <w:pPr>
         <w:pStyle w:val="script"/>
       </w:pPr>
@@ -4698,7 +4716,7 @@
         <w:t xml:space="preserve"> What operator doesn't like that internationally? They have very similar opportunities, but the customers haven't adopted that insurance. And so that's our, you know, good example of, of the opportunity we have. So that's, you know, we have a, a strong plan to grow internally with organic growth. But we are a capital light business.</w:t>
       </w:r>
     </w:p>
-    <w:p>
+    <w:p xmlns:wp14="http://schemas.microsoft.com/office/word/2010/wordml" wp14:textId="77777777">
       <w:pPr>
         <w:pStyle w:val="script"/>
       </w:pPr>
@@ -4723,7 +4741,7 @@
         <w:t xml:space="preserve"> You know, you know, CapEx is a very small percentage of our revenue, about 1% or so. Uh, we don't require a lot of capital, so we will generate a lot of cash in, in that, in that scenario, and we, we can augment it. With adding strategic investments so that we can, we can look at, uh, companies we would add that would help us, you know, you know, remain differentiated.</w:t>
       </w:r>
     </w:p>
-    <w:p>
+    <w:p xmlns:wp14="http://schemas.microsoft.com/office/word/2010/wordml" wp14:textId="77777777">
       <w:pPr>
         <w:pStyle w:val="script"/>
       </w:pPr>
@@ -4757,7 +4775,7 @@
         <w:t xml:space="preserve"> we have. So we think we have an incredible growth path ahead of us.</w:t>
       </w:r>
     </w:p>
-    <w:p>
+    <w:p xmlns:wp14="http://schemas.microsoft.com/office/word/2010/wordml" wp14:textId="77777777">
       <w:pPr>
         <w:pStyle w:val="script"/>
       </w:pPr>
@@ -4782,7 +4800,7 @@
         <w:t xml:space="preserve"> Uh, or organically that we can then supplement with, with acquisitions as well. </w:t>
       </w:r>
     </w:p>
-    <w:p>
+    <w:p xmlns:wp14="http://schemas.microsoft.com/office/word/2010/wordml" wp14:textId="77777777">
       <w:pPr>
         <w:pStyle w:val="script"/>
       </w:pPr>
@@ -4807,7 +4825,7 @@
         <w:t xml:space="preserve"> And you also recently became famous. Y'all were on Landman. </w:t>
       </w:r>
     </w:p>
-    <w:p>
+    <w:p xmlns:wp14="http://schemas.microsoft.com/office/word/2010/wordml" wp14:textId="77777777">
       <w:pPr>
         <w:pStyle w:val="script"/>
       </w:pPr>
@@ -4832,7 +4850,7 @@
         <w:t xml:space="preserve"> Yes. </w:t>
       </w:r>
     </w:p>
-    <w:p>
+    <w:p xmlns:wp14="http://schemas.microsoft.com/office/word/2010/wordml" wp14:textId="77777777">
       <w:pPr>
         <w:pStyle w:val="script"/>
       </w:pPr>
@@ -4857,7 +4875,7 @@
         <w:t xml:space="preserve"> How did that happen and did you know ahead of time? </w:t>
       </w:r>
     </w:p>
-    <w:p>
+    <w:p xmlns:wp14="http://schemas.microsoft.com/office/word/2010/wordml" wp14:textId="77777777">
       <w:pPr>
         <w:pStyle w:val="script"/>
       </w:pPr>
@@ -4882,7 +4900,7 @@
         <w:t xml:space="preserve"> We, we, we knew ahead of time, uh, great, great stories and, and I'm proud of my team on this one too. This, so we, you know, we have a CRM system that we've implemented, you know, customer relationship management and, you know, salespeople usually hate.</w:t>
       </w:r>
     </w:p>
-    <w:p>
+    <w:p xmlns:wp14="http://schemas.microsoft.com/office/word/2010/wordml" wp14:textId="77777777">
       <w:pPr>
         <w:pStyle w:val="script"/>
       </w:pPr>
@@ -4916,7 +4934,7 @@
         <w:t xml:space="preserve"> make up or break up drill pipe.</w:t>
       </w:r>
     </w:p>
-    <w:p>
+    <w:p xmlns:wp14="http://schemas.microsoft.com/office/word/2010/wordml" wp14:textId="77777777">
       <w:pPr>
         <w:pStyle w:val="script"/>
       </w:pPr>
@@ -4941,7 +4959,7 @@
         <w:t xml:space="preserve"> So rather than have the guy with the chain, which we don't really do anymore anyway, but it, it'll, it'll actually join up or break up drill pipe and, um, it's, it's 120,000 foot pounds of torque. Typical US ratings are more like 80,000. So as we, we talked about coil tubing going longer, well you gotta drill those longer wells.</w:t>
       </w:r>
     </w:p>
-    <w:p>
+    <w:p xmlns:wp14="http://schemas.microsoft.com/office/word/2010/wordml" wp14:textId="77777777">
       <w:pPr>
         <w:pStyle w:val="script"/>
       </w:pPr>
@@ -4966,7 +4984,7 @@
         <w:t xml:space="preserve"> So we're using bigger pipe, you need bigger tools to do that. So our, our iron roughneck, we call the FR one 20 is the leader there. And so it's on our website. We have a really good, you know, case studies of that. The landman people saw it and they sent an email that, you know, to, you know, info at sales, you know, FET.</w:t>
       </w:r>
     </w:p>
-    <w:p>
+    <w:p xmlns:wp14="http://schemas.microsoft.com/office/word/2010/wordml" wp14:textId="77777777">
       <w:pPr>
         <w:pStyle w:val="script"/>
       </w:pPr>
@@ -5000,7 +5018,7 @@
         <w:t xml:space="preserve"> we were the hero vendor for the Permian Basin Oil Show. So that was the show.</w:t>
       </w:r>
     </w:p>
-    <w:p>
+    <w:p xmlns:wp14="http://schemas.microsoft.com/office/word/2010/wordml" wp14:textId="77777777">
       <w:pPr>
         <w:pStyle w:val="script"/>
       </w:pPr>
@@ -5025,7 +5043,7 @@
         <w:t xml:space="preserve"> Um, Dale, who is Billy Bob's right hand man in the field. Uh, came and, you know, came to our booth to, to learn about the, the FFR one 20 and what it does. And so it was, it was a great opportunity. And, and if you, if you see FET there and you, you composite. You can see the side of my face on a few, on a few scenes.</w:t>
       </w:r>
     </w:p>
-    <w:p>
+    <w:p xmlns:wp14="http://schemas.microsoft.com/office/word/2010/wordml" wp14:textId="77777777">
       <w:pPr>
         <w:pStyle w:val="script"/>
       </w:pPr>
@@ -5050,7 +5068,7 @@
         <w:t xml:space="preserve"> So I played a very important role. I did receive a paycheck for it too. Okay. So that was the most, that was probably the best part. So I, I, I got the paycheck ready to, to be framed. </w:t>
       </w:r>
     </w:p>
-    <w:p>
+    <w:p xmlns:wp14="http://schemas.microsoft.com/office/word/2010/wordml" wp14:textId="77777777">
       <w:pPr>
         <w:pStyle w:val="script"/>
       </w:pPr>
@@ -5075,7 +5093,7 @@
         <w:t xml:space="preserve"> That's so fun. That's perfect. What did the, did, was there a four section in the paycheck, you know, like mail model or anything like that?</w:t>
       </w:r>
     </w:p>
-    <w:p>
+    <w:p xmlns:wp14="http://schemas.microsoft.com/office/word/2010/wordml" wp14:textId="77777777">
       <w:pPr>
         <w:pStyle w:val="script"/>
       </w:pPr>
@@ -5100,7 +5118,7 @@
         <w:t xml:space="preserve"> I, I, I asked for it, but I, I, I'm, I'm trying to get in with. With Taylor Sheridan. Right. He's got a lot more shows. I, you know, there's gotta be more opportunities for me now. </w:t>
       </w:r>
     </w:p>
-    <w:p>
+    <w:p xmlns:wp14="http://schemas.microsoft.com/office/word/2010/wordml" wp14:textId="77777777">
       <w:pPr>
         <w:pStyle w:val="script"/>
       </w:pPr>
@@ -5134,7 +5152,7 @@
         <w:t xml:space="preserve"> has a, is a business that manufactures, uh, charcoal barbecue grills. Mm-hmm. And we did a photo shoot.</w:t>
       </w:r>
     </w:p>
-    <w:p>
+    <w:p xmlns:wp14="http://schemas.microsoft.com/office/word/2010/wordml" wp14:textId="77777777">
       <w:pPr>
         <w:pStyle w:val="script"/>
       </w:pPr>
@@ -5159,7 +5177,7 @@
         <w:t xml:space="preserve"> We needed a, you know, a hunting scene. And, and our friend Dennis said, well, I'll only do it if I, uh. Uh, if I'm paid, she says, great, we'll pay you a dollar. And he says, that's fine. But on my check, I want you to put male model on that four line. That's fantastic. Yeah. So a real movie star </w:t>
       </w:r>
     </w:p>
-    <w:p>
+    <w:p xmlns:wp14="http://schemas.microsoft.com/office/word/2010/wordml" wp14:textId="77777777">
       <w:pPr>
         <w:pStyle w:val="script"/>
       </w:pPr>
@@ -5184,7 +5202,7 @@
         <w:t xml:space="preserve"> I know. In our studio.</w:t>
       </w:r>
     </w:p>
-    <w:p>
+    <w:p xmlns:wp14="http://schemas.microsoft.com/office/word/2010/wordml" wp14:textId="77777777">
       <w:pPr>
         <w:pStyle w:val="script"/>
       </w:pPr>
@@ -5209,7 +5227,7 @@
         <w:t xml:space="preserve"> Yeah, </w:t>
       </w:r>
     </w:p>
-    <w:p>
+    <w:p xmlns:wp14="http://schemas.microsoft.com/office/word/2010/wordml" wp14:textId="77777777">
       <w:pPr>
         <w:pStyle w:val="script"/>
       </w:pPr>
@@ -5234,7 +5252,7 @@
         <w:t xml:space="preserve"> that's it. Yeah. I'm, I'm part of, part of the Taylor Sheridan series now. Right. </w:t>
       </w:r>
     </w:p>
-    <w:p>
+    <w:p xmlns:wp14="http://schemas.microsoft.com/office/word/2010/wordml" wp14:textId="77777777">
       <w:pPr>
         <w:pStyle w:val="script"/>
       </w:pPr>
@@ -5259,7 +5277,7 @@
         <w:t xml:space="preserve"> So what, what, uh, what show are you gonna be in next of Taylor Sheridan's? You know, he's, he's quite the prolific rider and he's got all kinds of shows. </w:t>
       </w:r>
     </w:p>
-    <w:p>
+    <w:p xmlns:wp14="http://schemas.microsoft.com/office/word/2010/wordml" wp14:textId="77777777">
       <w:pPr>
         <w:pStyle w:val="script"/>
       </w:pPr>
@@ -5284,7 +5302,7 @@
         <w:t xml:space="preserve"> I, I know I, uh, you know, I, I was, I'm catching up on the lion. This, I dunno if you guys have seen that.</w:t>
       </w:r>
     </w:p>
-    <w:p>
+    <w:p xmlns:wp14="http://schemas.microsoft.com/office/word/2010/wordml" wp14:textId="77777777">
       <w:pPr>
         <w:pStyle w:val="script"/>
       </w:pPr>
@@ -5309,7 +5327,7 @@
         <w:t xml:space="preserve"> That's a little, that's a little CIA, you know, I could be an un undercover, you know, special, uh, special ops maybe, you know, </w:t>
       </w:r>
     </w:p>
-    <w:p>
+    <w:p xmlns:wp14="http://schemas.microsoft.com/office/word/2010/wordml" wp14:textId="77777777">
       <w:pPr>
         <w:pStyle w:val="script"/>
       </w:pPr>
@@ -5334,7 +5352,7 @@
         <w:t xml:space="preserve"> do you like. </w:t>
       </w:r>
     </w:p>
-    <w:p>
+    <w:p xmlns:wp14="http://schemas.microsoft.com/office/word/2010/wordml" wp14:textId="77777777">
       <w:pPr>
         <w:pStyle w:val="script"/>
       </w:pPr>
@@ -5359,7 +5377,7 @@
         <w:t xml:space="preserve"> CCEO thing doesn't work out. </w:t>
       </w:r>
     </w:p>
-    <w:p>
+    <w:p xmlns:wp14="http://schemas.microsoft.com/office/word/2010/wordml" wp14:textId="77777777">
       <w:pPr>
         <w:pStyle w:val="script"/>
       </w:pPr>
@@ -5384,7 +5402,7 @@
         <w:t xml:space="preserve"> Yeah, </w:t>
       </w:r>
     </w:p>
-    <w:p>
+    <w:p xmlns:wp14="http://schemas.microsoft.com/office/word/2010/wordml" wp14:textId="77777777">
       <w:pPr>
         <w:pStyle w:val="script"/>
       </w:pPr>
@@ -5409,7 +5427,7 @@
         <w:t xml:space="preserve"> yeah, </w:t>
       </w:r>
     </w:p>
-    <w:p>
+    <w:p xmlns:wp14="http://schemas.microsoft.com/office/word/2010/wordml" wp14:textId="77777777">
       <w:pPr>
         <w:pStyle w:val="script"/>
       </w:pPr>
@@ -5434,7 +5452,7 @@
         <w:t xml:space="preserve"> exactly. </w:t>
       </w:r>
     </w:p>
-    <w:p>
+    <w:p xmlns:wp14="http://schemas.microsoft.com/office/word/2010/wordml" wp14:textId="77777777">
       <w:pPr>
         <w:pStyle w:val="script"/>
       </w:pPr>
@@ -5468,7 +5486,7 @@
         <w:t xml:space="preserve"> need to have a backup plan. </w:t>
       </w:r>
     </w:p>
-    <w:p>
+    <w:p xmlns:wp14="http://schemas.microsoft.com/office/word/2010/wordml" wp14:textId="77777777">
       <w:pPr>
         <w:pStyle w:val="script"/>
       </w:pPr>
@@ -5493,7 +5511,7 @@
         <w:t xml:space="preserve"> Well, I think one of the coolest, well y'all, y'all have got a lot of really neat products that have, have really helped a lot of folks gain some efficiencies that mm-hmm.</w:t>
       </w:r>
     </w:p>
-    <w:p>
+    <w:p xmlns:wp14="http://schemas.microsoft.com/office/word/2010/wordml" wp14:textId="77777777">
       <w:pPr>
         <w:pStyle w:val="script"/>
       </w:pPr>
@@ -5518,7 +5536,7 @@
         <w:t xml:space="preserve"> Weren't thought possible before, but I think what y'all do in the sub C robotic space and the ROVs is just so cool working. It's like working in space. I don't think people really appreciate that. </w:t>
       </w:r>
     </w:p>
-    <w:p>
+    <w:p xmlns:wp14="http://schemas.microsoft.com/office/word/2010/wordml" wp14:textId="77777777">
       <w:pPr>
         <w:pStyle w:val="script"/>
       </w:pPr>
@@ -5543,7 +5561,7 @@
         <w:t xml:space="preserve"> Yeah. </w:t>
       </w:r>
     </w:p>
-    <w:p>
+    <w:p xmlns:wp14="http://schemas.microsoft.com/office/word/2010/wordml" wp14:textId="77777777">
       <w:pPr>
         <w:pStyle w:val="script"/>
       </w:pPr>
@@ -5568,7 +5586,7 @@
         <w:t xml:space="preserve"> Where you, uh, uh, you know, you're, you're, you're working at depth and darkness and pressure and. It's just it where, where men can't go.</w:t>
       </w:r>
     </w:p>
-    <w:p>
+    <w:p xmlns:wp14="http://schemas.microsoft.com/office/word/2010/wordml" wp14:textId="77777777">
       <w:pPr>
         <w:pStyle w:val="script"/>
       </w:pPr>
@@ -5593,7 +5611,7 @@
         <w:t xml:space="preserve"> Right. Highly specialized, right? Yeah. Uh, you, you have to do it, you know? And you're also working around hydrocarbons. Yeah. So you got pressure, you got, you know, environmental. Worries. Right. And, and you said it's, it's, it's dark. It's hard to see. Um, and, you know, it's always a challenge. That's why, you know, for us, we've, we have, uh, decades of experience making these vehicles.</w:t>
       </w:r>
     </w:p>
-    <w:p>
+    <w:p xmlns:wp14="http://schemas.microsoft.com/office/word/2010/wordml" wp14:textId="77777777">
       <w:pPr>
         <w:pStyle w:val="script"/>
       </w:pPr>
@@ -5627,7 +5645,7 @@
         <w:t xml:space="preserve"> Um, you know, we're trusted and that's part of our strategy is to, to have the experts in the fields that we, we target, the markets we target, and we want to compete in subsea robotics. Uh, you know, one new advancement that we, we just developed, which is exciting for us, as we call it, our unity operating system.</w:t>
       </w:r>
     </w:p>
-    <w:p>
+    <w:p xmlns:wp14="http://schemas.microsoft.com/office/word/2010/wordml" wp14:textId="77777777">
       <w:pPr>
         <w:pStyle w:val="script"/>
       </w:pPr>
@@ -5652,7 +5670,7 @@
         <w:t xml:space="preserve"> So today. Uh, ROVs are driven by pilots, and so these, it's almost like a video game, right? It's got the joystick and, you know, and the control. Today, you have to be on the vessel to do that. Well, we've developed Unity operating system that will allow you to control the ROV. From Steger, from Houston that's operating the Gulf of America or in, in, in West Africa.</w:t>
       </w:r>
     </w:p>
-    <w:p>
+    <w:p xmlns:wp14="http://schemas.microsoft.com/office/word/2010/wordml" wp14:textId="77777777">
       <w:pPr>
         <w:pStyle w:val="script"/>
       </w:pPr>
@@ -5686,7 +5704,7 @@
         <w:t xml:space="preserve"> customers and allows them to, to be more efficient again, uh, to, it's hard to recruit, right?</w:t>
       </w:r>
     </w:p>
-    <w:p>
+    <w:p xmlns:wp14="http://schemas.microsoft.com/office/word/2010/wordml" wp14:textId="77777777">
       <w:pPr>
         <w:pStyle w:val="script"/>
       </w:pPr>
@@ -5711,7 +5729,7 @@
         <w:t xml:space="preserve"> Going offshore for, you know, three weeks on, three weeks off, or, or two weeks on, two week. It's a hard job. Now you can do it. They can go home every night, right? So with the Unity operating software, this is a big, big, uh, product development. And it also represents, you know, what we're doing as a, as a, as a company, right?</w:t>
       </w:r>
     </w:p>
-    <w:p>
+    <w:p xmlns:wp14="http://schemas.microsoft.com/office/word/2010/wordml" wp14:textId="77777777">
       <w:pPr>
         <w:pStyle w:val="script"/>
       </w:pPr>
@@ -5736,7 +5754,7 @@
         <w:t xml:space="preserve"> Innovation is, is key. And we've made that a, a pillar of our, of our growth plan. Uh, and Unity's a great example of that. </w:t>
       </w:r>
     </w:p>
-    <w:p>
+    <w:p xmlns:wp14="http://schemas.microsoft.com/office/word/2010/wordml" wp14:textId="77777777">
       <w:pPr>
         <w:pStyle w:val="script"/>
       </w:pPr>
@@ -5761,7 +5779,7 @@
         <w:t xml:space="preserve"> That's pretty cool. </w:t>
       </w:r>
     </w:p>
-    <w:p>
+    <w:p xmlns:wp14="http://schemas.microsoft.com/office/word/2010/wordml" wp14:textId="77777777">
       <w:pPr>
         <w:pStyle w:val="script"/>
       </w:pPr>
@@ -5786,7 +5804,7 @@
         <w:t xml:space="preserve"> Yeah. That's really neat. </w:t>
       </w:r>
     </w:p>
-    <w:p>
+    <w:p xmlns:wp14="http://schemas.microsoft.com/office/word/2010/wordml" wp14:textId="77777777">
       <w:pPr>
         <w:pStyle w:val="script"/>
       </w:pPr>
@@ -5811,7 +5829,7 @@
         <w:t xml:space="preserve"> So you've, uh, you've had quite the interesting career from, you know, starting as a engineering student at Purdue, not thinking you were gonna get in the energy business to being part of a, a tubing business that.</w:t>
       </w:r>
     </w:p>
-    <w:p>
+    <w:p xmlns:wp14="http://schemas.microsoft.com/office/word/2010/wordml" wp14:textId="77777777">
       <w:pPr>
         <w:pStyle w:val="script"/>
       </w:pPr>
@@ -5845,7 +5863,7 @@
         <w:t xml:space="preserve"> a co-founder of a, of a, uh, very successful tubing business to, to now CEO of form energy technologies and, and in movie stars. Um, are there any, are there any moments during that, that period of time where you can say, that was. I, I made a mistake, but I'm stronger for it or better for it.</w:t>
       </w:r>
     </w:p>
-    <w:p>
+    <w:p xmlns:wp14="http://schemas.microsoft.com/office/word/2010/wordml" wp14:textId="77777777">
       <w:pPr>
         <w:pStyle w:val="script"/>
       </w:pPr>
@@ -5870,7 +5888,7 @@
         <w:t xml:space="preserve"> Are there any lessons learned that, that, that, that were transformational? Transformational for, for, for you in your career? </w:t>
       </w:r>
     </w:p>
-    <w:p>
+    <w:p xmlns:wp14="http://schemas.microsoft.com/office/word/2010/wordml" wp14:textId="77777777">
       <w:pPr>
         <w:pStyle w:val="script"/>
       </w:pPr>
@@ -5895,7 +5913,7 @@
         <w:t xml:space="preserve"> You know, it made a lot of mistakes, you know, over, over the years. And I, and I think what's helped me personally though is, is I'm always looking forward. Right as I want to, you know, I, I can, I can handle making a mistake because I wanna say, okay, now what are we doing next?</w:t>
       </w:r>
     </w:p>
-    <w:p>
+    <w:p xmlns:wp14="http://schemas.microsoft.com/office/word/2010/wordml" wp14:textId="77777777">
       <w:pPr>
         <w:pStyle w:val="script"/>
       </w:pPr>
@@ -5929,7 +5947,7 @@
         <w:t xml:space="preserve"> dwelled on the past. You, you, you would miss out on, on moving forward. And so, uh, I've just had developed the mindset over the years is just move on. You know, kind of, you think about the, you know, the NFL and you have a cornerback, you gotta have a short memory if you're gonna be a good cornerback in the NFL.</w:t>
       </w:r>
     </w:p>
-    <w:p>
+    <w:p xmlns:wp14="http://schemas.microsoft.com/office/word/2010/wordml" wp14:textId="77777777">
       <w:pPr>
         <w:pStyle w:val="script"/>
       </w:pPr>
@@ -5954,7 +5972,7 @@
         <w:t xml:space="preserve"> 'cause you could get burned one play and you gotta go back in there, the next series. And you, and you gotta, you gotta find a way to make a stop. And so I'm, you know, in my mind, I gotta go find a way to make a stop or go ahead and make the next play. You can't dwell on the, on the past, you can't dwell on what you would've done different.</w:t>
       </w:r>
     </w:p>
-    <w:p>
+    <w:p xmlns:wp14="http://schemas.microsoft.com/office/word/2010/wordml" wp14:textId="77777777">
       <w:pPr>
         <w:pStyle w:val="script"/>
       </w:pPr>
@@ -5979,7 +5997,7 @@
         <w:t xml:space="preserve"> But, um, I, I would say overall I've been blessed to have a, a fantastic career, but it's been the people that I've been around. Um, and, and you know, I think maybe that, that would be the ultimate lesson is if, if you wanna be successful, be around the great people, right? And, you know, smart, but also really good.</w:t>
       </w:r>
     </w:p>
-    <w:p>
+    <w:p xmlns:wp14="http://schemas.microsoft.com/office/word/2010/wordml" wp14:textId="77777777">
       <w:pPr>
         <w:pStyle w:val="script"/>
       </w:pPr>
@@ -6004,7 +6022,7 @@
         <w:t xml:space="preserve"> Where can we find you on a Saturday morning? What are you doing? </w:t>
       </w:r>
     </w:p>
-    <w:p>
+    <w:p xmlns:wp14="http://schemas.microsoft.com/office/word/2010/wordml" wp14:textId="77777777">
       <w:pPr>
         <w:pStyle w:val="script"/>
       </w:pPr>
@@ -6038,7 +6056,7 @@
         <w:t xml:space="preserve"> my, my, my two boys, I'm, I'm now my oldest is, is just playing basketball, but my youngest is now playing baseball, but there was one at one time. They both played, and you know what the select baseball they try to do is they try to play every other weekend.</w:t>
       </w:r>
     </w:p>
-    <w:p>
+    <w:p xmlns:wp14="http://schemas.microsoft.com/office/word/2010/wordml" wp14:textId="77777777">
       <w:pPr>
         <w:pStyle w:val="script"/>
       </w:pPr>
@@ -6063,7 +6081,7 @@
         <w:t xml:space="preserve"> But when you had two in it, that meant I, I probably was on every weekend. So there was one spring where between my two sons, they played 120 baseball games. </w:t>
       </w:r>
     </w:p>
-    <w:p>
+    <w:p xmlns:wp14="http://schemas.microsoft.com/office/word/2010/wordml" wp14:textId="77777777">
       <w:pPr>
         <w:pStyle w:val="script"/>
       </w:pPr>
@@ -6088,7 +6106,7 @@
         <w:t xml:space="preserve"> Oh my goodness. </w:t>
       </w:r>
     </w:p>
-    <w:p>
+    <w:p xmlns:wp14="http://schemas.microsoft.com/office/word/2010/wordml" wp14:textId="77777777">
       <w:pPr>
         <w:pStyle w:val="script"/>
       </w:pPr>
@@ -6113,7 +6131,7 @@
         <w:t xml:space="preserve"> And so I, I spent a lot of time at, at the baseball field. So Saturday morning I'm usually, you know, getting the kid, you know, getting the boy his uniform on, getting coffee, um, you know, dragging my wife along 'cause she, you know, get there early.</w:t>
       </w:r>
     </w:p>
-    <w:p>
+    <w:p xmlns:wp14="http://schemas.microsoft.com/office/word/2010/wordml" wp14:textId="77777777">
       <w:pPr>
         <w:pStyle w:val="script"/>
       </w:pPr>
@@ -6138,7 +6156,7 @@
         <w:t xml:space="preserve"> So, baseball, USA, you know, those who see it on the, on the beltway. I'm, I'm there a lot, but yeah, usually, usually baseball field during the spring. Okay. </w:t>
       </w:r>
     </w:p>
-    <w:p>
+    <w:p xmlns:wp14="http://schemas.microsoft.com/office/word/2010/wordml" wp14:textId="77777777">
       <w:pPr>
         <w:pStyle w:val="script"/>
       </w:pPr>
@@ -6163,7 +6181,7 @@
         <w:t xml:space="preserve"> And what are some of your favorite hobbies? </w:t>
       </w:r>
     </w:p>
-    <w:p>
+    <w:p xmlns:wp14="http://schemas.microsoft.com/office/word/2010/wordml" wp14:textId="77777777">
       <w:pPr>
         <w:pStyle w:val="script"/>
       </w:pPr>
@@ -6188,7 +6206,7 @@
         <w:t xml:space="preserve"> Love to ski, snow skiing. Uh, is if I, if that was something I could just go do, you know, every day I would do that right now, uh, you know, you </w:t>
       </w:r>
     </w:p>
-    <w:p>
+    <w:p xmlns:wp14="http://schemas.microsoft.com/office/word/2010/wordml" wp14:textId="77777777">
       <w:pPr>
         <w:pStyle w:val="script"/>
       </w:pPr>
@@ -6213,7 +6231,7 @@
         <w:t xml:space="preserve"> picked the wrong city to, to live in.</w:t>
       </w:r>
     </w:p>
-    <w:p>
+    <w:p xmlns:wp14="http://schemas.microsoft.com/office/word/2010/wordml" wp14:textId="77777777">
       <w:pPr>
         <w:pStyle w:val="script"/>
       </w:pPr>
@@ -6247,7 +6265,7 @@
         <w:t xml:space="preserve"> Two as well. And then, you know, in the summer, so we, we uh, we live in Lake Houston, so I like to get out on, on the boat with the, with the family and, um, you know, do a little, you know, little tubing, see if I can get those, the kids to fly off the, the tube and how far they can go.</w:t>
       </w:r>
     </w:p>
-    <w:p>
+    <w:p xmlns:wp14="http://schemas.microsoft.com/office/word/2010/wordml" wp14:textId="77777777">
       <w:pPr>
         <w:pStyle w:val="script"/>
       </w:pPr>
@@ -6272,7 +6290,7 @@
         <w:t xml:space="preserve"> That's always enjoyable. </w:t>
       </w:r>
     </w:p>
-    <w:p>
+    <w:p xmlns:wp14="http://schemas.microsoft.com/office/word/2010/wordml" wp14:textId="77777777">
       <w:pPr>
         <w:pStyle w:val="script"/>
       </w:pPr>
@@ -6297,7 +6315,7 @@
         <w:t xml:space="preserve"> So what, how, how did you develop your, your love for, for snow skiing? </w:t>
       </w:r>
     </w:p>
-    <w:p>
+    <w:p xmlns:wp14="http://schemas.microsoft.com/office/word/2010/wordml" wp14:textId="77777777">
       <w:pPr>
         <w:pStyle w:val="script"/>
       </w:pPr>
@@ -6322,7 +6340,7 @@
         <w:t xml:space="preserve"> Yeah. Uh, when I, I think I, as I mentioned earlier, I moved around a lot as a kid and, and when I was in elementary school. We lived in Western Massachusetts and on Thursdays after school. You, the bus would come and, and if you, and they would take you to the ski ski resort that was down the street.</w:t>
       </w:r>
     </w:p>
-    <w:p>
+    <w:p xmlns:wp14="http://schemas.microsoft.com/office/word/2010/wordml" wp14:textId="77777777">
       <w:pPr>
         <w:pStyle w:val="script"/>
       </w:pPr>
@@ -6347,7 +6365,7 @@
         <w:t xml:space="preserve"> It wasn't real fancy, but you'd get lessons there. So I got to learn to, to ski, you know, at a young age, which it's a lot easier if you learn when you're young. 'cause when you fall </w:t>
       </w:r>
     </w:p>
-    <w:p>
+    <w:p xmlns:wp14="http://schemas.microsoft.com/office/word/2010/wordml" wp14:textId="77777777">
       <w:pPr>
         <w:pStyle w:val="script"/>
       </w:pPr>
@@ -6372,7 +6390,7 @@
         <w:t xml:space="preserve"> and you're closer to the ground. </w:t>
       </w:r>
     </w:p>
-    <w:p>
+    <w:p xmlns:wp14="http://schemas.microsoft.com/office/word/2010/wordml" wp14:textId="77777777">
       <w:pPr>
         <w:pStyle w:val="script"/>
       </w:pPr>
@@ -6397,7 +6415,7 @@
         <w:t xml:space="preserve"> That's exactly right. You don't fall very far. And so that, that, that was a big deal. So I, I, I, you know, I love that.</w:t>
       </w:r>
     </w:p>
-    <w:p>
+    <w:p xmlns:wp14="http://schemas.microsoft.com/office/word/2010/wordml" wp14:textId="77777777">
       <w:pPr>
         <w:pStyle w:val="script"/>
       </w:pPr>
@@ -6431,7 +6449,7 @@
         <w:t xml:space="preserve"> fast. And so that, that started as a, as a young youngster. </w:t>
       </w:r>
     </w:p>
-    <w:p>
+    <w:p xmlns:wp14="http://schemas.microsoft.com/office/word/2010/wordml" wp14:textId="77777777">
       <w:pPr>
         <w:pStyle w:val="script"/>
       </w:pPr>
@@ -6456,7 +6474,7 @@
         <w:t xml:space="preserve"> So are you a fast guy or are you a fast and I'm gonna break my neck almost, uh, double black diamond. </w:t>
       </w:r>
     </w:p>
-    <w:p>
+    <w:p xmlns:wp14="http://schemas.microsoft.com/office/word/2010/wordml" wp14:textId="77777777">
       <w:pPr>
         <w:pStyle w:val="script"/>
       </w:pPr>
@@ -6481,7 +6499,7 @@
         <w:t xml:space="preserve"> No, </w:t>
       </w:r>
     </w:p>
-    <w:p>
+    <w:p xmlns:wp14="http://schemas.microsoft.com/office/word/2010/wordml" wp14:textId="77777777">
       <w:pPr>
         <w:pStyle w:val="script"/>
       </w:pPr>
@@ -6506,7 +6524,7 @@
         <w:t xml:space="preserve"> kinda guy. </w:t>
       </w:r>
     </w:p>
-    <w:p>
+    <w:p xmlns:wp14="http://schemas.microsoft.com/office/word/2010/wordml" wp14:textId="77777777">
       <w:pPr>
         <w:pStyle w:val="script"/>
       </w:pPr>
@@ -6531,7 +6549,7 @@
         <w:t xml:space="preserve"> Just fa I if now that I'm. Now that I'm older and smarter, uh, I want, I call 'em blue Cruisers, right?</w:t>
       </w:r>
     </w:p>
-    <w:p>
+    <w:p xmlns:wp14="http://schemas.microsoft.com/office/word/2010/wordml" wp14:textId="77777777">
       <w:pPr>
         <w:pStyle w:val="script"/>
       </w:pPr>
@@ -6556,7 +6574,7 @@
         <w:t xml:space="preserve"> Yeah. Where I can go fast. There's no bumps, nothing to hurt my knees or back, uh, you know, and just, just enjoy it. </w:t>
       </w:r>
     </w:p>
-    <w:p>
+    <w:p xmlns:wp14="http://schemas.microsoft.com/office/word/2010/wordml" wp14:textId="77777777">
       <w:pPr>
         <w:pStyle w:val="script"/>
       </w:pPr>
@@ -6581,7 +6599,7 @@
         <w:t xml:space="preserve"> That's very cool. What are some of the, the places you enjoy most to ski? Any, any, any spots that, that, uh. Really </w:t>
       </w:r>
     </w:p>
-    <w:p>
+    <w:p xmlns:wp14="http://schemas.microsoft.com/office/word/2010/wordml" wp14:textId="77777777">
       <w:pPr>
         <w:pStyle w:val="script"/>
       </w:pPr>
@@ -6606,7 +6624,7 @@
         <w:t xml:space="preserve"> memorable to you. Uh, you know, we, you know, as a family, we've, we've, we've spent a lot of time gonna Steamboat Springs, love, love going to Steamboat.</w:t>
       </w:r>
     </w:p>
-    <w:p>
+    <w:p xmlns:wp14="http://schemas.microsoft.com/office/word/2010/wordml" wp14:textId="77777777">
       <w:pPr>
         <w:pStyle w:val="script"/>
       </w:pPr>
@@ -6631,7 +6649,7 @@
         <w:t xml:space="preserve"> I was able to, uh, last year, uh, ski with, uh, Chris over Chris, God over at, uh, deer Valley. It was my first time there, uh, skiing, and that is a fantastic place. So that, that quickly jumped to one of my, my favorite, favorite resorts. Uh, just going one or two times. </w:t>
       </w:r>
     </w:p>
-    <w:p>
+    <w:p xmlns:wp14="http://schemas.microsoft.com/office/word/2010/wordml" wp14:textId="77777777">
       <w:pPr>
         <w:pStyle w:val="script"/>
       </w:pPr>
@@ -6665,7 +6683,7 @@
         <w:t xml:space="preserve"> uh, next ski season.</w:t>
       </w:r>
     </w:p>
-    <w:p>
+    <w:p xmlns:wp14="http://schemas.microsoft.com/office/word/2010/wordml" wp14:textId="77777777">
       <w:pPr>
         <w:pStyle w:val="script"/>
       </w:pPr>
@@ -6690,7 +6708,7 @@
         <w:t xml:space="preserve"> Yeah. Love to do that. </w:t>
       </w:r>
     </w:p>
-    <w:p>
+    <w:p xmlns:wp14="http://schemas.microsoft.com/office/word/2010/wordml" wp14:textId="77777777">
       <w:pPr>
         <w:pStyle w:val="script"/>
       </w:pPr>
@@ -6715,7 +6733,7 @@
         <w:t xml:space="preserve"> Yeah. We didn't have much of a snow year this year. </w:t>
       </w:r>
     </w:p>
-    <w:p>
+    <w:p xmlns:wp14="http://schemas.microsoft.com/office/word/2010/wordml" wp14:textId="77777777">
       <w:pPr>
         <w:pStyle w:val="script"/>
       </w:pPr>
@@ -6740,7 +6758,7 @@
         <w:t xml:space="preserve"> No. </w:t>
       </w:r>
     </w:p>
-    <w:p>
+    <w:p xmlns:wp14="http://schemas.microsoft.com/office/word/2010/wordml" wp14:textId="77777777">
       <w:pPr>
         <w:pStyle w:val="script"/>
       </w:pPr>
@@ -6765,7 +6783,7 @@
         <w:t xml:space="preserve"> It's been rough out west. Yeah, </w:t>
       </w:r>
     </w:p>
-    <w:p>
+    <w:p xmlns:wp14="http://schemas.microsoft.com/office/word/2010/wordml" wp14:textId="77777777">
       <w:pPr>
         <w:pStyle w:val="script"/>
       </w:pPr>
@@ -6790,7 +6808,7 @@
         <w:t xml:space="preserve"> yeah, yeah. So, so Go ahead. </w:t>
       </w:r>
     </w:p>
-    <w:p>
+    <w:p xmlns:wp14="http://schemas.microsoft.com/office/word/2010/wordml" wp14:textId="77777777">
       <w:pPr>
         <w:pStyle w:val="script"/>
       </w:pPr>
@@ -6815,7 +6833,7 @@
         <w:t xml:space="preserve"> No, go ahead. </w:t>
       </w:r>
     </w:p>
-    <w:p>
+    <w:p xmlns:wp14="http://schemas.microsoft.com/office/word/2010/wordml" wp14:textId="77777777">
       <w:pPr>
         <w:pStyle w:val="script"/>
       </w:pPr>
@@ -6840,7 +6858,7 @@
         <w:t xml:space="preserve"> No, no. </w:t>
       </w:r>
     </w:p>
-    <w:p>
+    <w:p xmlns:wp14="http://schemas.microsoft.com/office/word/2010/wordml" wp14:textId="77777777">
       <w:pPr>
         <w:pStyle w:val="script"/>
       </w:pPr>
@@ -6865,7 +6883,7 @@
         <w:t xml:space="preserve"> So what is it like being a CEO? </w:t>
       </w:r>
     </w:p>
-    <w:p>
+    <w:p xmlns:wp14="http://schemas.microsoft.com/office/word/2010/wordml" wp14:textId="77777777">
       <w:pPr>
         <w:pStyle w:val="script"/>
       </w:pPr>
@@ -6890,7 +6908,7 @@
         <w:t xml:space="preserve"> It, uh, you know, you, you, one thing is you, you, like, you're like. Finally, I, I don't have any bosses. When you get that first job and then you realize, no, you have a lot more bosses than you ever thought you would have, right?</w:t>
       </w:r>
     </w:p>
-    <w:p>
+    <w:p xmlns:wp14="http://schemas.microsoft.com/office/word/2010/wordml" wp14:textId="77777777">
       <w:pPr>
         <w:pStyle w:val="script"/>
       </w:pPr>
@@ -6915,7 +6933,7 @@
         <w:t xml:space="preserve"> You always have the board, which we kind of knew that was happening, but ultimately, your, your employees feel like you're, they're, they're your boss, right? You need to deliver for your, for your team, for your employees, and it is, it is a, a lot of weight, but I, I gotta say, I, I just love it. I love what I do.</w:t>
       </w:r>
     </w:p>
-    <w:p>
+    <w:p xmlns:wp14="http://schemas.microsoft.com/office/word/2010/wordml" wp14:textId="77777777">
       <w:pPr>
         <w:pStyle w:val="script"/>
       </w:pPr>
@@ -6949,7 +6967,7 @@
         <w:t xml:space="preserve"> is I had already been with the company before I became CEO. Mm-hmm. So I understood, you know, for a first time, I think a first time CEO not knowing what you're getting into, uh, with, especially as a public company.</w:t>
       </w:r>
     </w:p>
-    <w:p>
+    <w:p xmlns:wp14="http://schemas.microsoft.com/office/word/2010/wordml" wp14:textId="77777777">
       <w:pPr>
         <w:pStyle w:val="script"/>
       </w:pPr>
@@ -6974,7 +6992,7 @@
         <w:t xml:space="preserve"> By being with form already, I knew what I was getting into. I knew the team, and we had that trust together, right? So not having to go and develop a new team or develop trust, it allowed me to get started right away, and it was a huge benefit for me. </w:t>
       </w:r>
     </w:p>
-    <w:p>
+    <w:p xmlns:wp14="http://schemas.microsoft.com/office/word/2010/wordml" wp14:textId="77777777">
       <w:pPr>
         <w:pStyle w:val="script"/>
       </w:pPr>
@@ -6999,7 +7017,7 @@
         <w:t xml:space="preserve"> So why, why you, why you as a CEO of, of other people they could have picked?</w:t>
       </w:r>
     </w:p>
-    <w:p>
+    <w:p xmlns:wp14="http://schemas.microsoft.com/office/word/2010/wordml" wp14:textId="77777777">
       <w:pPr>
         <w:pStyle w:val="script"/>
       </w:pPr>
@@ -7024,7 +7042,7 @@
         <w:t xml:space="preserve"> Why do you, did you want the job and, and. </w:t>
       </w:r>
     </w:p>
-    <w:p>
+    <w:p xmlns:wp14="http://schemas.microsoft.com/office/word/2010/wordml" wp14:textId="77777777">
       <w:pPr>
         <w:pStyle w:val="script"/>
       </w:pPr>
@@ -7049,7 +7067,7 @@
         <w:t xml:space="preserve"> I did, I did want the job. Uh, you know, and, and it, it, uh, it, you know, worked out, you know, the, the board had the succession plan. I think, you know, they, I, I think having some executive experience when, when, you know, global Tubing was its own company, you know, again, even though it was a JV with, with Form it, it was its own company.</w:t>
       </w:r>
     </w:p>
-    <w:p>
+    <w:p xmlns:wp14="http://schemas.microsoft.com/office/word/2010/wordml" wp14:textId="77777777">
       <w:pPr>
         <w:pStyle w:val="script"/>
       </w:pPr>
@@ -7083,7 +7101,7 @@
         <w:t xml:space="preserve"> then, uh, you know, had really the, the trust of, of, of Chris. Um, I think I. Uh, had a, had a different approach than, than he did. You know, again, Chris came more from the finance and and ops side and, you know, I had more sales and and marketing experience. I, I went a little bit more of a different direction, you know, sales, marketing, product development was more my focus.</w:t>
       </w:r>
     </w:p>
-    <w:p>
+    <w:p xmlns:wp14="http://schemas.microsoft.com/office/word/2010/wordml" wp14:textId="77777777">
       <w:pPr>
         <w:pStyle w:val="script"/>
       </w:pPr>
@@ -7108,7 +7126,7 @@
         <w:t xml:space="preserve"> And I, and I think But </w:t>
       </w:r>
     </w:p>
-    <w:p>
+    <w:p xmlns:wp14="http://schemas.microsoft.com/office/word/2010/wordml" wp14:textId="77777777">
       <w:pPr>
         <w:pStyle w:val="script"/>
       </w:pPr>
@@ -7133,7 +7151,7 @@
         <w:t xml:space="preserve"> you were an engineer though, too. I, </w:t>
       </w:r>
     </w:p>
-    <w:p>
+    <w:p xmlns:wp14="http://schemas.microsoft.com/office/word/2010/wordml" wp14:textId="77777777">
       <w:pPr>
         <w:pStyle w:val="script"/>
       </w:pPr>
@@ -7158,7 +7176,7 @@
         <w:t xml:space="preserve"> I, yeah. No, that, that's right. And, uh, um, you know, so I think I, I had the background, but, but more to me was, you know, how do we solve our customer's problems? And then how do we then benefit from that, right? I mean, it's gotta be shared value. And, and so that, that's where, where my focus has been.</w:t>
       </w:r>
     </w:p>
-    <w:p>
+    <w:p xmlns:wp14="http://schemas.microsoft.com/office/word/2010/wordml" wp14:textId="77777777">
       <w:pPr>
         <w:pStyle w:val="script"/>
       </w:pPr>
@@ -7183,7 +7201,7 @@
         <w:t xml:space="preserve"> So I think that maybe was a little different and I, and I think, you know, Chris and the board, you know, thought that was the right direction to take the company. </w:t>
       </w:r>
     </w:p>
-    <w:p>
+    <w:p xmlns:wp14="http://schemas.microsoft.com/office/word/2010/wordml" wp14:textId="77777777">
       <w:pPr>
         <w:pStyle w:val="script"/>
       </w:pPr>
@@ -7217,7 +7235,7 @@
         <w:t xml:space="preserve"> almost a, a real turnaround.</w:t>
       </w:r>
     </w:p>
-    <w:p>
+    <w:p xmlns:wp14="http://schemas.microsoft.com/office/word/2010/wordml" wp14:textId="77777777">
       <w:pPr>
         <w:pStyle w:val="script"/>
       </w:pPr>
@@ -7242,7 +7260,7 @@
         <w:t xml:space="preserve"> And I think some of that. You know, certainly attributable to timing and a little bit of luck, but I, I've, I've seen it firsthand. You know, we, we, uh, we met serving on an advisory board together. Mm-hmm. And, uh, you know, to watch what you guys have, have done and, and some of the, some of the moves y'all have made, the acquisitions, you've made it, it certainly, I think they've been the right thing and, and your team certainly.</w:t>
       </w:r>
     </w:p>
-    <w:p>
+    <w:p xmlns:wp14="http://schemas.microsoft.com/office/word/2010/wordml" wp14:textId="77777777">
       <w:pPr>
         <w:pStyle w:val="script"/>
       </w:pPr>
@@ -7267,7 +7285,7 @@
         <w:t xml:space="preserve"> I think's pretty highly of you as well, </w:t>
       </w:r>
     </w:p>
-    <w:p>
+    <w:p xmlns:wp14="http://schemas.microsoft.com/office/word/2010/wordml" wp14:textId="77777777">
       <w:pPr>
         <w:pStyle w:val="script"/>
       </w:pPr>
@@ -7292,7 +7310,7 @@
         <w:t xml:space="preserve"> so I, I think highly of them, that's for sure. And, and, uh, you know, you know, the other advice to, to CEOs, it's a grind, right? Is there's no. There's no shortcut. You know, that's, I've been in this seat for four years and probably the first three were, you know, you know, what's wrong with your stock?</w:t>
       </w:r>
     </w:p>
-    <w:p>
+    <w:p xmlns:wp14="http://schemas.microsoft.com/office/word/2010/wordml" wp14:textId="77777777">
       <w:pPr>
         <w:pStyle w:val="script"/>
       </w:pPr>
@@ -7326,7 +7344,7 @@
         <w:t xml:space="preserve"> And so it, we finally got recognized in the market, but we also went out and, you know, rather than say, Hey, we're too small. Uh, you know, woe is me as a public company.</w:t>
       </w:r>
     </w:p>
-    <w:p>
+    <w:p xmlns:wp14="http://schemas.microsoft.com/office/word/2010/wordml" wp14:textId="77777777">
       <w:pPr>
         <w:pStyle w:val="script"/>
       </w:pPr>
@@ -7351,7 +7369,7 @@
         <w:t xml:space="preserve"> We went and found new investors, right? We went out and told a, a different story, uh, one that, you know, resonated with, let's call it generalist, that we tried to bring in industry. And, and as we think about ourselves, we compare ourselves to, you know, other small cap. You know, for example, the Russell 2000.</w:t>
       </w:r>
     </w:p>
-    <w:p>
+    <w:p xmlns:wp14="http://schemas.microsoft.com/office/word/2010/wordml" wp14:textId="77777777">
       <w:pPr>
         <w:pStyle w:val="script"/>
       </w:pPr>
@@ -7376,7 +7394,7 @@
         <w:t xml:space="preserve"> We don't think of ourselves as a, uh, as part of the oil field service index. We look at ourselves as a Russell 2000, and under that lens. We still have an incredible amount of value. You know, we are generating probably twice as much free cashflow per share as the average Russell 2000 stock, even after a huge run up in our shares over the last, last year or so.</w:t>
       </w:r>
     </w:p>
-    <w:p>
+    <w:p xmlns:wp14="http://schemas.microsoft.com/office/word/2010/wordml" wp14:textId="77777777">
       <w:pPr>
         <w:pStyle w:val="script"/>
       </w:pPr>
@@ -7410,7 +7428,7 @@
         <w:t xml:space="preserve"> I'm, uh, a portfolio manager, if I put myselves in their shoes. I got a company that's throwing off a lot of cash, has a very good balance sheet, and has growth story.</w:t>
       </w:r>
     </w:p>
-    <w:p>
+    <w:p xmlns:wp14="http://schemas.microsoft.com/office/word/2010/wordml" wp14:textId="77777777">
       <w:pPr>
         <w:pStyle w:val="script"/>
       </w:pPr>
@@ -7435,7 +7453,7 @@
         <w:t xml:space="preserve"> And relative to the Russell 2000 is much cheaper, why am I not buying more? And so that's been our message and, and it's, it's resonated. It. </w:t>
       </w:r>
     </w:p>
-    <w:p>
+    <w:p xmlns:wp14="http://schemas.microsoft.com/office/word/2010/wordml" wp14:textId="77777777">
       <w:pPr>
         <w:pStyle w:val="script"/>
       </w:pPr>
@@ -7460,7 +7478,7 @@
         <w:t xml:space="preserve"> Y'all recently did a second listing. Talk to us about that. Why was it so important? </w:t>
       </w:r>
     </w:p>
-    <w:p>
+    <w:p xmlns:wp14="http://schemas.microsoft.com/office/word/2010/wordml" wp14:textId="77777777">
       <w:pPr>
         <w:pStyle w:val="script"/>
       </w:pPr>
@@ -7485,7 +7503,7 @@
         <w:t xml:space="preserve"> Yeah, it was, it was, uh, you know, part of the, uh, N-Y-C-N-Y-C Texas, it was really, you know, really exciting to have that, uh.</w:t>
       </w:r>
     </w:p>
-    <w:p>
+    <w:p xmlns:wp14="http://schemas.microsoft.com/office/word/2010/wordml" wp14:textId="77777777">
       <w:pPr>
         <w:pStyle w:val="script"/>
       </w:pPr>
@@ -7510,7 +7528,7 @@
         <w:t xml:space="preserve"> Uh, to open up that, be a part of that listing. And, uh, you know, for us it was, you know, it was the advantages we have with the NYSE, but then also being, you know, being a part of the, the, the Texas, Texas branch and, and uh, um, you know, I think as, as we look ahead, right, and the role that, that Texas place, right?</w:t>
       </w:r>
     </w:p>
-    <w:p>
+    <w:p xmlns:wp14="http://schemas.microsoft.com/office/word/2010/wordml" wp14:textId="77777777">
       <w:pPr>
         <w:pStyle w:val="script"/>
       </w:pPr>
@@ -7544,7 +7562,7 @@
         <w:t xml:space="preserve"> Uh, I think it's the state for, you know, attracting, you know, new businesses, new capital, and to to be, you know, a founding, a founding member on that, on that listing was, was really exciting. Uh, you know, to be there with Jerry Jones and, and the, and the governor, and Governor Abbott to, to ring the closing bell, I think was, was a great, great aspect of that as well.</w:t>
       </w:r>
     </w:p>
-    <w:p>
+    <w:p xmlns:wp14="http://schemas.microsoft.com/office/word/2010/wordml" wp14:textId="77777777">
       <w:pPr>
         <w:pStyle w:val="script"/>
       </w:pPr>
@@ -7569,7 +7587,7 @@
         <w:t xml:space="preserve"> That's very cool. </w:t>
       </w:r>
     </w:p>
-    <w:p>
+    <w:p xmlns:wp14="http://schemas.microsoft.com/office/word/2010/wordml" wp14:textId="77777777">
       <w:pPr>
         <w:pStyle w:val="script"/>
       </w:pPr>
@@ -7594,7 +7612,7 @@
         <w:t xml:space="preserve"> Yeah. </w:t>
       </w:r>
     </w:p>
-    <w:p>
+    <w:p xmlns:wp14="http://schemas.microsoft.com/office/word/2010/wordml" wp14:textId="77777777">
       <w:pPr>
         <w:pStyle w:val="script"/>
       </w:pPr>
@@ -7619,7 +7637,7 @@
         <w:t xml:space="preserve"> Well, it's been a good conversation. We've covered a lot of waterfront. Um, you've shared a lot of insight and some lessons learned, some experience. But one of the questions we like to ask our, our guests, um, before they leave us, at least for this episode, um, if there's any, any words of wisdom or.</w:t>
       </w:r>
     </w:p>
-    <w:p>
+    <w:p xmlns:wp14="http://schemas.microsoft.com/office/word/2010/wordml" wp14:textId="77777777">
       <w:pPr>
         <w:pStyle w:val="script"/>
       </w:pPr>
@@ -7644,7 +7662,7 @@
         <w:t xml:space="preserve"> You'd like to share? Any advice you would, you'd like to share that you would've liked to have had, you know, 20, 30 years ago in your career? </w:t>
       </w:r>
     </w:p>
-    <w:p>
+    <w:p xmlns:wp14="http://schemas.microsoft.com/office/word/2010/wordml" wp14:textId="77777777">
       <w:pPr>
         <w:pStyle w:val="script"/>
       </w:pPr>
@@ -7669,7 +7687,7 @@
         <w:t xml:space="preserve"> Yeah. </w:t>
       </w:r>
     </w:p>
-    <w:p>
+    <w:p xmlns:wp14="http://schemas.microsoft.com/office/word/2010/wordml" wp14:textId="77777777">
       <w:pPr>
         <w:pStyle w:val="script"/>
       </w:pPr>
@@ -7694,7 +7712,7 @@
         <w:t xml:space="preserve"> Um, that, uh, that you might wanna share with, with folks? </w:t>
       </w:r>
     </w:p>
-    <w:p>
+    <w:p xmlns:wp14="http://schemas.microsoft.com/office/word/2010/wordml" wp14:textId="77777777">
       <w:pPr>
         <w:pStyle w:val="script"/>
       </w:pPr>
@@ -7728,7 +7746,7 @@
         <w:t xml:space="preserve"> you know, I, I, you know, I get the opportunity to, to mentor, uh, younger, uh, younger people occasionally.</w:t>
       </w:r>
     </w:p>
-    <w:p>
+    <w:p xmlns:wp14="http://schemas.microsoft.com/office/word/2010/wordml" wp14:textId="77777777">
       <w:pPr>
         <w:pStyle w:val="script"/>
       </w:pPr>
@@ -7753,7 +7771,7 @@
         <w:t xml:space="preserve"> And, and, uh, what I, what I do find is there's, there's a, there can be pretty impatient, right? And have more of, let's call it a. A self, I don't wanna say self-centered view, but you know, not thinking of, of the team or thinking of the company as their team. So I think early on in your career, uh, I think it's important for you to understand the impact that you and your department or, or you and your, your manager have on the overall mission for the, for the company.</w:t>
       </w:r>
     </w:p>
-    <w:p>
+    <w:p xmlns:wp14="http://schemas.microsoft.com/office/word/2010/wordml" wp14:textId="77777777">
       <w:pPr>
         <w:pStyle w:val="script"/>
       </w:pPr>
@@ -7787,7 +7805,7 @@
         <w:t xml:space="preserve"> and getting advice that that said, don't do it.</w:t>
       </w:r>
     </w:p>
-    <w:p>
+    <w:p xmlns:wp14="http://schemas.microsoft.com/office/word/2010/wordml" wp14:textId="77777777">
       <w:pPr>
         <w:pStyle w:val="script"/>
       </w:pPr>
@@ -7812,7 +7830,7 @@
         <w:t xml:space="preserve"> Uh, you gotta trust yourself, right? And, and you gotta, you gotta, when you make the decision, you gotta own it. But you also gotta, you know, reach sometimes, right? You can't always play it safe. And so, uh, every time I've, I've taken that, that calculated risk, it's, it's paid off. Uh, and I'm, I'm glad I've done it.</w:t>
       </w:r>
     </w:p>
-    <w:p>
+    <w:p xmlns:wp14="http://schemas.microsoft.com/office/word/2010/wordml" wp14:textId="77777777">
       <w:pPr>
         <w:pStyle w:val="script"/>
       </w:pPr>
@@ -7837,7 +7855,7 @@
         <w:t xml:space="preserve"> That was good advice. </w:t>
       </w:r>
     </w:p>
-    <w:p>
+    <w:p xmlns:wp14="http://schemas.microsoft.com/office/word/2010/wordml" wp14:textId="77777777">
       <w:pPr>
         <w:pStyle w:val="script"/>
       </w:pPr>
@@ -7862,7 +7880,7 @@
         <w:t xml:space="preserve"> Yeah. You've had an incredible journey. Excited to see what's gonna happen next. </w:t>
       </w:r>
     </w:p>
-    <w:p>
+    <w:p xmlns:wp14="http://schemas.microsoft.com/office/word/2010/wordml" wp14:textId="77777777">
       <w:pPr>
         <w:pStyle w:val="script"/>
       </w:pPr>
@@ -7887,7 +7905,7 @@
         <w:t xml:space="preserve"> That's, thank you. </w:t>
       </w:r>
     </w:p>
-    <w:p>
+    <w:p xmlns:wp14="http://schemas.microsoft.com/office/word/2010/wordml" wp14:textId="77777777">
       <w:pPr>
         <w:pStyle w:val="script"/>
       </w:pPr>
@@ -7912,7 +7930,7 @@
         <w:t xml:space="preserve"> Yeah. We'll move what show he's gonna be on next? Taylor Sheridan's. </w:t>
       </w:r>
     </w:p>
-    <w:p>
+    <w:p xmlns:wp14="http://schemas.microsoft.com/office/word/2010/wordml" wp14:textId="77777777">
       <w:pPr>
         <w:pStyle w:val="script"/>
       </w:pPr>
@@ -7937,7 +7955,7 @@
         <w:t xml:space="preserve"> We should get his autograph now. </w:t>
       </w:r>
     </w:p>
-    <w:p>
+    <w:p xmlns:wp14="http://schemas.microsoft.com/office/word/2010/wordml" wp14:textId="77777777">
       <w:pPr>
         <w:pStyle w:val="script"/>
       </w:pPr>
@@ -7962,7 +7980,7 @@
         <w:t xml:space="preserve"> I think so too. Okay. I think so too. All </w:t>
       </w:r>
     </w:p>
-    <w:p>
+    <w:p xmlns:wp14="http://schemas.microsoft.com/office/word/2010/wordml" wp14:textId="77777777">
       <w:pPr>
         <w:pStyle w:val="script"/>
       </w:pPr>
@@ -7987,7 +8005,7 @@
         <w:t xml:space="preserve"> right. </w:t>
       </w:r>
     </w:p>
-    <w:p>
+    <w:p xmlns:wp14="http://schemas.microsoft.com/office/word/2010/wordml" wp14:textId="77777777">
       <w:pPr>
         <w:pStyle w:val="script"/>
       </w:pPr>
@@ -8012,7 +8030,7 @@
         <w:t xml:space="preserve"> Well Neil, thank you for joining us and uh, we look forward to checking back with in with you in the future and appreciate you taking the time.</w:t>
       </w:r>
     </w:p>
-    <w:p>
+    <w:p xmlns:wp14="http://schemas.microsoft.com/office/word/2010/wordml" wp14:textId="77777777">
       <w:pPr>
         <w:pStyle w:val="script"/>
       </w:pPr>
@@ -8037,7 +8055,7 @@
         <w:t xml:space="preserve"> It's really enjoyed it. Thank you so much, uh, David and Victoria. </w:t>
       </w:r>
     </w:p>
-    <w:p>
+    <w:p xmlns:wp14="http://schemas.microsoft.com/office/word/2010/wordml" wp14:textId="77777777">
       <w:pPr>
         <w:pStyle w:val="script"/>
       </w:pPr>
@@ -8062,7 +8080,7 @@
         <w:t xml:space="preserve"> Thank you. </w:t>
       </w:r>
     </w:p>
-    <w:p>
+    <w:p xmlns:wp14="http://schemas.microsoft.com/office/word/2010/wordml" wp14:textId="77777777">
       <w:pPr>
         <w:pStyle w:val="script"/>
       </w:pPr>
@@ -8092,92 +8110,16 @@
       <w:pgMar w:top="1440" w:right="1440" w:bottom="1440" w:left="1440" w:header="708" w:footer="708" w:gutter="0"/>
       <w:pgNumType/>
       <w:docGrid w:linePitch="360"/>
+      <w:cols w:num="1"/>
     </w:sectPr>
   </w:body>
 </w:document>
 </file>
 
-<file path=word/comments.xml><?xml version="1.0" encoding="utf-8"?>
-<w:comments xmlns:cx="http://schemas.microsoft.com/office/drawing/2014/chartex" xmlns:cx1="http://schemas.microsoft.com/office/drawing/2015/9/8/chartex" xmlns:cx2="http://schemas.microsoft.com/office/drawing/2015/10/21/chartex" xmlns:cx3="http://schemas.microsoft.com/office/drawing/2016/5/9/chartex" xmlns:cx4="http://schemas.microsoft.com/office/drawing/2016/5/10/chartex" xmlns:cx5="http://schemas.microsoft.com/office/drawing/2016/5/11/chartex" xmlns:cx6="http://schemas.microsoft.com/office/drawing/2016/5/12/chartex" xmlns:cx7="http://schemas.microsoft.com/office/drawing/2016/5/13/chartex" xmlns:cx8="http://schemas.microsoft.com/office/drawing/2016/5/14/chartex" xmlns:mc="http://schemas.openxmlformats.org/markup-compatibility/2006" xmlns:aink="http://schemas.microsoft.com/office/drawing/2016/ink" xmlns:am3d="http://schemas.microsoft.com/office/drawing/2017/model3d" xmlns:o="urn:schemas-microsoft-com:office:office" xmlns:r="http://schemas.openxmlformats.org/officeDocument/2006/relationships" xmlns:m="http://schemas.openxmlformats.org/officeDocument/2006/math" xmlns:v="urn:schemas-microsoft-com:vml" xmlns:wp14="http://schemas.microsoft.com/office/word/2010/wordprocessingDrawing" xmlns:wp="http://schemas.openxmlformats.org/drawingml/2006/wordprocessingDrawing" xmlns:w10="urn:schemas-microsoft-com:office:word" xmlns:w="http://schemas.openxmlformats.org/wordprocessingml/2006/main" xmlns:w14="http://schemas.microsoft.com/office/word/2010/wordml" xmlns:w15="http://schemas.microsoft.com/office/word/2012/wordml" xmlns:w16cex="http://schemas.microsoft.com/office/word/2018/wordml/cex" xmlns:w16cid="http://schemas.microsoft.com/office/word/2016/wordml/cid" xmlns:w16="http://schemas.microsoft.com/office/word/2018/wordml" xmlns:w16sdtdh="http://schemas.microsoft.com/office/word/2020/wordml/sdtdatahash" xmlns:w16se="http://schemas.microsoft.com/office/word/2015/wordml/symex" xmlns:wpg="http://schemas.microsoft.com/office/word/2010/wordprocessingGroup" xmlns:wpi="http://schemas.microsoft.com/office/word/2010/wordprocessingInk" xmlns:wne="http://schemas.microsoft.com/office/word/2006/wordml" xmlns:wps="http://schemas.microsoft.com/office/word/2010/wordprocessingShape"/>
-</file>
-
-<file path=word/endnotes.xml><?xml version="1.0" encoding="utf-8"?>
-<w:endnotes xmlns:wpc="http://schemas.microsoft.com/office/word/2010/wordprocessingCanvas" xmlns:mc="http://schemas.openxmlformats.org/markup-compatibility/2006" xmlns:o="urn:schemas-microsoft-com:office:office" xmlns:r="http://schemas.openxmlformats.org/officeDocument/2006/relationships" xmlns:m="http://schemas.openxmlformats.org/officeDocument/2006/math" xmlns:v="urn:schemas-microsoft-com:vml" xmlns:wp14="http://schemas.microsoft.com/office/word/2010/wordprocessingDrawing" xmlns:wp="http://schemas.openxmlformats.org/drawingml/2006/wordprocessingDrawing" xmlns:w10="urn:schemas-microsoft-com:office:word" xmlns:w="http://schemas.openxmlformats.org/wordprocessingml/2006/main" xmlns:w14="http://schemas.microsoft.com/office/word/2010/wordml" xmlns:w15="http://schemas.microsoft.com/office/word/2012/wordml" xmlns:wpg="http://schemas.microsoft.com/office/word/2010/wordprocessingGroup" xmlns:wpi="http://schemas.microsoft.com/office/word/2010/wordprocessingInk" xmlns:wne="http://schemas.microsoft.com/office/word/2006/wordml" xmlns:wps="http://schemas.microsoft.com/office/word/2010/wordprocessingShape" mc:Ignorable="w14 w15 wp14">
-  <w:endnote w:type="separator" w:id="-1">
-    <w:p>
-      <w:pPr>
-        <w:spacing w:after="0" w:line="240" w:lineRule="auto"/>
-      </w:pPr>
-      <w:r>
-        <w:rPr>
-          <w:rStyle w:val="EndnoteReference"/>
-        </w:rPr>
-        <w:endnoteRef/>
-      </w:r>
-      <w:r>
-        <w:separator/>
-      </w:r>
-    </w:p>
-  </w:endnote>
-  <w:endnote w:type="continuationSeparator" w:id="0">
-    <w:p>
-      <w:pPr>
-        <w:spacing w:after="0" w:line="240" w:lineRule="auto"/>
-      </w:pPr>
-      <w:r>
-        <w:rPr>
-          <w:rStyle w:val="EndnoteReference"/>
-        </w:rPr>
-        <w:endnoteRef/>
-      </w:r>
-      <w:r>
-        <w:continuationSeparator/>
-      </w:r>
-    </w:p>
-  </w:endnote>
-</w:endnotes>
-</file>
-
-<file path=word/footnotes.xml><?xml version="1.0" encoding="utf-8"?>
-<w:footnotes xmlns:wpc="http://schemas.microsoft.com/office/word/2010/wordprocessingCanvas" xmlns:mc="http://schemas.openxmlformats.org/markup-compatibility/2006" xmlns:o="urn:schemas-microsoft-com:office:office" xmlns:r="http://schemas.openxmlformats.org/officeDocument/2006/relationships" xmlns:m="http://schemas.openxmlformats.org/officeDocument/2006/math" xmlns:v="urn:schemas-microsoft-com:vml" xmlns:wp14="http://schemas.microsoft.com/office/word/2010/wordprocessingDrawing" xmlns:wp="http://schemas.openxmlformats.org/drawingml/2006/wordprocessingDrawing" xmlns:w10="urn:schemas-microsoft-com:office:word" xmlns:w="http://schemas.openxmlformats.org/wordprocessingml/2006/main" xmlns:w14="http://schemas.microsoft.com/office/word/2010/wordml" xmlns:w15="http://schemas.microsoft.com/office/word/2012/wordml" xmlns:wpg="http://schemas.microsoft.com/office/word/2010/wordprocessingGroup" xmlns:wpi="http://schemas.microsoft.com/office/word/2010/wordprocessingInk" xmlns:wne="http://schemas.microsoft.com/office/word/2006/wordml" xmlns:wps="http://schemas.microsoft.com/office/word/2010/wordprocessingShape" mc:Ignorable="w14 w15 wp14">
-  <w:footnote w:type="separator" w:id="-1">
-    <w:p>
-      <w:pPr>
-        <w:spacing w:after="0" w:line="240" w:lineRule="auto"/>
-      </w:pPr>
-      <w:r>
-        <w:rPr>
-          <w:rStyle w:val="FootnoteReference"/>
-        </w:rPr>
-        <w:footnoteRef/>
-      </w:r>
-      <w:r>
-        <w:separator/>
-      </w:r>
-    </w:p>
-  </w:footnote>
-  <w:footnote w:type="continuationSeparator" w:id="0">
-    <w:p>
-      <w:pPr>
-        <w:spacing w:after="0" w:line="240" w:lineRule="auto"/>
-      </w:pPr>
-      <w:r>
-        <w:rPr>
-          <w:rStyle w:val="FootnoteReference"/>
-        </w:rPr>
-        <w:footnoteRef/>
-      </w:r>
-      <w:r>
-        <w:continuationSeparator/>
-      </w:r>
-    </w:p>
-  </w:footnote>
-</w:footnotes>
-</file>
-
 <file path=word/numbering.xml><?xml version="1.0" encoding="utf-8"?>
 <w:numbering xmlns:wpc="http://schemas.microsoft.com/office/word/2010/wordprocessingCanvas" xmlns:mc="http://schemas.openxmlformats.org/markup-compatibility/2006" xmlns:o="urn:schemas-microsoft-com:office:office" xmlns:r="http://schemas.openxmlformats.org/officeDocument/2006/relationships" xmlns:m="http://schemas.openxmlformats.org/officeDocument/2006/math" xmlns:v="urn:schemas-microsoft-com:vml" xmlns:wp14="http://schemas.microsoft.com/office/word/2010/wordprocessingDrawing" xmlns:wp="http://schemas.openxmlformats.org/drawingml/2006/wordprocessingDrawing" xmlns:w10="urn:schemas-microsoft-com:office:word" xmlns:w="http://schemas.openxmlformats.org/wordprocessingml/2006/main" xmlns:w14="http://schemas.microsoft.com/office/word/2010/wordml" xmlns:w15="http://schemas.microsoft.com/office/word/2012/wordml" xmlns:wpg="http://schemas.microsoft.com/office/word/2010/wordprocessingGroup" xmlns:wpi="http://schemas.microsoft.com/office/word/2010/wordprocessingInk" xmlns:wne="http://schemas.microsoft.com/office/word/2006/wordml" xmlns:wps="http://schemas.microsoft.com/office/word/2010/wordprocessingShape" mc:Ignorable="w14 w15 wp14">
   <w:abstractNum w:abstractNumId="1" w15:restartNumberingAfterBreak="0">
+    <w:nsid w:val="5329b822"/>
     <w:multiLevelType w:val="hybridMultilevel"/>
     <w:lvl w:ilvl="0" w15:tentative="1">
       <w:start w:val="1"/>
@@ -8271,7 +8213,7 @@
 </file>
 
 <file path=word/styles.xml><?xml version="1.0" encoding="utf-8"?>
-<w:styles xmlns:mc="http://schemas.openxmlformats.org/markup-compatibility/2006" xmlns:r="http://schemas.openxmlformats.org/officeDocument/2006/relationships" xmlns:w="http://schemas.openxmlformats.org/wordprocessingml/2006/main" xmlns:w14="http://schemas.microsoft.com/office/word/2010/wordml" xmlns:w15="http://schemas.microsoft.com/office/word/2012/wordml" mc:Ignorable="w14 w15">
+<w:styles xmlns:wp14="http://schemas.microsoft.com/office/word/2010/wordprocessingDrawing" xmlns:mc="http://schemas.openxmlformats.org/markup-compatibility/2006" xmlns:r="http://schemas.openxmlformats.org/officeDocument/2006/relationships" xmlns:w="http://schemas.openxmlformats.org/wordprocessingml/2006/main" xmlns:w14="http://schemas.microsoft.com/office/word/2010/wordml" xmlns:w15="http://schemas.microsoft.com/office/word/2012/wordml" mc:Ignorable="w14 w15 wp14">
   <w:docDefaults>
     <w:rPrDefault/>
     <w:pPrDefault/>
@@ -8292,12 +8234,12 @@
     </w:rPr>
   </w:style>
   <w:style w:type="paragraph" w:styleId="Heading1">
-    <w:name w:val="Heading 1"/>
+    <w:name w:val="heading 1"/>
     <w:basedOn w:val="Normal"/>
     <w:next w:val="Normal"/>
     <w:qFormat/>
     <w:pPr>
-      <w:spacing w:after="260" w:before="120"/>
+      <w:spacing w:before="120" w:after="260"/>
     </w:pPr>
     <w:rPr>
       <w:b/>
@@ -8307,7 +8249,7 @@
     </w:rPr>
   </w:style>
   <w:style w:type="paragraph" w:styleId="Heading2">
-    <w:name w:val="Heading 2"/>
+    <w:name w:val="heading 2"/>
     <w:basedOn w:val="Normal"/>
     <w:next w:val="Normal"/>
     <w:qFormat/>
@@ -8318,7 +8260,7 @@
     </w:rPr>
   </w:style>
   <w:style w:type="paragraph" w:styleId="Heading3">
-    <w:name w:val="Heading 3"/>
+    <w:name w:val="heading 3"/>
     <w:basedOn w:val="Normal"/>
     <w:next w:val="Normal"/>
     <w:qFormat/>
@@ -8329,7 +8271,7 @@
     </w:rPr>
   </w:style>
   <w:style w:type="paragraph" w:styleId="Heading4">
-    <w:name w:val="Heading 4"/>
+    <w:name w:val="heading 4"/>
     <w:basedOn w:val="Normal"/>
     <w:next w:val="Normal"/>
     <w:qFormat/>
@@ -8340,7 +8282,7 @@
     </w:rPr>
   </w:style>
   <w:style w:type="paragraph" w:styleId="Heading5">
-    <w:name w:val="Heading 5"/>
+    <w:name w:val="heading 5"/>
     <w:basedOn w:val="Normal"/>
     <w:next w:val="Normal"/>
     <w:qFormat/>
@@ -8349,7 +8291,7 @@
     </w:rPr>
   </w:style>
   <w:style w:type="paragraph" w:styleId="Heading6">
-    <w:name w:val="Heading 6"/>
+    <w:name w:val="heading 6"/>
     <w:basedOn w:val="Normal"/>
     <w:next w:val="Normal"/>
     <w:qFormat/>
@@ -8467,4 +8409,284 @@
     </w:rPr>
   </w:style>
 </w:styles>
+</file>
+
+<file path=customXml/item1.xml><?xml version="1.0" encoding="utf-8"?>
+<ct:contentTypeSchema xmlns:ct="http://schemas.microsoft.com/office/2006/metadata/contentType" xmlns:ma="http://schemas.microsoft.com/office/2006/metadata/properties/metaAttributes" ct:_="" ma:_="" ma:contentTypeName="Document" ma:contentTypeID="0x0101009FA1A6C12D5787448B6C6587D08F2965" ma:contentTypeVersion="17" ma:contentTypeDescription="Create a new document." ma:contentTypeScope="" ma:versionID="f24f86ada7cafa22c6ab13bdb6555528">
+  <xsd:schema xmlns:xsd="http://www.w3.org/2001/XMLSchema" xmlns:xs="http://www.w3.org/2001/XMLSchema" xmlns:p="http://schemas.microsoft.com/office/2006/metadata/properties" xmlns:ns2="3352e729-ef3a-4ad2-a915-07867a2cbda9" xmlns:ns3="afa60c69-e8fd-4ab1-8c56-0fe28cc4c33c" targetNamespace="http://schemas.microsoft.com/office/2006/metadata/properties" ma:root="true" ma:fieldsID="7c8705d240f78acc5ebc3285b88b00f2" ns2:_="" ns3:_="">
+    <xsd:import namespace="3352e729-ef3a-4ad2-a915-07867a2cbda9"/>
+    <xsd:import namespace="afa60c69-e8fd-4ab1-8c56-0fe28cc4c33c"/>
+    <xsd:element name="properties">
+      <xsd:complexType>
+        <xsd:sequence>
+          <xsd:element name="documentManagement">
+            <xsd:complexType>
+              <xsd:all>
+                <xsd:element ref="ns2:SharedWithUsers" minOccurs="0"/>
+                <xsd:element ref="ns2:SharedWithDetails" minOccurs="0"/>
+                <xsd:element ref="ns3:MediaServiceMetadata" minOccurs="0"/>
+                <xsd:element ref="ns3:MediaServiceFastMetadata" minOccurs="0"/>
+                <xsd:element ref="ns3:lcf76f155ced4ddcb4097134ff3c332f" minOccurs="0"/>
+                <xsd:element ref="ns2:TaxCatchAll" minOccurs="0"/>
+                <xsd:element ref="ns3:MediaServiceGenerationTime" minOccurs="0"/>
+                <xsd:element ref="ns3:MediaServiceEventHashCode" minOccurs="0"/>
+                <xsd:element ref="ns3:MediaServiceOCR" minOccurs="0"/>
+                <xsd:element ref="ns3:MediaServiceDateTaken" minOccurs="0"/>
+                <xsd:element ref="ns3:MediaLengthInSeconds" minOccurs="0"/>
+                <xsd:element ref="ns3:MediaServiceObjectDetectorVersions" minOccurs="0"/>
+                <xsd:element ref="ns3:MediaServiceLocation" minOccurs="0"/>
+                <xsd:element ref="ns3:Ready" minOccurs="0"/>
+                <xsd:element ref="ns3:MediaServiceSearchProperties" minOccurs="0"/>
+                <xsd:element ref="ns3:MediaServiceBillingMetadata" minOccurs="0"/>
+              </xsd:all>
+            </xsd:complexType>
+          </xsd:element>
+        </xsd:sequence>
+      </xsd:complexType>
+    </xsd:element>
+  </xsd:schema>
+  <xsd:schema xmlns:xsd="http://www.w3.org/2001/XMLSchema" xmlns:xs="http://www.w3.org/2001/XMLSchema" xmlns:dms="http://schemas.microsoft.com/office/2006/documentManagement/types" xmlns:pc="http://schemas.microsoft.com/office/infopath/2007/PartnerControls" targetNamespace="3352e729-ef3a-4ad2-a915-07867a2cbda9" elementFormDefault="qualified">
+    <xsd:import namespace="http://schemas.microsoft.com/office/2006/documentManagement/types"/>
+    <xsd:import namespace="http://schemas.microsoft.com/office/infopath/2007/PartnerControls"/>
+    <xsd:element name="SharedWithUsers" ma:index="8" nillable="true" ma:displayName="Shared With" ma:internalName="SharedWithUsers" ma:readOnly="true">
+      <xsd:complexType>
+        <xsd:complexContent>
+          <xsd:extension base="dms:UserMulti">
+            <xsd:sequence>
+              <xsd:element name="UserInfo" minOccurs="0" maxOccurs="unbounded">
+                <xsd:complexType>
+                  <xsd:sequence>
+                    <xsd:element name="DisplayName" type="xsd:string" minOccurs="0"/>
+                    <xsd:element name="AccountId" type="dms:UserId" minOccurs="0" nillable="true"/>
+                    <xsd:element name="AccountType" type="xsd:string" minOccurs="0"/>
+                  </xsd:sequence>
+                </xsd:complexType>
+              </xsd:element>
+            </xsd:sequence>
+          </xsd:extension>
+        </xsd:complexContent>
+      </xsd:complexType>
+    </xsd:element>
+    <xsd:element name="SharedWithDetails" ma:index="9" nillable="true" ma:displayName="Shared With Details" ma:internalName="SharedWithDetails" ma:readOnly="true">
+      <xsd:simpleType>
+        <xsd:restriction base="dms:Note">
+          <xsd:maxLength value="255"/>
+        </xsd:restriction>
+      </xsd:simpleType>
+    </xsd:element>
+    <xsd:element name="TaxCatchAll" ma:index="14" nillable="true" ma:displayName="Taxonomy Catch All Column" ma:hidden="true" ma:list="{de49db0c-00f2-4bfe-9211-f25992e9014c}" ma:internalName="TaxCatchAll" ma:showField="CatchAllData" ma:web="3352e729-ef3a-4ad2-a915-07867a2cbda9">
+      <xsd:complexType>
+        <xsd:complexContent>
+          <xsd:extension base="dms:MultiChoiceLookup">
+            <xsd:sequence>
+              <xsd:element name="Value" type="dms:Lookup" maxOccurs="unbounded" minOccurs="0" nillable="true"/>
+            </xsd:sequence>
+          </xsd:extension>
+        </xsd:complexContent>
+      </xsd:complexType>
+    </xsd:element>
+  </xsd:schema>
+  <xsd:schema xmlns:xsd="http://www.w3.org/2001/XMLSchema" xmlns:xs="http://www.w3.org/2001/XMLSchema" xmlns:dms="http://schemas.microsoft.com/office/2006/documentManagement/types" xmlns:pc="http://schemas.microsoft.com/office/infopath/2007/PartnerControls" targetNamespace="afa60c69-e8fd-4ab1-8c56-0fe28cc4c33c" elementFormDefault="qualified">
+    <xsd:import namespace="http://schemas.microsoft.com/office/2006/documentManagement/types"/>
+    <xsd:import namespace="http://schemas.microsoft.com/office/infopath/2007/PartnerControls"/>
+    <xsd:element name="MediaServiceMetadata" ma:index="10" nillable="true" ma:displayName="MediaServiceMetadata" ma:hidden="true" ma:internalName="MediaServiceMetadata" ma:readOnly="true">
+      <xsd:simpleType>
+        <xsd:restriction base="dms:Note"/>
+      </xsd:simpleType>
+    </xsd:element>
+    <xsd:element name="MediaServiceFastMetadata" ma:index="11" nillable="true" ma:displayName="MediaServiceFastMetadata" ma:hidden="true" ma:internalName="MediaServiceFastMetadata" ma:readOnly="true">
+      <xsd:simpleType>
+        <xsd:restriction base="dms:Note"/>
+      </xsd:simpleType>
+    </xsd:element>
+    <xsd:element name="lcf76f155ced4ddcb4097134ff3c332f" ma:index="13" nillable="true" ma:taxonomy="true" ma:internalName="lcf76f155ced4ddcb4097134ff3c332f" ma:taxonomyFieldName="MediaServiceImageTags" ma:displayName="Image Tags" ma:readOnly="false" ma:fieldId="{5cf76f15-5ced-4ddc-b409-7134ff3c332f}" ma:taxonomyMulti="true" ma:sspId="58c5ea09-abb6-4116-bc0f-a41c80660e17" ma:termSetId="09814cd3-568e-fe90-9814-8d621ff8fb84" ma:anchorId="fba54fb3-c3e1-fe81-a776-ca4b69148c4d" ma:open="true" ma:isKeyword="false">
+      <xsd:complexType>
+        <xsd:sequence>
+          <xsd:element ref="pc:Terms" minOccurs="0" maxOccurs="1"/>
+        </xsd:sequence>
+      </xsd:complexType>
+    </xsd:element>
+    <xsd:element name="MediaServiceGenerationTime" ma:index="15" nillable="true" ma:displayName="MediaServiceGenerationTime" ma:hidden="true" ma:internalName="MediaServiceGenerationTime" ma:readOnly="true">
+      <xsd:simpleType>
+        <xsd:restriction base="dms:Text"/>
+      </xsd:simpleType>
+    </xsd:element>
+    <xsd:element name="MediaServiceEventHashCode" ma:index="16" nillable="true" ma:displayName="MediaServiceEventHashCode" ma:hidden="true" ma:internalName="MediaServiceEventHashCode" ma:readOnly="true">
+      <xsd:simpleType>
+        <xsd:restriction base="dms:Text"/>
+      </xsd:simpleType>
+    </xsd:element>
+    <xsd:element name="MediaServiceOCR" ma:index="17" nillable="true" ma:displayName="Extracted Text" ma:internalName="MediaServiceOCR" ma:readOnly="true">
+      <xsd:simpleType>
+        <xsd:restriction base="dms:Note">
+          <xsd:maxLength value="255"/>
+        </xsd:restriction>
+      </xsd:simpleType>
+    </xsd:element>
+    <xsd:element name="MediaServiceDateTaken" ma:index="18" nillable="true" ma:displayName="MediaServiceDateTaken" ma:hidden="true" ma:indexed="true" ma:internalName="MediaServiceDateTaken" ma:readOnly="true">
+      <xsd:simpleType>
+        <xsd:restriction base="dms:Text"/>
+      </xsd:simpleType>
+    </xsd:element>
+    <xsd:element name="MediaLengthInSeconds" ma:index="19" nillable="true" ma:displayName="MediaLengthInSeconds" ma:hidden="true" ma:internalName="MediaLengthInSeconds" ma:readOnly="true">
+      <xsd:simpleType>
+        <xsd:restriction base="dms:Unknown"/>
+      </xsd:simpleType>
+    </xsd:element>
+    <xsd:element name="MediaServiceObjectDetectorVersions" ma:index="20" nillable="true" ma:displayName="MediaServiceObjectDetectorVersions" ma:hidden="true" ma:indexed="true" ma:internalName="MediaServiceObjectDetectorVersions" ma:readOnly="true">
+      <xsd:simpleType>
+        <xsd:restriction base="dms:Text"/>
+      </xsd:simpleType>
+    </xsd:element>
+    <xsd:element name="MediaServiceLocation" ma:index="21" nillable="true" ma:displayName="Location" ma:indexed="true" ma:internalName="MediaServiceLocation" ma:readOnly="true">
+      <xsd:simpleType>
+        <xsd:restriction base="dms:Text"/>
+      </xsd:simpleType>
+    </xsd:element>
+    <xsd:element name="Ready" ma:index="22" nillable="true" ma:displayName="Ready" ma:default="1" ma:description="Ready to create PDF" ma:format="Dropdown" ma:internalName="Ready">
+      <xsd:simpleType>
+        <xsd:restriction base="dms:Boolean"/>
+      </xsd:simpleType>
+    </xsd:element>
+    <xsd:element name="MediaServiceSearchProperties" ma:index="23" nillable="true" ma:displayName="MediaServiceSearchProperties" ma:hidden="true" ma:internalName="MediaServiceSearchProperties" ma:readOnly="true">
+      <xsd:simpleType>
+        <xsd:restriction base="dms:Note"/>
+      </xsd:simpleType>
+    </xsd:element>
+    <xsd:element name="MediaServiceBillingMetadata" ma:index="24" nillable="true" ma:displayName="MediaServiceBillingMetadata" ma:hidden="true" ma:internalName="MediaServiceBillingMetadata" ma:readOnly="true">
+      <xsd:simpleType>
+        <xsd:restriction base="dms:Note"/>
+      </xsd:simpleType>
+    </xsd:element>
+  </xsd:schema>
+  <xsd:schema xmlns="http://schemas.openxmlformats.org/package/2006/metadata/core-properties" xmlns:xsd="http://www.w3.org/2001/XMLSchema" xmlns:xsi="http://www.w3.org/2001/XMLSchema-instance" xmlns:dc="http://purl.org/dc/elements/1.1/" xmlns:dcterms="http://purl.org/dc/terms/" xmlns:odoc="http://schemas.microsoft.com/internal/obd" targetNamespace="http://schemas.openxmlformats.org/package/2006/metadata/core-properties" elementFormDefault="qualified" attributeFormDefault="unqualified" blockDefault="#all">
+    <xsd:import namespace="http://purl.org/dc/elements/1.1/" schemaLocation="http://dublincore.org/schemas/xmls/qdc/2003/04/02/dc.xsd"/>
+    <xsd:import namespace="http://purl.org/dc/terms/" schemaLocation="http://dublincore.org/schemas/xmls/qdc/2003/04/02/dcterms.xsd"/>
+    <xsd:element name="coreProperties" type="CT_coreProperties"/>
+    <xsd:complexType name="CT_coreProperties">
+      <xsd:all>
+        <xsd:element ref="dc:creator" minOccurs="0" maxOccurs="1"/>
+        <xsd:element ref="dcterms:created" minOccurs="0" maxOccurs="1"/>
+        <xsd:element ref="dc:identifier" minOccurs="0" maxOccurs="1"/>
+        <xsd:element name="contentType" minOccurs="0" maxOccurs="1" type="xsd:string" ma:index="0" ma:displayName="Content Type"/>
+        <xsd:element ref="dc:title" minOccurs="0" maxOccurs="1" ma:index="4" ma:displayName="Title"/>
+        <xsd:element ref="dc:subject" minOccurs="0" maxOccurs="1"/>
+        <xsd:element ref="dc:description" minOccurs="0" maxOccurs="1"/>
+        <xsd:element name="keywords" minOccurs="0" maxOccurs="1" type="xsd:string"/>
+        <xsd:element ref="dc:language" minOccurs="0" maxOccurs="1"/>
+        <xsd:element name="category" minOccurs="0" maxOccurs="1" type="xsd:string"/>
+        <xsd:element name="version" minOccurs="0" maxOccurs="1" type="xsd:string"/>
+        <xsd:element name="revision" minOccurs="0" maxOccurs="1" type="xsd:string">
+          <xsd:annotation>
+            <xsd:documentation>
+                        This value indicates the number of saves or revisions. The application is responsible for updating this value after each revision.
+                    </xsd:documentation>
+          </xsd:annotation>
+        </xsd:element>
+        <xsd:element name="lastModifiedBy" minOccurs="0" maxOccurs="1" type="xsd:string"/>
+        <xsd:element ref="dcterms:modified" minOccurs="0" maxOccurs="1"/>
+        <xsd:element name="contentStatus" minOccurs="0" maxOccurs="1" type="xsd:string"/>
+      </xsd:all>
+    </xsd:complexType>
+  </xsd:schema>
+  <xs:schema xmlns:pc="http://schemas.microsoft.com/office/infopath/2007/PartnerControls" xmlns:xs="http://www.w3.org/2001/XMLSchema" targetNamespace="http://schemas.microsoft.com/office/infopath/2007/PartnerControls" elementFormDefault="qualified" attributeFormDefault="unqualified">
+    <xs:element name="Person">
+      <xs:complexType>
+        <xs:sequence>
+          <xs:element ref="pc:DisplayName" minOccurs="0"/>
+          <xs:element ref="pc:AccountId" minOccurs="0"/>
+          <xs:element ref="pc:AccountType" minOccurs="0"/>
+        </xs:sequence>
+      </xs:complexType>
+    </xs:element>
+    <xs:element name="DisplayName" type="xs:string"/>
+    <xs:element name="AccountId" type="xs:string"/>
+    <xs:element name="AccountType" type="xs:string"/>
+    <xs:element name="BDCAssociatedEntity">
+      <xs:complexType>
+        <xs:sequence>
+          <xs:element ref="pc:BDCEntity" minOccurs="0" maxOccurs="unbounded"/>
+        </xs:sequence>
+        <xs:attribute ref="pc:EntityNamespace"/>
+        <xs:attribute ref="pc:EntityName"/>
+        <xs:attribute ref="pc:SystemInstanceName"/>
+        <xs:attribute ref="pc:AssociationName"/>
+      </xs:complexType>
+    </xs:element>
+    <xs:attribute name="EntityNamespace" type="xs:string"/>
+    <xs:attribute name="EntityName" type="xs:string"/>
+    <xs:attribute name="SystemInstanceName" type="xs:string"/>
+    <xs:attribute name="AssociationName" type="xs:string"/>
+    <xs:element name="BDCEntity">
+      <xs:complexType>
+        <xs:sequence>
+          <xs:element ref="pc:EntityDisplayName" minOccurs="0"/>
+          <xs:element ref="pc:EntityInstanceReference" minOccurs="0"/>
+          <xs:element ref="pc:EntityId1" minOccurs="0"/>
+          <xs:element ref="pc:EntityId2" minOccurs="0"/>
+          <xs:element ref="pc:EntityId3" minOccurs="0"/>
+          <xs:element ref="pc:EntityId4" minOccurs="0"/>
+          <xs:element ref="pc:EntityId5" minOccurs="0"/>
+        </xs:sequence>
+      </xs:complexType>
+    </xs:element>
+    <xs:element name="EntityDisplayName" type="xs:string"/>
+    <xs:element name="EntityInstanceReference" type="xs:string"/>
+    <xs:element name="EntityId1" type="xs:string"/>
+    <xs:element name="EntityId2" type="xs:string"/>
+    <xs:element name="EntityId3" type="xs:string"/>
+    <xs:element name="EntityId4" type="xs:string"/>
+    <xs:element name="EntityId5" type="xs:string"/>
+    <xs:element name="Terms">
+      <xs:complexType>
+        <xs:sequence>
+          <xs:element ref="pc:TermInfo" minOccurs="0" maxOccurs="unbounded"/>
+        </xs:sequence>
+      </xs:complexType>
+    </xs:element>
+    <xs:element name="TermInfo">
+      <xs:complexType>
+        <xs:sequence>
+          <xs:element ref="pc:TermName" minOccurs="0"/>
+          <xs:element ref="pc:TermId" minOccurs="0"/>
+        </xs:sequence>
+      </xs:complexType>
+    </xs:element>
+    <xs:element name="TermName" type="xs:string"/>
+    <xs:element name="TermId" type="xs:string"/>
+  </xs:schema>
+</ct:contentTypeSchema>
+</file>
+
+<file path=customXml/item2.xml><?xml version="1.0" encoding="utf-8"?>
+<?mso-contentType ?>
+<FormTemplates xmlns="http://schemas.microsoft.com/sharepoint/v3/contenttype/forms">
+  <Display>DocumentLibraryForm</Display>
+  <Edit>DocumentLibraryForm</Edit>
+  <New>DocumentLibraryForm</New>
+</FormTemplates>
+</file>
+
+<file path=customXml/item3.xml><?xml version="1.0" encoding="utf-8"?>
+<p:properties xmlns:p="http://schemas.microsoft.com/office/2006/metadata/properties" xmlns:xsi="http://www.w3.org/2001/XMLSchema-instance" xmlns:pc="http://schemas.microsoft.com/office/infopath/2007/PartnerControls">
+  <documentManagement>
+    <Ready xmlns="afa60c69-e8fd-4ab1-8c56-0fe28cc4c33c">true</Ready>
+    <TaxCatchAll xmlns="3352e729-ef3a-4ad2-a915-07867a2cbda9" xsi:nil="true"/>
+    <lcf76f155ced4ddcb4097134ff3c332f xmlns="afa60c69-e8fd-4ab1-8c56-0fe28cc4c33c">
+      <Terms xmlns="http://schemas.microsoft.com/office/infopath/2007/PartnerControls"/>
+    </lcf76f155ced4ddcb4097134ff3c332f>
+  </documentManagement>
+</p:properties>
+</file>
+
+<file path=customXml/itemProps1.xml><?xml version="1.0" encoding="utf-8"?>
+<ds:datastoreItem xmlns:ds="http://schemas.openxmlformats.org/officeDocument/2006/customXml" ds:itemID="{E5E748AE-2836-4A2B-A1D6-8EBC530CB936}"/>
+</file>
+
+<file path=customXml/itemProps2.xml><?xml version="1.0" encoding="utf-8"?>
+<ds:datastoreItem xmlns:ds="http://schemas.openxmlformats.org/officeDocument/2006/customXml" ds:itemID="{8D938AAD-295D-4FBF-8010-EE75B9BB4980}"/>
+</file>
+
+<file path=customXml/itemProps3.xml><?xml version="1.0" encoding="utf-8"?>
+<ds:datastoreItem xmlns:ds="http://schemas.openxmlformats.org/officeDocument/2006/customXml" ds:itemID="{990C798D-7BA1-4D8B-9C95-3E223CF1DBE7}"/>
 </file>